--- a/KURIKULUM2026_REVISI/DOCX/036_DEV_REPORT_DAN_LOG_RESTRUKTURISASI_KODE_PEMINATAN.docx
+++ b/KURIKULUM2026_REVISI/DOCX/036_DEV_REPORT_DAN_LOG_RESTRUKTURISASI_KODE_PEMINATAN.docx
@@ -53,9 +53,9 @@
       <w:r>
         <w:rPr>
           <w:color w:val="C8D2E1"/>
-          <w:sz w:val="16"/>
+          <w:sz w:val="14"/>
         </w:rPr>
-        <w:t>_________________________________________________________________________________</w:t>
+        <w:t>————————————————————————————————————————————————————————————————————————————————————————————————————————————————————————</w:t>
       </w:r>
     </w:p>
     <w:p>
@@ -89,8 +89,8 @@
         </w:tblBorders>
       </w:tblPr>
       <w:tblGrid>
-        <w:gridCol w:w="4514"/>
-        <w:gridCol w:w="4514"/>
+        <w:gridCol w:w="7481"/>
+        <w:gridCol w:w="7481"/>
       </w:tblGrid>
       <w:tr>
         <w:trPr>
@@ -100,7 +100,7 @@
         </w:trPr>
         <w:tc>
           <w:tcPr>
-            <w:tcW w:type="dxa" w:w="4514"/>
+            <w:tcW w:type="dxa" w:w="7481"/>
             <w:vAlign w:val="center"/>
             <w:shd w:fill="1F3864"/>
             <w:tcMar>
@@ -128,7 +128,7 @@
         </w:tc>
         <w:tc>
           <w:tcPr>
-            <w:tcW w:type="dxa" w:w="4514"/>
+            <w:tcW w:type="dxa" w:w="7481"/>
             <w:vAlign w:val="center"/>
             <w:shd w:fill="1F3864"/>
             <w:tcMar>
@@ -161,14 +161,14 @@
         </w:trPr>
         <w:tc>
           <w:tcPr>
-            <w:tcW w:type="dxa" w:w="4514"/>
+            <w:tcW w:type="dxa" w:w="7481"/>
             <w:vAlign w:val="center"/>
             <w:shd w:fill="FFFFFF"/>
             <w:tcMar>
-              <w:top w:w="80" w:type="dxa"/>
-              <w:bottom w:w="80" w:type="dxa"/>
-              <w:left w:w="100" w:type="dxa"/>
-              <w:right w:w="100" w:type="dxa"/>
+              <w:top w:w="70" w:type="dxa"/>
+              <w:bottom w:w="70" w:type="dxa"/>
+              <w:left w:w="90" w:type="dxa"/>
+              <w:right w:w="90" w:type="dxa"/>
             </w:tcMar>
           </w:tcPr>
           <w:p>
@@ -189,14 +189,14 @@
         </w:tc>
         <w:tc>
           <w:tcPr>
-            <w:tcW w:type="dxa" w:w="4514"/>
+            <w:tcW w:type="dxa" w:w="7481"/>
             <w:vAlign w:val="center"/>
             <w:shd w:fill="FFFFFF"/>
             <w:tcMar>
-              <w:top w:w="80" w:type="dxa"/>
-              <w:bottom w:w="80" w:type="dxa"/>
-              <w:left w:w="100" w:type="dxa"/>
-              <w:right w:w="100" w:type="dxa"/>
+              <w:top w:w="70" w:type="dxa"/>
+              <w:bottom w:w="70" w:type="dxa"/>
+              <w:left w:w="90" w:type="dxa"/>
+              <w:right w:w="90" w:type="dxa"/>
             </w:tcMar>
           </w:tcPr>
           <w:p>
@@ -221,14 +221,14 @@
         </w:trPr>
         <w:tc>
           <w:tcPr>
-            <w:tcW w:type="dxa" w:w="4514"/>
+            <w:tcW w:type="dxa" w:w="7481"/>
             <w:vAlign w:val="center"/>
             <w:shd w:fill="F2F5F9"/>
             <w:tcMar>
-              <w:top w:w="80" w:type="dxa"/>
-              <w:bottom w:w="80" w:type="dxa"/>
-              <w:left w:w="100" w:type="dxa"/>
-              <w:right w:w="100" w:type="dxa"/>
+              <w:top w:w="70" w:type="dxa"/>
+              <w:bottom w:w="70" w:type="dxa"/>
+              <w:left w:w="90" w:type="dxa"/>
+              <w:right w:w="90" w:type="dxa"/>
             </w:tcMar>
           </w:tcPr>
           <w:p>
@@ -249,14 +249,14 @@
         </w:tc>
         <w:tc>
           <w:tcPr>
-            <w:tcW w:type="dxa" w:w="4514"/>
+            <w:tcW w:type="dxa" w:w="7481"/>
             <w:vAlign w:val="center"/>
             <w:shd w:fill="F2F5F9"/>
             <w:tcMar>
-              <w:top w:w="80" w:type="dxa"/>
-              <w:bottom w:w="80" w:type="dxa"/>
-              <w:left w:w="100" w:type="dxa"/>
-              <w:right w:w="100" w:type="dxa"/>
+              <w:top w:w="70" w:type="dxa"/>
+              <w:bottom w:w="70" w:type="dxa"/>
+              <w:left w:w="90" w:type="dxa"/>
+              <w:right w:w="90" w:type="dxa"/>
             </w:tcMar>
           </w:tcPr>
           <w:p>
@@ -282,14 +282,14 @@
         </w:trPr>
         <w:tc>
           <w:tcPr>
-            <w:tcW w:type="dxa" w:w="4514"/>
+            <w:tcW w:type="dxa" w:w="7481"/>
             <w:vAlign w:val="center"/>
             <w:shd w:fill="FFFFFF"/>
             <w:tcMar>
-              <w:top w:w="80" w:type="dxa"/>
-              <w:bottom w:w="80" w:type="dxa"/>
-              <w:left w:w="100" w:type="dxa"/>
-              <w:right w:w="100" w:type="dxa"/>
+              <w:top w:w="70" w:type="dxa"/>
+              <w:bottom w:w="70" w:type="dxa"/>
+              <w:left w:w="90" w:type="dxa"/>
+              <w:right w:w="90" w:type="dxa"/>
             </w:tcMar>
           </w:tcPr>
           <w:p>
@@ -310,14 +310,14 @@
         </w:tc>
         <w:tc>
           <w:tcPr>
-            <w:tcW w:type="dxa" w:w="4514"/>
+            <w:tcW w:type="dxa" w:w="7481"/>
             <w:vAlign w:val="center"/>
             <w:shd w:fill="FFFFFF"/>
             <w:tcMar>
-              <w:top w:w="80" w:type="dxa"/>
-              <w:bottom w:w="80" w:type="dxa"/>
-              <w:left w:w="100" w:type="dxa"/>
-              <w:right w:w="100" w:type="dxa"/>
+              <w:top w:w="70" w:type="dxa"/>
+              <w:bottom w:w="70" w:type="dxa"/>
+              <w:left w:w="90" w:type="dxa"/>
+              <w:right w:w="90" w:type="dxa"/>
             </w:tcMar>
           </w:tcPr>
           <w:p>
@@ -359,14 +359,14 @@
         </w:trPr>
         <w:tc>
           <w:tcPr>
-            <w:tcW w:type="dxa" w:w="4514"/>
+            <w:tcW w:type="dxa" w:w="7481"/>
             <w:vAlign w:val="center"/>
             <w:shd w:fill="F2F5F9"/>
             <w:tcMar>
-              <w:top w:w="80" w:type="dxa"/>
-              <w:bottom w:w="80" w:type="dxa"/>
-              <w:left w:w="100" w:type="dxa"/>
-              <w:right w:w="100" w:type="dxa"/>
+              <w:top w:w="70" w:type="dxa"/>
+              <w:bottom w:w="70" w:type="dxa"/>
+              <w:left w:w="90" w:type="dxa"/>
+              <w:right w:w="90" w:type="dxa"/>
             </w:tcMar>
           </w:tcPr>
           <w:p>
@@ -387,14 +387,14 @@
         </w:tc>
         <w:tc>
           <w:tcPr>
-            <w:tcW w:type="dxa" w:w="4514"/>
+            <w:tcW w:type="dxa" w:w="7481"/>
             <w:vAlign w:val="center"/>
             <w:shd w:fill="F2F5F9"/>
             <w:tcMar>
-              <w:top w:w="80" w:type="dxa"/>
-              <w:bottom w:w="80" w:type="dxa"/>
-              <w:left w:w="100" w:type="dxa"/>
-              <w:right w:w="100" w:type="dxa"/>
+              <w:top w:w="70" w:type="dxa"/>
+              <w:bottom w:w="70" w:type="dxa"/>
+              <w:left w:w="90" w:type="dxa"/>
+              <w:right w:w="90" w:type="dxa"/>
             </w:tcMar>
           </w:tcPr>
           <w:p>
@@ -483,14 +483,14 @@
         </w:trPr>
         <w:tc>
           <w:tcPr>
-            <w:tcW w:type="dxa" w:w="4514"/>
+            <w:tcW w:type="dxa" w:w="7481"/>
             <w:vAlign w:val="center"/>
             <w:shd w:fill="FFFFFF"/>
             <w:tcMar>
-              <w:top w:w="80" w:type="dxa"/>
-              <w:bottom w:w="80" w:type="dxa"/>
-              <w:left w:w="100" w:type="dxa"/>
-              <w:right w:w="100" w:type="dxa"/>
+              <w:top w:w="70" w:type="dxa"/>
+              <w:bottom w:w="70" w:type="dxa"/>
+              <w:left w:w="90" w:type="dxa"/>
+              <w:right w:w="90" w:type="dxa"/>
             </w:tcMar>
           </w:tcPr>
           <w:p>
@@ -511,14 +511,14 @@
         </w:tc>
         <w:tc>
           <w:tcPr>
-            <w:tcW w:type="dxa" w:w="4514"/>
+            <w:tcW w:type="dxa" w:w="7481"/>
             <w:vAlign w:val="center"/>
             <w:shd w:fill="FFFFFF"/>
             <w:tcMar>
-              <w:top w:w="80" w:type="dxa"/>
-              <w:bottom w:w="80" w:type="dxa"/>
-              <w:left w:w="100" w:type="dxa"/>
-              <w:right w:w="100" w:type="dxa"/>
+              <w:top w:w="70" w:type="dxa"/>
+              <w:bottom w:w="70" w:type="dxa"/>
+              <w:left w:w="90" w:type="dxa"/>
+              <w:right w:w="90" w:type="dxa"/>
             </w:tcMar>
           </w:tcPr>
           <w:p>
@@ -559,14 +559,14 @@
         </w:trPr>
         <w:tc>
           <w:tcPr>
-            <w:tcW w:type="dxa" w:w="4514"/>
+            <w:tcW w:type="dxa" w:w="7481"/>
             <w:vAlign w:val="center"/>
             <w:shd w:fill="F2F5F9"/>
             <w:tcMar>
-              <w:top w:w="80" w:type="dxa"/>
-              <w:bottom w:w="80" w:type="dxa"/>
-              <w:left w:w="100" w:type="dxa"/>
-              <w:right w:w="100" w:type="dxa"/>
+              <w:top w:w="70" w:type="dxa"/>
+              <w:bottom w:w="70" w:type="dxa"/>
+              <w:left w:w="90" w:type="dxa"/>
+              <w:right w:w="90" w:type="dxa"/>
             </w:tcMar>
           </w:tcPr>
           <w:p>
@@ -587,14 +587,14 @@
         </w:tc>
         <w:tc>
           <w:tcPr>
-            <w:tcW w:type="dxa" w:w="4514"/>
+            <w:tcW w:type="dxa" w:w="7481"/>
             <w:vAlign w:val="center"/>
             <w:shd w:fill="F2F5F9"/>
             <w:tcMar>
-              <w:top w:w="80" w:type="dxa"/>
-              <w:bottom w:w="80" w:type="dxa"/>
-              <w:left w:w="100" w:type="dxa"/>
-              <w:right w:w="100" w:type="dxa"/>
+              <w:top w:w="70" w:type="dxa"/>
+              <w:bottom w:w="70" w:type="dxa"/>
+              <w:left w:w="90" w:type="dxa"/>
+              <w:right w:w="90" w:type="dxa"/>
             </w:tcMar>
           </w:tcPr>
           <w:p>
@@ -653,14 +653,14 @@
         </w:trPr>
         <w:tc>
           <w:tcPr>
-            <w:tcW w:type="dxa" w:w="4514"/>
+            <w:tcW w:type="dxa" w:w="7481"/>
             <w:vAlign w:val="center"/>
             <w:shd w:fill="FFFFFF"/>
             <w:tcMar>
-              <w:top w:w="80" w:type="dxa"/>
-              <w:bottom w:w="80" w:type="dxa"/>
-              <w:left w:w="100" w:type="dxa"/>
-              <w:right w:w="100" w:type="dxa"/>
+              <w:top w:w="70" w:type="dxa"/>
+              <w:bottom w:w="70" w:type="dxa"/>
+              <w:left w:w="90" w:type="dxa"/>
+              <w:right w:w="90" w:type="dxa"/>
             </w:tcMar>
           </w:tcPr>
           <w:p>
@@ -681,14 +681,14 @@
         </w:tc>
         <w:tc>
           <w:tcPr>
-            <w:tcW w:type="dxa" w:w="4514"/>
+            <w:tcW w:type="dxa" w:w="7481"/>
             <w:vAlign w:val="center"/>
             <w:shd w:fill="FFFFFF"/>
             <w:tcMar>
-              <w:top w:w="80" w:type="dxa"/>
-              <w:bottom w:w="80" w:type="dxa"/>
-              <w:left w:w="100" w:type="dxa"/>
-              <w:right w:w="100" w:type="dxa"/>
+              <w:top w:w="70" w:type="dxa"/>
+              <w:bottom w:w="70" w:type="dxa"/>
+              <w:left w:w="90" w:type="dxa"/>
+              <w:right w:w="90" w:type="dxa"/>
             </w:tcMar>
           </w:tcPr>
           <w:p>
@@ -739,14 +739,14 @@
         </w:trPr>
         <w:tc>
           <w:tcPr>
-            <w:tcW w:type="dxa" w:w="4514"/>
+            <w:tcW w:type="dxa" w:w="7481"/>
             <w:vAlign w:val="center"/>
             <w:shd w:fill="F2F5F9"/>
             <w:tcMar>
-              <w:top w:w="80" w:type="dxa"/>
-              <w:bottom w:w="80" w:type="dxa"/>
-              <w:left w:w="100" w:type="dxa"/>
-              <w:right w:w="100" w:type="dxa"/>
+              <w:top w:w="70" w:type="dxa"/>
+              <w:bottom w:w="70" w:type="dxa"/>
+              <w:left w:w="90" w:type="dxa"/>
+              <w:right w:w="90" w:type="dxa"/>
             </w:tcMar>
           </w:tcPr>
           <w:p>
@@ -767,14 +767,14 @@
         </w:tc>
         <w:tc>
           <w:tcPr>
-            <w:tcW w:type="dxa" w:w="4514"/>
+            <w:tcW w:type="dxa" w:w="7481"/>
             <w:vAlign w:val="center"/>
             <w:shd w:fill="F2F5F9"/>
             <w:tcMar>
-              <w:top w:w="80" w:type="dxa"/>
-              <w:bottom w:w="80" w:type="dxa"/>
-              <w:left w:w="100" w:type="dxa"/>
-              <w:right w:w="100" w:type="dxa"/>
+              <w:top w:w="70" w:type="dxa"/>
+              <w:bottom w:w="70" w:type="dxa"/>
+              <w:left w:w="90" w:type="dxa"/>
+              <w:right w:w="90" w:type="dxa"/>
             </w:tcMar>
           </w:tcPr>
           <w:p>
@@ -856,14 +856,14 @@
         </w:trPr>
         <w:tc>
           <w:tcPr>
-            <w:tcW w:type="dxa" w:w="4514"/>
+            <w:tcW w:type="dxa" w:w="7481"/>
             <w:vAlign w:val="center"/>
             <w:shd w:fill="FFFFFF"/>
             <w:tcMar>
-              <w:top w:w="80" w:type="dxa"/>
-              <w:bottom w:w="80" w:type="dxa"/>
-              <w:left w:w="100" w:type="dxa"/>
-              <w:right w:w="100" w:type="dxa"/>
+              <w:top w:w="70" w:type="dxa"/>
+              <w:bottom w:w="70" w:type="dxa"/>
+              <w:left w:w="90" w:type="dxa"/>
+              <w:right w:w="90" w:type="dxa"/>
             </w:tcMar>
           </w:tcPr>
           <w:p>
@@ -884,14 +884,14 @@
         </w:tc>
         <w:tc>
           <w:tcPr>
-            <w:tcW w:type="dxa" w:w="4514"/>
+            <w:tcW w:type="dxa" w:w="7481"/>
             <w:vAlign w:val="center"/>
             <w:shd w:fill="FFFFFF"/>
             <w:tcMar>
-              <w:top w:w="80" w:type="dxa"/>
-              <w:bottom w:w="80" w:type="dxa"/>
-              <w:left w:w="100" w:type="dxa"/>
-              <w:right w:w="100" w:type="dxa"/>
+              <w:top w:w="70" w:type="dxa"/>
+              <w:bottom w:w="70" w:type="dxa"/>
+              <w:left w:w="90" w:type="dxa"/>
+              <w:right w:w="90" w:type="dxa"/>
             </w:tcMar>
           </w:tcPr>
           <w:p>
@@ -924,14 +924,14 @@
         </w:trPr>
         <w:tc>
           <w:tcPr>
-            <w:tcW w:type="dxa" w:w="4514"/>
+            <w:tcW w:type="dxa" w:w="7481"/>
             <w:vAlign w:val="center"/>
             <w:shd w:fill="F2F5F9"/>
             <w:tcMar>
-              <w:top w:w="80" w:type="dxa"/>
-              <w:bottom w:w="80" w:type="dxa"/>
-              <w:left w:w="100" w:type="dxa"/>
-              <w:right w:w="100" w:type="dxa"/>
+              <w:top w:w="70" w:type="dxa"/>
+              <w:bottom w:w="70" w:type="dxa"/>
+              <w:left w:w="90" w:type="dxa"/>
+              <w:right w:w="90" w:type="dxa"/>
             </w:tcMar>
           </w:tcPr>
           <w:p>
@@ -952,14 +952,14 @@
         </w:tc>
         <w:tc>
           <w:tcPr>
-            <w:tcW w:type="dxa" w:w="4514"/>
+            <w:tcW w:type="dxa" w:w="7481"/>
             <w:vAlign w:val="center"/>
             <w:shd w:fill="F2F5F9"/>
             <w:tcMar>
-              <w:top w:w="80" w:type="dxa"/>
-              <w:bottom w:w="80" w:type="dxa"/>
-              <w:left w:w="100" w:type="dxa"/>
-              <w:right w:w="100" w:type="dxa"/>
+              <w:top w:w="70" w:type="dxa"/>
+              <w:bottom w:w="70" w:type="dxa"/>
+              <w:left w:w="90" w:type="dxa"/>
+              <w:right w:w="90" w:type="dxa"/>
             </w:tcMar>
           </w:tcPr>
           <w:p>
@@ -999,7 +999,7 @@
     </w:tbl>
     <w:p>
       <w:pPr>
-        <w:spacing w:after="120"/>
+        <w:spacing w:after="100"/>
       </w:pPr>
     </w:p>
     <w:p>
@@ -1009,9 +1009,9 @@
       <w:r>
         <w:rPr>
           <w:color w:val="C8D2E1"/>
-          <w:sz w:val="16"/>
+          <w:sz w:val="14"/>
         </w:rPr>
-        <w:t>_________________________________________________________________________________</w:t>
+        <w:t>————————————————————————————————————————————————————————————————————————————————————————————————————————————————————————</w:t>
       </w:r>
     </w:p>
     <w:p>
@@ -1734,9 +1734,9 @@
       <w:r>
         <w:rPr>
           <w:color w:val="C8D2E1"/>
-          <w:sz w:val="16"/>
+          <w:sz w:val="14"/>
         </w:rPr>
-        <w:t>_________________________________________________________________________________</w:t>
+        <w:t>————————————————————————————————————————————————————————————————————————————————————————————————————————————————————————</w:t>
       </w:r>
     </w:p>
     <w:p>
@@ -2169,9 +2169,9 @@
       <w:r>
         <w:rPr>
           <w:color w:val="C8D2E1"/>
-          <w:sz w:val="16"/>
+          <w:sz w:val="14"/>
         </w:rPr>
-        <w:t>_________________________________________________________________________________</w:t>
+        <w:t>————————————————————————————————————————————————————————————————————————————————————————————————————————————————————————</w:t>
       </w:r>
     </w:p>
     <w:p>
@@ -2205,14 +2205,14 @@
         </w:tblBorders>
       </w:tblPr>
       <w:tblGrid>
-        <w:gridCol w:w="1129"/>
-        <w:gridCol w:w="1129"/>
-        <w:gridCol w:w="1129"/>
-        <w:gridCol w:w="1129"/>
-        <w:gridCol w:w="1129"/>
-        <w:gridCol w:w="1129"/>
-        <w:gridCol w:w="1129"/>
-        <w:gridCol w:w="1129"/>
+        <w:gridCol w:w="1870"/>
+        <w:gridCol w:w="1870"/>
+        <w:gridCol w:w="1870"/>
+        <w:gridCol w:w="1870"/>
+        <w:gridCol w:w="1870"/>
+        <w:gridCol w:w="1870"/>
+        <w:gridCol w:w="1870"/>
+        <w:gridCol w:w="1870"/>
       </w:tblGrid>
       <w:tr>
         <w:trPr>
@@ -2222,7 +2222,7 @@
         </w:trPr>
         <w:tc>
           <w:tcPr>
-            <w:tcW w:type="dxa" w:w="1129"/>
+            <w:tcW w:type="dxa" w:w="1870"/>
             <w:vAlign w:val="center"/>
             <w:shd w:fill="1F3864"/>
             <w:tcMar>
@@ -2242,7 +2242,7 @@
                 <w:rFonts w:ascii="Calibri" w:hAnsi="Calibri"/>
                 <w:b/>
                 <w:color w:val="FFFFFF"/>
-                <w:sz w:val="20"/>
+                <w:sz w:val="19"/>
               </w:rPr>
               <w:t>Sem</w:t>
             </w:r>
@@ -2250,7 +2250,7 @@
         </w:tc>
         <w:tc>
           <w:tcPr>
-            <w:tcW w:type="dxa" w:w="1129"/>
+            <w:tcW w:type="dxa" w:w="1870"/>
             <w:vAlign w:val="center"/>
             <w:shd w:fill="1F3864"/>
             <w:tcMar>
@@ -2270,7 +2270,7 @@
                 <w:rFonts w:ascii="Calibri" w:hAnsi="Calibri"/>
                 <w:b/>
                 <w:color w:val="FFFFFF"/>
-                <w:sz w:val="20"/>
+                <w:sz w:val="19"/>
               </w:rPr>
               <w:t>Rumpun Peminatan</w:t>
             </w:r>
@@ -2278,7 +2278,7 @@
         </w:tc>
         <w:tc>
           <w:tcPr>
-            <w:tcW w:type="dxa" w:w="1129"/>
+            <w:tcW w:type="dxa" w:w="1870"/>
             <w:vAlign w:val="center"/>
             <w:shd w:fill="1F3864"/>
             <w:tcMar>
@@ -2298,7 +2298,7 @@
                 <w:rFonts w:ascii="Calibri" w:hAnsi="Calibri"/>
                 <w:b/>
                 <w:color w:val="FFFFFF"/>
-                <w:sz w:val="20"/>
+                <w:sz w:val="19"/>
               </w:rPr>
               <w:t>Nama Mata Kuliah</w:t>
             </w:r>
@@ -2306,7 +2306,7 @@
         </w:tc>
         <w:tc>
           <w:tcPr>
-            <w:tcW w:type="dxa" w:w="1129"/>
+            <w:tcW w:type="dxa" w:w="1870"/>
             <w:vAlign w:val="center"/>
             <w:shd w:fill="1F3864"/>
             <w:tcMar>
@@ -2326,7 +2326,7 @@
                 <w:rFonts w:ascii="Calibri" w:hAnsi="Calibri"/>
                 <w:b/>
                 <w:color w:val="FFFFFF"/>
-                <w:sz w:val="20"/>
+                <w:sz w:val="19"/>
               </w:rPr>
               <w:t>SKS</w:t>
             </w:r>
@@ -2334,7 +2334,7 @@
         </w:tc>
         <w:tc>
           <w:tcPr>
-            <w:tcW w:type="dxa" w:w="1129"/>
+            <w:tcW w:type="dxa" w:w="1870"/>
             <w:vAlign w:val="center"/>
             <w:shd w:fill="1F3864"/>
             <w:tcMar>
@@ -2354,7 +2354,7 @@
                 <w:rFonts w:ascii="Calibri" w:hAnsi="Calibri"/>
                 <w:b/>
                 <w:color w:val="FFFFFF"/>
-                <w:sz w:val="20"/>
+                <w:sz w:val="19"/>
               </w:rPr>
               <w:t>Tipe</w:t>
             </w:r>
@@ -2362,7 +2362,7 @@
         </w:tc>
         <w:tc>
           <w:tcPr>
-            <w:tcW w:type="dxa" w:w="1129"/>
+            <w:tcW w:type="dxa" w:w="1870"/>
             <w:vAlign w:val="center"/>
             <w:shd w:fill="1F3864"/>
             <w:tcMar>
@@ -2382,7 +2382,7 @@
                 <w:rFonts w:ascii="Calibri" w:hAnsi="Calibri"/>
                 <w:b/>
                 <w:color w:val="FFFFFF"/>
-                <w:sz w:val="20"/>
+                <w:sz w:val="19"/>
               </w:rPr>
               <w:t>Kode Lama</w:t>
             </w:r>
@@ -2390,7 +2390,7 @@
         </w:tc>
         <w:tc>
           <w:tcPr>
-            <w:tcW w:type="dxa" w:w="1129"/>
+            <w:tcW w:type="dxa" w:w="1870"/>
             <w:vAlign w:val="center"/>
             <w:shd w:fill="1F3864"/>
             <w:tcMar>
@@ -2410,7 +2410,7 @@
                 <w:rFonts w:ascii="Calibri" w:hAnsi="Calibri"/>
                 <w:b/>
                 <w:color w:val="FFFFFF"/>
-                <w:sz w:val="20"/>
+                <w:sz w:val="19"/>
               </w:rPr>
               <w:t>Kode Baru Definitif</w:t>
             </w:r>
@@ -2418,7 +2418,7 @@
         </w:tc>
         <w:tc>
           <w:tcPr>
-            <w:tcW w:type="dxa" w:w="1129"/>
+            <w:tcW w:type="dxa" w:w="1870"/>
             <w:vAlign w:val="center"/>
             <w:shd w:fill="1F3864"/>
             <w:tcMar>
@@ -2438,7 +2438,7 @@
                 <w:rFonts w:ascii="Calibri" w:hAnsi="Calibri"/>
                 <w:b/>
                 <w:color w:val="FFFFFF"/>
-                <w:sz w:val="20"/>
+                <w:sz w:val="19"/>
               </w:rPr>
               <w:t>Prasyarat Akademik Terverifikasi</w:t>
             </w:r>
@@ -2451,14 +2451,14 @@
         </w:trPr>
         <w:tc>
           <w:tcPr>
-            <w:tcW w:type="dxa" w:w="1129"/>
+            <w:tcW w:type="dxa" w:w="1870"/>
             <w:vAlign w:val="center"/>
             <w:shd w:fill="FFFFFF"/>
             <w:tcMar>
-              <w:top w:w="80" w:type="dxa"/>
-              <w:bottom w:w="80" w:type="dxa"/>
-              <w:left w:w="100" w:type="dxa"/>
-              <w:right w:w="100" w:type="dxa"/>
+              <w:top w:w="70" w:type="dxa"/>
+              <w:bottom w:w="70" w:type="dxa"/>
+              <w:left w:w="90" w:type="dxa"/>
+              <w:right w:w="90" w:type="dxa"/>
             </w:tcMar>
           </w:tcPr>
           <w:p>
@@ -2471,7 +2471,7 @@
                 <w:rFonts w:ascii="Calibri" w:hAnsi="Calibri"/>
                 <w:b/>
                 <w:color w:val="262626"/>
-                <w:sz w:val="19"/>
+                <w:sz w:val="18"/>
               </w:rPr>
               <w:t>5</w:t>
             </w:r>
@@ -2479,14 +2479,14 @@
         </w:tc>
         <w:tc>
           <w:tcPr>
-            <w:tcW w:type="dxa" w:w="1129"/>
+            <w:tcW w:type="dxa" w:w="1870"/>
             <w:vAlign w:val="center"/>
             <w:shd w:fill="FFFFFF"/>
             <w:tcMar>
-              <w:top w:w="80" w:type="dxa"/>
-              <w:bottom w:w="80" w:type="dxa"/>
-              <w:left w:w="100" w:type="dxa"/>
-              <w:right w:w="100" w:type="dxa"/>
+              <w:top w:w="70" w:type="dxa"/>
+              <w:bottom w:w="70" w:type="dxa"/>
+              <w:left w:w="90" w:type="dxa"/>
+              <w:right w:w="90" w:type="dxa"/>
             </w:tcMar>
           </w:tcPr>
           <w:p>
@@ -2498,7 +2498,7 @@
               <w:rPr>
                 <w:rFonts w:ascii="Calibri" w:hAnsi="Calibri"/>
                 <w:color w:val="262626"/>
-                <w:sz w:val="19"/>
+                <w:sz w:val="18"/>
               </w:rPr>
               <w:t>P1: Integrated Smart Systems</w:t>
             </w:r>
@@ -2506,14 +2506,14 @@
         </w:tc>
         <w:tc>
           <w:tcPr>
-            <w:tcW w:type="dxa" w:w="1129"/>
+            <w:tcW w:type="dxa" w:w="1870"/>
             <w:vAlign w:val="center"/>
             <w:shd w:fill="FFFFFF"/>
             <w:tcMar>
-              <w:top w:w="80" w:type="dxa"/>
-              <w:bottom w:w="80" w:type="dxa"/>
-              <w:left w:w="100" w:type="dxa"/>
-              <w:right w:w="100" w:type="dxa"/>
+              <w:top w:w="70" w:type="dxa"/>
+              <w:bottom w:w="70" w:type="dxa"/>
+              <w:left w:w="90" w:type="dxa"/>
+              <w:right w:w="90" w:type="dxa"/>
             </w:tcMar>
           </w:tcPr>
           <w:p>
@@ -2525,7 +2525,7 @@
               <w:rPr>
                 <w:rFonts w:ascii="Calibri" w:hAnsi="Calibri"/>
                 <w:color w:val="262626"/>
-                <w:sz w:val="19"/>
+                <w:sz w:val="18"/>
               </w:rPr>
               <w:t>Decision Support Systems</w:t>
             </w:r>
@@ -2533,14 +2533,14 @@
         </w:tc>
         <w:tc>
           <w:tcPr>
-            <w:tcW w:type="dxa" w:w="1129"/>
+            <w:tcW w:type="dxa" w:w="1870"/>
             <w:vAlign w:val="center"/>
             <w:shd w:fill="FFFFFF"/>
             <w:tcMar>
-              <w:top w:w="80" w:type="dxa"/>
-              <w:bottom w:w="80" w:type="dxa"/>
-              <w:left w:w="100" w:type="dxa"/>
-              <w:right w:w="100" w:type="dxa"/>
+              <w:top w:w="70" w:type="dxa"/>
+              <w:bottom w:w="70" w:type="dxa"/>
+              <w:left w:w="90" w:type="dxa"/>
+              <w:right w:w="90" w:type="dxa"/>
             </w:tcMar>
           </w:tcPr>
           <w:p>
@@ -2552,7 +2552,7 @@
               <w:rPr>
                 <w:rFonts w:ascii="Calibri" w:hAnsi="Calibri"/>
                 <w:color w:val="262626"/>
-                <w:sz w:val="19"/>
+                <w:sz w:val="18"/>
               </w:rPr>
               <w:t>3</w:t>
             </w:r>
@@ -2560,14 +2560,14 @@
         </w:tc>
         <w:tc>
           <w:tcPr>
-            <w:tcW w:type="dxa" w:w="1129"/>
+            <w:tcW w:type="dxa" w:w="1870"/>
             <w:vAlign w:val="center"/>
             <w:shd w:fill="FFFFFF"/>
             <w:tcMar>
-              <w:top w:w="80" w:type="dxa"/>
-              <w:bottom w:w="80" w:type="dxa"/>
-              <w:left w:w="100" w:type="dxa"/>
-              <w:right w:w="100" w:type="dxa"/>
+              <w:top w:w="70" w:type="dxa"/>
+              <w:bottom w:w="70" w:type="dxa"/>
+              <w:left w:w="90" w:type="dxa"/>
+              <w:right w:w="90" w:type="dxa"/>
             </w:tcMar>
           </w:tcPr>
           <w:p>
@@ -2579,7 +2579,7 @@
               <w:rPr>
                 <w:rFonts w:ascii="Calibri" w:hAnsi="Calibri"/>
                 <w:color w:val="262626"/>
-                <w:sz w:val="19"/>
+                <w:sz w:val="18"/>
               </w:rPr>
               <w:t>+P</w:t>
             </w:r>
@@ -2587,14 +2587,14 @@
         </w:tc>
         <w:tc>
           <w:tcPr>
-            <w:tcW w:type="dxa" w:w="1129"/>
+            <w:tcW w:type="dxa" w:w="1870"/>
             <w:vAlign w:val="center"/>
             <w:shd w:fill="FFFFFF"/>
             <w:tcMar>
-              <w:top w:w="80" w:type="dxa"/>
-              <w:bottom w:w="80" w:type="dxa"/>
-              <w:left w:w="100" w:type="dxa"/>
-              <w:right w:w="100" w:type="dxa"/>
+              <w:top w:w="70" w:type="dxa"/>
+              <w:bottom w:w="70" w:type="dxa"/>
+              <w:left w:w="90" w:type="dxa"/>
+              <w:right w:w="90" w:type="dxa"/>
             </w:tcMar>
           </w:tcPr>
           <w:p>
@@ -2606,7 +2606,7 @@
               <w:rPr>
                 <w:rFonts w:ascii="Consolas" w:hAnsi="Consolas"/>
                 <w:color w:val="A02828"/>
-                <w:sz w:val="18"/>
+                <w:sz w:val="17"/>
               </w:rPr>
               <w:t>STA-01</w:t>
             </w:r>
@@ -2614,14 +2614,14 @@
         </w:tc>
         <w:tc>
           <w:tcPr>
-            <w:tcW w:type="dxa" w:w="1129"/>
+            <w:tcW w:type="dxa" w:w="1870"/>
             <w:vAlign w:val="center"/>
             <w:shd w:fill="FFFFFF"/>
             <w:tcMar>
-              <w:top w:w="80" w:type="dxa"/>
-              <w:bottom w:w="80" w:type="dxa"/>
-              <w:left w:w="100" w:type="dxa"/>
-              <w:right w:w="100" w:type="dxa"/>
+              <w:top w:w="70" w:type="dxa"/>
+              <w:bottom w:w="70" w:type="dxa"/>
+              <w:left w:w="90" w:type="dxa"/>
+              <w:right w:w="90" w:type="dxa"/>
             </w:tcMar>
           </w:tcPr>
           <w:p>
@@ -2634,7 +2634,7 @@
                 <w:rFonts w:ascii="Calibri" w:hAnsi="Calibri"/>
                 <w:b/>
                 <w:color w:val="262626"/>
-                <w:sz w:val="19"/>
+                <w:sz w:val="18"/>
               </w:rPr>
               <w:t>`STA-501`</w:t>
             </w:r>
@@ -2642,14 +2642,14 @@
         </w:tc>
         <w:tc>
           <w:tcPr>
-            <w:tcW w:type="dxa" w:w="1129"/>
+            <w:tcW w:type="dxa" w:w="1870"/>
             <w:vAlign w:val="center"/>
             <w:shd w:fill="FFFFFF"/>
             <w:tcMar>
-              <w:top w:w="80" w:type="dxa"/>
-              <w:bottom w:w="80" w:type="dxa"/>
-              <w:left w:w="100" w:type="dxa"/>
-              <w:right w:w="100" w:type="dxa"/>
+              <w:top w:w="70" w:type="dxa"/>
+              <w:bottom w:w="70" w:type="dxa"/>
+              <w:left w:w="90" w:type="dxa"/>
+              <w:right w:w="90" w:type="dxa"/>
             </w:tcMar>
           </w:tcPr>
           <w:p>
@@ -2661,7 +2661,7 @@
               <w:rPr>
                 <w:rFonts w:ascii="Consolas" w:hAnsi="Consolas"/>
                 <w:color w:val="A02828"/>
-                <w:sz w:val="18"/>
+                <w:sz w:val="17"/>
               </w:rPr>
               <w:t>STI-307</w:t>
             </w:r>
@@ -2669,7 +2669,7 @@
               <w:rPr>
                 <w:rFonts w:ascii="Calibri" w:hAnsi="Calibri"/>
                 <w:color w:val="262626"/>
-                <w:sz w:val="19"/>
+                <w:sz w:val="18"/>
               </w:rPr>
               <w:t xml:space="preserve"> Sistem Cerdas</w:t>
             </w:r>
@@ -2682,14 +2682,14 @@
         </w:trPr>
         <w:tc>
           <w:tcPr>
-            <w:tcW w:type="dxa" w:w="1129"/>
+            <w:tcW w:type="dxa" w:w="1870"/>
             <w:vAlign w:val="center"/>
             <w:shd w:fill="F2F5F9"/>
             <w:tcMar>
-              <w:top w:w="80" w:type="dxa"/>
-              <w:bottom w:w="80" w:type="dxa"/>
-              <w:left w:w="100" w:type="dxa"/>
-              <w:right w:w="100" w:type="dxa"/>
+              <w:top w:w="70" w:type="dxa"/>
+              <w:bottom w:w="70" w:type="dxa"/>
+              <w:left w:w="90" w:type="dxa"/>
+              <w:right w:w="90" w:type="dxa"/>
             </w:tcMar>
           </w:tcPr>
           <w:p>
@@ -2702,7 +2702,7 @@
                 <w:rFonts w:ascii="Calibri" w:hAnsi="Calibri"/>
                 <w:b/>
                 <w:color w:val="262626"/>
-                <w:sz w:val="19"/>
+                <w:sz w:val="18"/>
               </w:rPr>
               <w:t>5</w:t>
             </w:r>
@@ -2710,14 +2710,14 @@
         </w:tc>
         <w:tc>
           <w:tcPr>
-            <w:tcW w:type="dxa" w:w="1129"/>
+            <w:tcW w:type="dxa" w:w="1870"/>
             <w:vAlign w:val="center"/>
             <w:shd w:fill="F2F5F9"/>
             <w:tcMar>
-              <w:top w:w="80" w:type="dxa"/>
-              <w:bottom w:w="80" w:type="dxa"/>
-              <w:left w:w="100" w:type="dxa"/>
-              <w:right w:w="100" w:type="dxa"/>
+              <w:top w:w="70" w:type="dxa"/>
+              <w:bottom w:w="70" w:type="dxa"/>
+              <w:left w:w="90" w:type="dxa"/>
+              <w:right w:w="90" w:type="dxa"/>
             </w:tcMar>
           </w:tcPr>
           <w:p>
@@ -2729,7 +2729,7 @@
               <w:rPr>
                 <w:rFonts w:ascii="Calibri" w:hAnsi="Calibri"/>
                 <w:color w:val="262626"/>
-                <w:sz w:val="19"/>
+                <w:sz w:val="18"/>
               </w:rPr>
               <w:t>P2: Cloud Infra &amp; Cyber</w:t>
             </w:r>
@@ -2737,14 +2737,14 @@
         </w:tc>
         <w:tc>
           <w:tcPr>
-            <w:tcW w:type="dxa" w:w="1129"/>
+            <w:tcW w:type="dxa" w:w="1870"/>
             <w:vAlign w:val="center"/>
             <w:shd w:fill="F2F5F9"/>
             <w:tcMar>
-              <w:top w:w="80" w:type="dxa"/>
-              <w:bottom w:w="80" w:type="dxa"/>
-              <w:left w:w="100" w:type="dxa"/>
-              <w:right w:w="100" w:type="dxa"/>
+              <w:top w:w="70" w:type="dxa"/>
+              <w:bottom w:w="70" w:type="dxa"/>
+              <w:left w:w="90" w:type="dxa"/>
+              <w:right w:w="90" w:type="dxa"/>
             </w:tcMar>
           </w:tcPr>
           <w:p>
@@ -2756,7 +2756,7 @@
               <w:rPr>
                 <w:rFonts w:ascii="Calibri" w:hAnsi="Calibri"/>
                 <w:color w:val="262626"/>
-                <w:sz w:val="19"/>
+                <w:sz w:val="18"/>
               </w:rPr>
               <w:t>Network Security and Digital Forensics</w:t>
             </w:r>
@@ -2764,14 +2764,14 @@
         </w:tc>
         <w:tc>
           <w:tcPr>
-            <w:tcW w:type="dxa" w:w="1129"/>
+            <w:tcW w:type="dxa" w:w="1870"/>
             <w:vAlign w:val="center"/>
             <w:shd w:fill="F2F5F9"/>
             <w:tcMar>
-              <w:top w:w="80" w:type="dxa"/>
-              <w:bottom w:w="80" w:type="dxa"/>
-              <w:left w:w="100" w:type="dxa"/>
-              <w:right w:w="100" w:type="dxa"/>
+              <w:top w:w="70" w:type="dxa"/>
+              <w:bottom w:w="70" w:type="dxa"/>
+              <w:left w:w="90" w:type="dxa"/>
+              <w:right w:w="90" w:type="dxa"/>
             </w:tcMar>
           </w:tcPr>
           <w:p>
@@ -2783,7 +2783,7 @@
               <w:rPr>
                 <w:rFonts w:ascii="Calibri" w:hAnsi="Calibri"/>
                 <w:color w:val="262626"/>
-                <w:sz w:val="19"/>
+                <w:sz w:val="18"/>
               </w:rPr>
               <w:t>3</w:t>
             </w:r>
@@ -2791,14 +2791,14 @@
         </w:tc>
         <w:tc>
           <w:tcPr>
-            <w:tcW w:type="dxa" w:w="1129"/>
+            <w:tcW w:type="dxa" w:w="1870"/>
             <w:vAlign w:val="center"/>
             <w:shd w:fill="F2F5F9"/>
             <w:tcMar>
-              <w:top w:w="80" w:type="dxa"/>
-              <w:bottom w:w="80" w:type="dxa"/>
-              <w:left w:w="100" w:type="dxa"/>
-              <w:right w:w="100" w:type="dxa"/>
+              <w:top w:w="70" w:type="dxa"/>
+              <w:bottom w:w="70" w:type="dxa"/>
+              <w:left w:w="90" w:type="dxa"/>
+              <w:right w:w="90" w:type="dxa"/>
             </w:tcMar>
           </w:tcPr>
           <w:p>
@@ -2810,7 +2810,7 @@
               <w:rPr>
                 <w:rFonts w:ascii="Calibri" w:hAnsi="Calibri"/>
                 <w:color w:val="262626"/>
-                <w:sz w:val="19"/>
+                <w:sz w:val="18"/>
               </w:rPr>
               <w:t>+P</w:t>
             </w:r>
@@ -2818,14 +2818,14 @@
         </w:tc>
         <w:tc>
           <w:tcPr>
-            <w:tcW w:type="dxa" w:w="1129"/>
+            <w:tcW w:type="dxa" w:w="1870"/>
             <w:vAlign w:val="center"/>
             <w:shd w:fill="F2F5F9"/>
             <w:tcMar>
-              <w:top w:w="80" w:type="dxa"/>
-              <w:bottom w:w="80" w:type="dxa"/>
-              <w:left w:w="100" w:type="dxa"/>
-              <w:right w:w="100" w:type="dxa"/>
+              <w:top w:w="70" w:type="dxa"/>
+              <w:bottom w:w="70" w:type="dxa"/>
+              <w:left w:w="90" w:type="dxa"/>
+              <w:right w:w="90" w:type="dxa"/>
             </w:tcMar>
           </w:tcPr>
           <w:p>
@@ -2837,7 +2837,7 @@
               <w:rPr>
                 <w:rFonts w:ascii="Consolas" w:hAnsi="Consolas"/>
                 <w:color w:val="A02828"/>
-                <w:sz w:val="18"/>
+                <w:sz w:val="17"/>
               </w:rPr>
               <w:t>STB-01</w:t>
             </w:r>
@@ -2845,14 +2845,14 @@
         </w:tc>
         <w:tc>
           <w:tcPr>
-            <w:tcW w:type="dxa" w:w="1129"/>
+            <w:tcW w:type="dxa" w:w="1870"/>
             <w:vAlign w:val="center"/>
             <w:shd w:fill="F2F5F9"/>
             <w:tcMar>
-              <w:top w:w="80" w:type="dxa"/>
-              <w:bottom w:w="80" w:type="dxa"/>
-              <w:left w:w="100" w:type="dxa"/>
-              <w:right w:w="100" w:type="dxa"/>
+              <w:top w:w="70" w:type="dxa"/>
+              <w:bottom w:w="70" w:type="dxa"/>
+              <w:left w:w="90" w:type="dxa"/>
+              <w:right w:w="90" w:type="dxa"/>
             </w:tcMar>
           </w:tcPr>
           <w:p>
@@ -2865,7 +2865,7 @@
                 <w:rFonts w:ascii="Calibri" w:hAnsi="Calibri"/>
                 <w:b/>
                 <w:color w:val="262626"/>
-                <w:sz w:val="19"/>
+                <w:sz w:val="18"/>
               </w:rPr>
               <w:t>`STB-501`</w:t>
             </w:r>
@@ -2873,14 +2873,14 @@
         </w:tc>
         <w:tc>
           <w:tcPr>
-            <w:tcW w:type="dxa" w:w="1129"/>
+            <w:tcW w:type="dxa" w:w="1870"/>
             <w:vAlign w:val="center"/>
             <w:shd w:fill="F2F5F9"/>
             <w:tcMar>
-              <w:top w:w="80" w:type="dxa"/>
-              <w:bottom w:w="80" w:type="dxa"/>
-              <w:left w:w="100" w:type="dxa"/>
-              <w:right w:w="100" w:type="dxa"/>
+              <w:top w:w="70" w:type="dxa"/>
+              <w:bottom w:w="70" w:type="dxa"/>
+              <w:left w:w="90" w:type="dxa"/>
+              <w:right w:w="90" w:type="dxa"/>
             </w:tcMar>
           </w:tcPr>
           <w:p>
@@ -2892,7 +2892,7 @@
               <w:rPr>
                 <w:rFonts w:ascii="Consolas" w:hAnsi="Consolas"/>
                 <w:color w:val="A02828"/>
-                <w:sz w:val="18"/>
+                <w:sz w:val="17"/>
               </w:rPr>
               <w:t>STI-312</w:t>
             </w:r>
@@ -2900,7 +2900,7 @@
               <w:rPr>
                 <w:rFonts w:ascii="Calibri" w:hAnsi="Calibri"/>
                 <w:color w:val="262626"/>
-                <w:sz w:val="19"/>
+                <w:sz w:val="18"/>
               </w:rPr>
               <w:t xml:space="preserve"> Jarkom, </w:t>
             </w:r>
@@ -2908,7 +2908,7 @@
               <w:rPr>
                 <w:rFonts w:ascii="Consolas" w:hAnsi="Consolas"/>
                 <w:color w:val="A02828"/>
-                <w:sz w:val="18"/>
+                <w:sz w:val="17"/>
               </w:rPr>
               <w:t>STI-418</w:t>
             </w:r>
@@ -2916,7 +2916,7 @@
               <w:rPr>
                 <w:rFonts w:ascii="Calibri" w:hAnsi="Calibri"/>
                 <w:color w:val="262626"/>
-                <w:sz w:val="19"/>
+                <w:sz w:val="18"/>
               </w:rPr>
               <w:t xml:space="preserve"> Dasar Keamanan</w:t>
             </w:r>
@@ -2929,14 +2929,14 @@
         </w:trPr>
         <w:tc>
           <w:tcPr>
-            <w:tcW w:type="dxa" w:w="1129"/>
+            <w:tcW w:type="dxa" w:w="1870"/>
             <w:vAlign w:val="center"/>
             <w:shd w:fill="FFFFFF"/>
             <w:tcMar>
-              <w:top w:w="80" w:type="dxa"/>
-              <w:bottom w:w="80" w:type="dxa"/>
-              <w:left w:w="100" w:type="dxa"/>
-              <w:right w:w="100" w:type="dxa"/>
+              <w:top w:w="70" w:type="dxa"/>
+              <w:bottom w:w="70" w:type="dxa"/>
+              <w:left w:w="90" w:type="dxa"/>
+              <w:right w:w="90" w:type="dxa"/>
             </w:tcMar>
           </w:tcPr>
           <w:p>
@@ -2949,7 +2949,7 @@
                 <w:rFonts w:ascii="Calibri" w:hAnsi="Calibri"/>
                 <w:b/>
                 <w:color w:val="262626"/>
-                <w:sz w:val="19"/>
+                <w:sz w:val="18"/>
               </w:rPr>
               <w:t>5</w:t>
             </w:r>
@@ -2957,14 +2957,14 @@
         </w:tc>
         <w:tc>
           <w:tcPr>
-            <w:tcW w:type="dxa" w:w="1129"/>
+            <w:tcW w:type="dxa" w:w="1870"/>
             <w:vAlign w:val="center"/>
             <w:shd w:fill="FFFFFF"/>
             <w:tcMar>
-              <w:top w:w="80" w:type="dxa"/>
-              <w:bottom w:w="80" w:type="dxa"/>
-              <w:left w:w="100" w:type="dxa"/>
-              <w:right w:w="100" w:type="dxa"/>
+              <w:top w:w="70" w:type="dxa"/>
+              <w:bottom w:w="70" w:type="dxa"/>
+              <w:left w:w="90" w:type="dxa"/>
+              <w:right w:w="90" w:type="dxa"/>
             </w:tcMar>
           </w:tcPr>
           <w:p>
@@ -2976,7 +2976,7 @@
               <w:rPr>
                 <w:rFonts w:ascii="Calibri" w:hAnsi="Calibri"/>
                 <w:color w:val="262626"/>
-                <w:sz w:val="19"/>
+                <w:sz w:val="18"/>
               </w:rPr>
               <w:t>P3: Digital Platform Eng</w:t>
             </w:r>
@@ -2984,14 +2984,14 @@
         </w:tc>
         <w:tc>
           <w:tcPr>
-            <w:tcW w:type="dxa" w:w="1129"/>
+            <w:tcW w:type="dxa" w:w="1870"/>
             <w:vAlign w:val="center"/>
             <w:shd w:fill="FFFFFF"/>
             <w:tcMar>
-              <w:top w:w="80" w:type="dxa"/>
-              <w:bottom w:w="80" w:type="dxa"/>
-              <w:left w:w="100" w:type="dxa"/>
-              <w:right w:w="100" w:type="dxa"/>
+              <w:top w:w="70" w:type="dxa"/>
+              <w:bottom w:w="70" w:type="dxa"/>
+              <w:left w:w="90" w:type="dxa"/>
+              <w:right w:w="90" w:type="dxa"/>
             </w:tcMar>
           </w:tcPr>
           <w:p>
@@ -3003,7 +3003,7 @@
               <w:rPr>
                 <w:rFonts w:ascii="Calibri" w:hAnsi="Calibri"/>
                 <w:color w:val="262626"/>
-                <w:sz w:val="19"/>
+                <w:sz w:val="18"/>
               </w:rPr>
               <w:t>User Experience Research &amp; Design</w:t>
             </w:r>
@@ -3011,14 +3011,14 @@
         </w:tc>
         <w:tc>
           <w:tcPr>
-            <w:tcW w:type="dxa" w:w="1129"/>
+            <w:tcW w:type="dxa" w:w="1870"/>
             <w:vAlign w:val="center"/>
             <w:shd w:fill="FFFFFF"/>
             <w:tcMar>
-              <w:top w:w="80" w:type="dxa"/>
-              <w:bottom w:w="80" w:type="dxa"/>
-              <w:left w:w="100" w:type="dxa"/>
-              <w:right w:w="100" w:type="dxa"/>
+              <w:top w:w="70" w:type="dxa"/>
+              <w:bottom w:w="70" w:type="dxa"/>
+              <w:left w:w="90" w:type="dxa"/>
+              <w:right w:w="90" w:type="dxa"/>
             </w:tcMar>
           </w:tcPr>
           <w:p>
@@ -3030,7 +3030,7 @@
               <w:rPr>
                 <w:rFonts w:ascii="Calibri" w:hAnsi="Calibri"/>
                 <w:color w:val="262626"/>
-                <w:sz w:val="19"/>
+                <w:sz w:val="18"/>
               </w:rPr>
               <w:t>3</w:t>
             </w:r>
@@ -3038,14 +3038,14 @@
         </w:tc>
         <w:tc>
           <w:tcPr>
-            <w:tcW w:type="dxa" w:w="1129"/>
+            <w:tcW w:type="dxa" w:w="1870"/>
             <w:vAlign w:val="center"/>
             <w:shd w:fill="FFFFFF"/>
             <w:tcMar>
-              <w:top w:w="80" w:type="dxa"/>
-              <w:bottom w:w="80" w:type="dxa"/>
-              <w:left w:w="100" w:type="dxa"/>
-              <w:right w:w="100" w:type="dxa"/>
+              <w:top w:w="70" w:type="dxa"/>
+              <w:bottom w:w="70" w:type="dxa"/>
+              <w:left w:w="90" w:type="dxa"/>
+              <w:right w:w="90" w:type="dxa"/>
             </w:tcMar>
           </w:tcPr>
           <w:p>
@@ -3057,7 +3057,7 @@
               <w:rPr>
                 <w:rFonts w:ascii="Calibri" w:hAnsi="Calibri"/>
                 <w:color w:val="262626"/>
-                <w:sz w:val="19"/>
+                <w:sz w:val="18"/>
               </w:rPr>
               <w:t>+P</w:t>
             </w:r>
@@ -3065,14 +3065,14 @@
         </w:tc>
         <w:tc>
           <w:tcPr>
-            <w:tcW w:type="dxa" w:w="1129"/>
+            <w:tcW w:type="dxa" w:w="1870"/>
             <w:vAlign w:val="center"/>
             <w:shd w:fill="FFFFFF"/>
             <w:tcMar>
-              <w:top w:w="80" w:type="dxa"/>
-              <w:bottom w:w="80" w:type="dxa"/>
-              <w:left w:w="100" w:type="dxa"/>
-              <w:right w:w="100" w:type="dxa"/>
+              <w:top w:w="70" w:type="dxa"/>
+              <w:bottom w:w="70" w:type="dxa"/>
+              <w:left w:w="90" w:type="dxa"/>
+              <w:right w:w="90" w:type="dxa"/>
             </w:tcMar>
           </w:tcPr>
           <w:p>
@@ -3084,7 +3084,7 @@
               <w:rPr>
                 <w:rFonts w:ascii="Consolas" w:hAnsi="Consolas"/>
                 <w:color w:val="A02828"/>
-                <w:sz w:val="18"/>
+                <w:sz w:val="17"/>
               </w:rPr>
               <w:t>STC-01</w:t>
             </w:r>
@@ -3092,14 +3092,14 @@
         </w:tc>
         <w:tc>
           <w:tcPr>
-            <w:tcW w:type="dxa" w:w="1129"/>
+            <w:tcW w:type="dxa" w:w="1870"/>
             <w:vAlign w:val="center"/>
             <w:shd w:fill="FFFFFF"/>
             <w:tcMar>
-              <w:top w:w="80" w:type="dxa"/>
-              <w:bottom w:w="80" w:type="dxa"/>
-              <w:left w:w="100" w:type="dxa"/>
-              <w:right w:w="100" w:type="dxa"/>
+              <w:top w:w="70" w:type="dxa"/>
+              <w:bottom w:w="70" w:type="dxa"/>
+              <w:left w:w="90" w:type="dxa"/>
+              <w:right w:w="90" w:type="dxa"/>
             </w:tcMar>
           </w:tcPr>
           <w:p>
@@ -3112,7 +3112,7 @@
                 <w:rFonts w:ascii="Calibri" w:hAnsi="Calibri"/>
                 <w:b/>
                 <w:color w:val="262626"/>
-                <w:sz w:val="19"/>
+                <w:sz w:val="18"/>
               </w:rPr>
               <w:t>`STC-501`</w:t>
             </w:r>
@@ -3120,14 +3120,14 @@
         </w:tc>
         <w:tc>
           <w:tcPr>
-            <w:tcW w:type="dxa" w:w="1129"/>
+            <w:tcW w:type="dxa" w:w="1870"/>
             <w:vAlign w:val="center"/>
             <w:shd w:fill="FFFFFF"/>
             <w:tcMar>
-              <w:top w:w="80" w:type="dxa"/>
-              <w:bottom w:w="80" w:type="dxa"/>
-              <w:left w:w="100" w:type="dxa"/>
-              <w:right w:w="100" w:type="dxa"/>
+              <w:top w:w="70" w:type="dxa"/>
+              <w:bottom w:w="70" w:type="dxa"/>
+              <w:left w:w="90" w:type="dxa"/>
+              <w:right w:w="90" w:type="dxa"/>
             </w:tcMar>
           </w:tcPr>
           <w:p>
@@ -3139,7 +3139,7 @@
               <w:rPr>
                 <w:rFonts w:ascii="Consolas" w:hAnsi="Consolas"/>
                 <w:color w:val="A02828"/>
-                <w:sz w:val="18"/>
+                <w:sz w:val="17"/>
               </w:rPr>
               <w:t>STI-308</w:t>
             </w:r>
@@ -3147,7 +3147,7 @@
               <w:rPr>
                 <w:rFonts w:ascii="Calibri" w:hAnsi="Calibri"/>
                 <w:color w:val="262626"/>
-                <w:sz w:val="19"/>
+                <w:sz w:val="18"/>
               </w:rPr>
               <w:t xml:space="preserve"> UI/UX Design &amp; Prototyping</w:t>
             </w:r>
@@ -3160,14 +3160,14 @@
         </w:trPr>
         <w:tc>
           <w:tcPr>
-            <w:tcW w:type="dxa" w:w="1129"/>
+            <w:tcW w:type="dxa" w:w="1870"/>
             <w:vAlign w:val="center"/>
             <w:shd w:fill="F2F5F9"/>
             <w:tcMar>
-              <w:top w:w="80" w:type="dxa"/>
-              <w:bottom w:w="80" w:type="dxa"/>
-              <w:left w:w="100" w:type="dxa"/>
-              <w:right w:w="100" w:type="dxa"/>
+              <w:top w:w="70" w:type="dxa"/>
+              <w:bottom w:w="70" w:type="dxa"/>
+              <w:left w:w="90" w:type="dxa"/>
+              <w:right w:w="90" w:type="dxa"/>
             </w:tcMar>
           </w:tcPr>
           <w:p>
@@ -3180,7 +3180,7 @@
                 <w:rFonts w:ascii="Calibri" w:hAnsi="Calibri"/>
                 <w:b/>
                 <w:color w:val="262626"/>
-                <w:sz w:val="19"/>
+                <w:sz w:val="18"/>
               </w:rPr>
               <w:t>6</w:t>
             </w:r>
@@ -3188,14 +3188,14 @@
         </w:tc>
         <w:tc>
           <w:tcPr>
-            <w:tcW w:type="dxa" w:w="1129"/>
+            <w:tcW w:type="dxa" w:w="1870"/>
             <w:vAlign w:val="center"/>
             <w:shd w:fill="F2F5F9"/>
             <w:tcMar>
-              <w:top w:w="80" w:type="dxa"/>
-              <w:bottom w:w="80" w:type="dxa"/>
-              <w:left w:w="100" w:type="dxa"/>
-              <w:right w:w="100" w:type="dxa"/>
+              <w:top w:w="70" w:type="dxa"/>
+              <w:bottom w:w="70" w:type="dxa"/>
+              <w:left w:w="90" w:type="dxa"/>
+              <w:right w:w="90" w:type="dxa"/>
             </w:tcMar>
           </w:tcPr>
           <w:p>
@@ -3207,7 +3207,7 @@
               <w:rPr>
                 <w:rFonts w:ascii="Calibri" w:hAnsi="Calibri"/>
                 <w:color w:val="262626"/>
-                <w:sz w:val="19"/>
+                <w:sz w:val="18"/>
               </w:rPr>
               <w:t>P1: Integrated Smart Systems</w:t>
             </w:r>
@@ -3215,14 +3215,14 @@
         </w:tc>
         <w:tc>
           <w:tcPr>
-            <w:tcW w:type="dxa" w:w="1129"/>
+            <w:tcW w:type="dxa" w:w="1870"/>
             <w:vAlign w:val="center"/>
             <w:shd w:fill="F2F5F9"/>
             <w:tcMar>
-              <w:top w:w="80" w:type="dxa"/>
-              <w:bottom w:w="80" w:type="dxa"/>
-              <w:left w:w="100" w:type="dxa"/>
-              <w:right w:w="100" w:type="dxa"/>
+              <w:top w:w="70" w:type="dxa"/>
+              <w:bottom w:w="70" w:type="dxa"/>
+              <w:left w:w="90" w:type="dxa"/>
+              <w:right w:w="90" w:type="dxa"/>
             </w:tcMar>
           </w:tcPr>
           <w:p>
@@ -3234,22 +3234,22 @@
               <w:rPr>
                 <w:rFonts w:ascii="Calibri" w:hAnsi="Calibri"/>
                 <w:color w:val="262626"/>
-                <w:sz w:val="19"/>
+                <w:sz w:val="18"/>
               </w:rPr>
-              <w:t>Computational Methods and Numerics</w:t>
+              <w:t>Rekayasa Big Data dan Komputasi Terdistribusi (semula Computational Methods and Numerics → Dok 048)</w:t>
             </w:r>
           </w:p>
         </w:tc>
         <w:tc>
           <w:tcPr>
-            <w:tcW w:type="dxa" w:w="1129"/>
+            <w:tcW w:type="dxa" w:w="1870"/>
             <w:vAlign w:val="center"/>
             <w:shd w:fill="F2F5F9"/>
             <w:tcMar>
-              <w:top w:w="80" w:type="dxa"/>
-              <w:bottom w:w="80" w:type="dxa"/>
-              <w:left w:w="100" w:type="dxa"/>
-              <w:right w:w="100" w:type="dxa"/>
+              <w:top w:w="70" w:type="dxa"/>
+              <w:bottom w:w="70" w:type="dxa"/>
+              <w:left w:w="90" w:type="dxa"/>
+              <w:right w:w="90" w:type="dxa"/>
             </w:tcMar>
           </w:tcPr>
           <w:p>
@@ -3261,7 +3261,7 @@
               <w:rPr>
                 <w:rFonts w:ascii="Calibri" w:hAnsi="Calibri"/>
                 <w:color w:val="262626"/>
-                <w:sz w:val="19"/>
+                <w:sz w:val="18"/>
               </w:rPr>
               <w:t>3</w:t>
             </w:r>
@@ -3269,14 +3269,14 @@
         </w:tc>
         <w:tc>
           <w:tcPr>
-            <w:tcW w:type="dxa" w:w="1129"/>
+            <w:tcW w:type="dxa" w:w="1870"/>
             <w:vAlign w:val="center"/>
             <w:shd w:fill="F2F5F9"/>
             <w:tcMar>
-              <w:top w:w="80" w:type="dxa"/>
-              <w:bottom w:w="80" w:type="dxa"/>
-              <w:left w:w="100" w:type="dxa"/>
-              <w:right w:w="100" w:type="dxa"/>
+              <w:top w:w="70" w:type="dxa"/>
+              <w:bottom w:w="70" w:type="dxa"/>
+              <w:left w:w="90" w:type="dxa"/>
+              <w:right w:w="90" w:type="dxa"/>
             </w:tcMar>
           </w:tcPr>
           <w:p>
@@ -3288,7 +3288,7 @@
               <w:rPr>
                 <w:rFonts w:ascii="Calibri" w:hAnsi="Calibri"/>
                 <w:color w:val="262626"/>
-                <w:sz w:val="19"/>
+                <w:sz w:val="18"/>
               </w:rPr>
               <w:t>+P</w:t>
             </w:r>
@@ -3296,14 +3296,14 @@
         </w:tc>
         <w:tc>
           <w:tcPr>
-            <w:tcW w:type="dxa" w:w="1129"/>
+            <w:tcW w:type="dxa" w:w="1870"/>
             <w:vAlign w:val="center"/>
             <w:shd w:fill="F2F5F9"/>
             <w:tcMar>
-              <w:top w:w="80" w:type="dxa"/>
-              <w:bottom w:w="80" w:type="dxa"/>
-              <w:left w:w="100" w:type="dxa"/>
-              <w:right w:w="100" w:type="dxa"/>
+              <w:top w:w="70" w:type="dxa"/>
+              <w:bottom w:w="70" w:type="dxa"/>
+              <w:left w:w="90" w:type="dxa"/>
+              <w:right w:w="90" w:type="dxa"/>
             </w:tcMar>
           </w:tcPr>
           <w:p>
@@ -3315,7 +3315,7 @@
               <w:rPr>
                 <w:rFonts w:ascii="Consolas" w:hAnsi="Consolas"/>
                 <w:color w:val="A02828"/>
-                <w:sz w:val="18"/>
+                <w:sz w:val="17"/>
               </w:rPr>
               <w:t>STA-02</w:t>
             </w:r>
@@ -3323,14 +3323,14 @@
         </w:tc>
         <w:tc>
           <w:tcPr>
-            <w:tcW w:type="dxa" w:w="1129"/>
+            <w:tcW w:type="dxa" w:w="1870"/>
             <w:vAlign w:val="center"/>
             <w:shd w:fill="F2F5F9"/>
             <w:tcMar>
-              <w:top w:w="80" w:type="dxa"/>
-              <w:bottom w:w="80" w:type="dxa"/>
-              <w:left w:w="100" w:type="dxa"/>
-              <w:right w:w="100" w:type="dxa"/>
+              <w:top w:w="70" w:type="dxa"/>
+              <w:bottom w:w="70" w:type="dxa"/>
+              <w:left w:w="90" w:type="dxa"/>
+              <w:right w:w="90" w:type="dxa"/>
             </w:tcMar>
           </w:tcPr>
           <w:p>
@@ -3343,7 +3343,7 @@
                 <w:rFonts w:ascii="Calibri" w:hAnsi="Calibri"/>
                 <w:b/>
                 <w:color w:val="262626"/>
-                <w:sz w:val="19"/>
+                <w:sz w:val="18"/>
               </w:rPr>
               <w:t>`STA-601`</w:t>
             </w:r>
@@ -3351,14 +3351,14 @@
         </w:tc>
         <w:tc>
           <w:tcPr>
-            <w:tcW w:type="dxa" w:w="1129"/>
+            <w:tcW w:type="dxa" w:w="1870"/>
             <w:vAlign w:val="center"/>
             <w:shd w:fill="F2F5F9"/>
             <w:tcMar>
-              <w:top w:w="80" w:type="dxa"/>
-              <w:bottom w:w="80" w:type="dxa"/>
-              <w:left w:w="100" w:type="dxa"/>
-              <w:right w:w="100" w:type="dxa"/>
+              <w:top w:w="70" w:type="dxa"/>
+              <w:bottom w:w="70" w:type="dxa"/>
+              <w:left w:w="90" w:type="dxa"/>
+              <w:right w:w="90" w:type="dxa"/>
             </w:tcMar>
           </w:tcPr>
           <w:p>
@@ -3370,33 +3370,33 @@
               <w:rPr>
                 <w:rFonts w:ascii="Consolas" w:hAnsi="Consolas"/>
                 <w:color w:val="A02828"/>
-                <w:sz w:val="18"/>
+                <w:sz w:val="17"/>
               </w:rPr>
-              <w:t>STI-102</w:t>
+              <w:t>FST-207</w:t>
             </w:r>
             <w:r>
               <w:rPr>
                 <w:rFonts w:ascii="Calibri" w:hAnsi="Calibri"/>
                 <w:color w:val="262626"/>
-                <w:sz w:val="19"/>
+                <w:sz w:val="18"/>
               </w:rPr>
-              <w:t xml:space="preserve"> Kalkulus, </w:t>
+              <w:t xml:space="preserve"> Basis Data, </w:t>
             </w:r>
             <w:r>
               <w:rPr>
                 <w:rFonts w:ascii="Consolas" w:hAnsi="Consolas"/>
                 <w:color w:val="A02828"/>
-                <w:sz w:val="18"/>
+                <w:sz w:val="17"/>
               </w:rPr>
-              <w:t>STI-205</w:t>
+              <w:t>STI-415</w:t>
             </w:r>
             <w:r>
               <w:rPr>
                 <w:rFonts w:ascii="Calibri" w:hAnsi="Calibri"/>
                 <w:color w:val="262626"/>
-                <w:sz w:val="19"/>
+                <w:sz w:val="18"/>
               </w:rPr>
-              <w:t xml:space="preserve"> Aljabar Linear</w:t>
+              <w:t xml:space="preserve"> DW/BI</w:t>
             </w:r>
           </w:p>
         </w:tc>
@@ -3407,14 +3407,14 @@
         </w:trPr>
         <w:tc>
           <w:tcPr>
-            <w:tcW w:type="dxa" w:w="1129"/>
+            <w:tcW w:type="dxa" w:w="1870"/>
             <w:vAlign w:val="center"/>
             <w:shd w:fill="FFFFFF"/>
             <w:tcMar>
-              <w:top w:w="80" w:type="dxa"/>
-              <w:bottom w:w="80" w:type="dxa"/>
-              <w:left w:w="100" w:type="dxa"/>
-              <w:right w:w="100" w:type="dxa"/>
+              <w:top w:w="70" w:type="dxa"/>
+              <w:bottom w:w="70" w:type="dxa"/>
+              <w:left w:w="90" w:type="dxa"/>
+              <w:right w:w="90" w:type="dxa"/>
             </w:tcMar>
           </w:tcPr>
           <w:p>
@@ -3427,7 +3427,7 @@
                 <w:rFonts w:ascii="Calibri" w:hAnsi="Calibri"/>
                 <w:b/>
                 <w:color w:val="262626"/>
-                <w:sz w:val="19"/>
+                <w:sz w:val="18"/>
               </w:rPr>
               <w:t>6</w:t>
             </w:r>
@@ -3435,14 +3435,14 @@
         </w:tc>
         <w:tc>
           <w:tcPr>
-            <w:tcW w:type="dxa" w:w="1129"/>
+            <w:tcW w:type="dxa" w:w="1870"/>
             <w:vAlign w:val="center"/>
             <w:shd w:fill="FFFFFF"/>
             <w:tcMar>
-              <w:top w:w="80" w:type="dxa"/>
-              <w:bottom w:w="80" w:type="dxa"/>
-              <w:left w:w="100" w:type="dxa"/>
-              <w:right w:w="100" w:type="dxa"/>
+              <w:top w:w="70" w:type="dxa"/>
+              <w:bottom w:w="70" w:type="dxa"/>
+              <w:left w:w="90" w:type="dxa"/>
+              <w:right w:w="90" w:type="dxa"/>
             </w:tcMar>
           </w:tcPr>
           <w:p>
@@ -3454,7 +3454,7 @@
               <w:rPr>
                 <w:rFonts w:ascii="Calibri" w:hAnsi="Calibri"/>
                 <w:color w:val="262626"/>
-                <w:sz w:val="19"/>
+                <w:sz w:val="18"/>
               </w:rPr>
               <w:t>P1: Integrated Smart Systems</w:t>
             </w:r>
@@ -3462,14 +3462,14 @@
         </w:tc>
         <w:tc>
           <w:tcPr>
-            <w:tcW w:type="dxa" w:w="1129"/>
+            <w:tcW w:type="dxa" w:w="1870"/>
             <w:vAlign w:val="center"/>
             <w:shd w:fill="FFFFFF"/>
             <w:tcMar>
-              <w:top w:w="80" w:type="dxa"/>
-              <w:bottom w:w="80" w:type="dxa"/>
-              <w:left w:w="100" w:type="dxa"/>
-              <w:right w:w="100" w:type="dxa"/>
+              <w:top w:w="70" w:type="dxa"/>
+              <w:bottom w:w="70" w:type="dxa"/>
+              <w:left w:w="90" w:type="dxa"/>
+              <w:right w:w="90" w:type="dxa"/>
             </w:tcMar>
           </w:tcPr>
           <w:p>
@@ -3481,7 +3481,7 @@
               <w:rPr>
                 <w:rFonts w:ascii="Calibri" w:hAnsi="Calibri"/>
                 <w:color w:val="262626"/>
-                <w:sz w:val="19"/>
+                <w:sz w:val="18"/>
               </w:rPr>
               <w:t>Intelligent Agent Systems</w:t>
             </w:r>
@@ -3489,14 +3489,14 @@
         </w:tc>
         <w:tc>
           <w:tcPr>
-            <w:tcW w:type="dxa" w:w="1129"/>
+            <w:tcW w:type="dxa" w:w="1870"/>
             <w:vAlign w:val="center"/>
             <w:shd w:fill="FFFFFF"/>
             <w:tcMar>
-              <w:top w:w="80" w:type="dxa"/>
-              <w:bottom w:w="80" w:type="dxa"/>
-              <w:left w:w="100" w:type="dxa"/>
-              <w:right w:w="100" w:type="dxa"/>
+              <w:top w:w="70" w:type="dxa"/>
+              <w:bottom w:w="70" w:type="dxa"/>
+              <w:left w:w="90" w:type="dxa"/>
+              <w:right w:w="90" w:type="dxa"/>
             </w:tcMar>
           </w:tcPr>
           <w:p>
@@ -3508,7 +3508,7 @@
               <w:rPr>
                 <w:rFonts w:ascii="Calibri" w:hAnsi="Calibri"/>
                 <w:color w:val="262626"/>
-                <w:sz w:val="19"/>
+                <w:sz w:val="18"/>
               </w:rPr>
               <w:t>3</w:t>
             </w:r>
@@ -3516,14 +3516,14 @@
         </w:tc>
         <w:tc>
           <w:tcPr>
-            <w:tcW w:type="dxa" w:w="1129"/>
+            <w:tcW w:type="dxa" w:w="1870"/>
             <w:vAlign w:val="center"/>
             <w:shd w:fill="FFFFFF"/>
             <w:tcMar>
-              <w:top w:w="80" w:type="dxa"/>
-              <w:bottom w:w="80" w:type="dxa"/>
-              <w:left w:w="100" w:type="dxa"/>
-              <w:right w:w="100" w:type="dxa"/>
+              <w:top w:w="70" w:type="dxa"/>
+              <w:bottom w:w="70" w:type="dxa"/>
+              <w:left w:w="90" w:type="dxa"/>
+              <w:right w:w="90" w:type="dxa"/>
             </w:tcMar>
           </w:tcPr>
           <w:p>
@@ -3535,7 +3535,7 @@
               <w:rPr>
                 <w:rFonts w:ascii="Calibri" w:hAnsi="Calibri"/>
                 <w:color w:val="262626"/>
-                <w:sz w:val="19"/>
+                <w:sz w:val="18"/>
               </w:rPr>
               <w:t>+P</w:t>
             </w:r>
@@ -3543,14 +3543,14 @@
         </w:tc>
         <w:tc>
           <w:tcPr>
-            <w:tcW w:type="dxa" w:w="1129"/>
+            <w:tcW w:type="dxa" w:w="1870"/>
             <w:vAlign w:val="center"/>
             <w:shd w:fill="FFFFFF"/>
             <w:tcMar>
-              <w:top w:w="80" w:type="dxa"/>
-              <w:bottom w:w="80" w:type="dxa"/>
-              <w:left w:w="100" w:type="dxa"/>
-              <w:right w:w="100" w:type="dxa"/>
+              <w:top w:w="70" w:type="dxa"/>
+              <w:bottom w:w="70" w:type="dxa"/>
+              <w:left w:w="90" w:type="dxa"/>
+              <w:right w:w="90" w:type="dxa"/>
             </w:tcMar>
           </w:tcPr>
           <w:p>
@@ -3562,7 +3562,7 @@
               <w:rPr>
                 <w:rFonts w:ascii="Consolas" w:hAnsi="Consolas"/>
                 <w:color w:val="A02828"/>
-                <w:sz w:val="18"/>
+                <w:sz w:val="17"/>
               </w:rPr>
               <w:t>STA-03</w:t>
             </w:r>
@@ -3570,14 +3570,14 @@
         </w:tc>
         <w:tc>
           <w:tcPr>
-            <w:tcW w:type="dxa" w:w="1129"/>
+            <w:tcW w:type="dxa" w:w="1870"/>
             <w:vAlign w:val="center"/>
             <w:shd w:fill="FFFFFF"/>
             <w:tcMar>
-              <w:top w:w="80" w:type="dxa"/>
-              <w:bottom w:w="80" w:type="dxa"/>
-              <w:left w:w="100" w:type="dxa"/>
-              <w:right w:w="100" w:type="dxa"/>
+              <w:top w:w="70" w:type="dxa"/>
+              <w:bottom w:w="70" w:type="dxa"/>
+              <w:left w:w="90" w:type="dxa"/>
+              <w:right w:w="90" w:type="dxa"/>
             </w:tcMar>
           </w:tcPr>
           <w:p>
@@ -3590,7 +3590,7 @@
                 <w:rFonts w:ascii="Calibri" w:hAnsi="Calibri"/>
                 <w:b/>
                 <w:color w:val="262626"/>
-                <w:sz w:val="19"/>
+                <w:sz w:val="18"/>
               </w:rPr>
               <w:t>`STA-602`</w:t>
             </w:r>
@@ -3598,14 +3598,14 @@
         </w:tc>
         <w:tc>
           <w:tcPr>
-            <w:tcW w:type="dxa" w:w="1129"/>
+            <w:tcW w:type="dxa" w:w="1870"/>
             <w:vAlign w:val="center"/>
             <w:shd w:fill="FFFFFF"/>
             <w:tcMar>
-              <w:top w:w="80" w:type="dxa"/>
-              <w:bottom w:w="80" w:type="dxa"/>
-              <w:left w:w="100" w:type="dxa"/>
-              <w:right w:w="100" w:type="dxa"/>
+              <w:top w:w="70" w:type="dxa"/>
+              <w:bottom w:w="70" w:type="dxa"/>
+              <w:left w:w="90" w:type="dxa"/>
+              <w:right w:w="90" w:type="dxa"/>
             </w:tcMar>
           </w:tcPr>
           <w:p>
@@ -3617,7 +3617,7 @@
               <w:rPr>
                 <w:rFonts w:ascii="Consolas" w:hAnsi="Consolas"/>
                 <w:color w:val="A02828"/>
-                <w:sz w:val="18"/>
+                <w:sz w:val="17"/>
               </w:rPr>
               <w:t>STI-307</w:t>
             </w:r>
@@ -3625,7 +3625,7 @@
               <w:rPr>
                 <w:rFonts w:ascii="Calibri" w:hAnsi="Calibri"/>
                 <w:color w:val="262626"/>
-                <w:sz w:val="19"/>
+                <w:sz w:val="18"/>
               </w:rPr>
               <w:t xml:space="preserve"> Sistem Cerdas</w:t>
             </w:r>
@@ -3638,14 +3638,14 @@
         </w:trPr>
         <w:tc>
           <w:tcPr>
-            <w:tcW w:type="dxa" w:w="1129"/>
+            <w:tcW w:type="dxa" w:w="1870"/>
             <w:vAlign w:val="center"/>
             <w:shd w:fill="F2F5F9"/>
             <w:tcMar>
-              <w:top w:w="80" w:type="dxa"/>
-              <w:bottom w:w="80" w:type="dxa"/>
-              <w:left w:w="100" w:type="dxa"/>
-              <w:right w:w="100" w:type="dxa"/>
+              <w:top w:w="70" w:type="dxa"/>
+              <w:bottom w:w="70" w:type="dxa"/>
+              <w:left w:w="90" w:type="dxa"/>
+              <w:right w:w="90" w:type="dxa"/>
             </w:tcMar>
           </w:tcPr>
           <w:p>
@@ -3658,7 +3658,7 @@
                 <w:rFonts w:ascii="Calibri" w:hAnsi="Calibri"/>
                 <w:b/>
                 <w:color w:val="262626"/>
-                <w:sz w:val="19"/>
+                <w:sz w:val="18"/>
               </w:rPr>
               <w:t>6</w:t>
             </w:r>
@@ -3666,14 +3666,14 @@
         </w:tc>
         <w:tc>
           <w:tcPr>
-            <w:tcW w:type="dxa" w:w="1129"/>
+            <w:tcW w:type="dxa" w:w="1870"/>
             <w:vAlign w:val="center"/>
             <w:shd w:fill="F2F5F9"/>
             <w:tcMar>
-              <w:top w:w="80" w:type="dxa"/>
-              <w:bottom w:w="80" w:type="dxa"/>
-              <w:left w:w="100" w:type="dxa"/>
-              <w:right w:w="100" w:type="dxa"/>
+              <w:top w:w="70" w:type="dxa"/>
+              <w:bottom w:w="70" w:type="dxa"/>
+              <w:left w:w="90" w:type="dxa"/>
+              <w:right w:w="90" w:type="dxa"/>
             </w:tcMar>
           </w:tcPr>
           <w:p>
@@ -3685,7 +3685,7 @@
               <w:rPr>
                 <w:rFonts w:ascii="Calibri" w:hAnsi="Calibri"/>
                 <w:color w:val="262626"/>
-                <w:sz w:val="19"/>
+                <w:sz w:val="18"/>
               </w:rPr>
               <w:t>P2: Cloud Infra &amp; Cyber</w:t>
             </w:r>
@@ -3693,14 +3693,14 @@
         </w:tc>
         <w:tc>
           <w:tcPr>
-            <w:tcW w:type="dxa" w:w="1129"/>
+            <w:tcW w:type="dxa" w:w="1870"/>
             <w:vAlign w:val="center"/>
             <w:shd w:fill="F2F5F9"/>
             <w:tcMar>
-              <w:top w:w="80" w:type="dxa"/>
-              <w:bottom w:w="80" w:type="dxa"/>
-              <w:left w:w="100" w:type="dxa"/>
-              <w:right w:w="100" w:type="dxa"/>
+              <w:top w:w="70" w:type="dxa"/>
+              <w:bottom w:w="70" w:type="dxa"/>
+              <w:left w:w="90" w:type="dxa"/>
+              <w:right w:w="90" w:type="dxa"/>
             </w:tcMar>
           </w:tcPr>
           <w:p>
@@ -3712,7 +3712,7 @@
               <w:rPr>
                 <w:rFonts w:ascii="Calibri" w:hAnsi="Calibri"/>
                 <w:color w:val="262626"/>
-                <w:sz w:val="19"/>
+                <w:sz w:val="18"/>
               </w:rPr>
               <w:t>Cloud Architecture &amp; DevOps</w:t>
             </w:r>
@@ -3720,14 +3720,14 @@
         </w:tc>
         <w:tc>
           <w:tcPr>
-            <w:tcW w:type="dxa" w:w="1129"/>
+            <w:tcW w:type="dxa" w:w="1870"/>
             <w:vAlign w:val="center"/>
             <w:shd w:fill="F2F5F9"/>
             <w:tcMar>
-              <w:top w:w="80" w:type="dxa"/>
-              <w:bottom w:w="80" w:type="dxa"/>
-              <w:left w:w="100" w:type="dxa"/>
-              <w:right w:w="100" w:type="dxa"/>
+              <w:top w:w="70" w:type="dxa"/>
+              <w:bottom w:w="70" w:type="dxa"/>
+              <w:left w:w="90" w:type="dxa"/>
+              <w:right w:w="90" w:type="dxa"/>
             </w:tcMar>
           </w:tcPr>
           <w:p>
@@ -3739,7 +3739,7 @@
               <w:rPr>
                 <w:rFonts w:ascii="Calibri" w:hAnsi="Calibri"/>
                 <w:color w:val="262626"/>
-                <w:sz w:val="19"/>
+                <w:sz w:val="18"/>
               </w:rPr>
               <w:t>3</w:t>
             </w:r>
@@ -3747,14 +3747,14 @@
         </w:tc>
         <w:tc>
           <w:tcPr>
-            <w:tcW w:type="dxa" w:w="1129"/>
+            <w:tcW w:type="dxa" w:w="1870"/>
             <w:vAlign w:val="center"/>
             <w:shd w:fill="F2F5F9"/>
             <w:tcMar>
-              <w:top w:w="80" w:type="dxa"/>
-              <w:bottom w:w="80" w:type="dxa"/>
-              <w:left w:w="100" w:type="dxa"/>
-              <w:right w:w="100" w:type="dxa"/>
+              <w:top w:w="70" w:type="dxa"/>
+              <w:bottom w:w="70" w:type="dxa"/>
+              <w:left w:w="90" w:type="dxa"/>
+              <w:right w:w="90" w:type="dxa"/>
             </w:tcMar>
           </w:tcPr>
           <w:p>
@@ -3766,7 +3766,7 @@
               <w:rPr>
                 <w:rFonts w:ascii="Calibri" w:hAnsi="Calibri"/>
                 <w:color w:val="262626"/>
-                <w:sz w:val="19"/>
+                <w:sz w:val="18"/>
               </w:rPr>
               <w:t>+P</w:t>
             </w:r>
@@ -3774,14 +3774,14 @@
         </w:tc>
         <w:tc>
           <w:tcPr>
-            <w:tcW w:type="dxa" w:w="1129"/>
+            <w:tcW w:type="dxa" w:w="1870"/>
             <w:vAlign w:val="center"/>
             <w:shd w:fill="F2F5F9"/>
             <w:tcMar>
-              <w:top w:w="80" w:type="dxa"/>
-              <w:bottom w:w="80" w:type="dxa"/>
-              <w:left w:w="100" w:type="dxa"/>
-              <w:right w:w="100" w:type="dxa"/>
+              <w:top w:w="70" w:type="dxa"/>
+              <w:bottom w:w="70" w:type="dxa"/>
+              <w:left w:w="90" w:type="dxa"/>
+              <w:right w:w="90" w:type="dxa"/>
             </w:tcMar>
           </w:tcPr>
           <w:p>
@@ -3793,7 +3793,7 @@
               <w:rPr>
                 <w:rFonts w:ascii="Consolas" w:hAnsi="Consolas"/>
                 <w:color w:val="A02828"/>
-                <w:sz w:val="18"/>
+                <w:sz w:val="17"/>
               </w:rPr>
               <w:t>STB-02</w:t>
             </w:r>
@@ -3801,14 +3801,14 @@
         </w:tc>
         <w:tc>
           <w:tcPr>
-            <w:tcW w:type="dxa" w:w="1129"/>
+            <w:tcW w:type="dxa" w:w="1870"/>
             <w:vAlign w:val="center"/>
             <w:shd w:fill="F2F5F9"/>
             <w:tcMar>
-              <w:top w:w="80" w:type="dxa"/>
-              <w:bottom w:w="80" w:type="dxa"/>
-              <w:left w:w="100" w:type="dxa"/>
-              <w:right w:w="100" w:type="dxa"/>
+              <w:top w:w="70" w:type="dxa"/>
+              <w:bottom w:w="70" w:type="dxa"/>
+              <w:left w:w="90" w:type="dxa"/>
+              <w:right w:w="90" w:type="dxa"/>
             </w:tcMar>
           </w:tcPr>
           <w:p>
@@ -3821,7 +3821,7 @@
                 <w:rFonts w:ascii="Calibri" w:hAnsi="Calibri"/>
                 <w:b/>
                 <w:color w:val="262626"/>
-                <w:sz w:val="19"/>
+                <w:sz w:val="18"/>
               </w:rPr>
               <w:t>`STB-601`</w:t>
             </w:r>
@@ -3829,14 +3829,14 @@
         </w:tc>
         <w:tc>
           <w:tcPr>
-            <w:tcW w:type="dxa" w:w="1129"/>
+            <w:tcW w:type="dxa" w:w="1870"/>
             <w:vAlign w:val="center"/>
             <w:shd w:fill="F2F5F9"/>
             <w:tcMar>
-              <w:top w:w="80" w:type="dxa"/>
-              <w:bottom w:w="80" w:type="dxa"/>
-              <w:left w:w="100" w:type="dxa"/>
-              <w:right w:w="100" w:type="dxa"/>
+              <w:top w:w="70" w:type="dxa"/>
+              <w:bottom w:w="70" w:type="dxa"/>
+              <w:left w:w="90" w:type="dxa"/>
+              <w:right w:w="90" w:type="dxa"/>
             </w:tcMar>
           </w:tcPr>
           <w:p>
@@ -3848,7 +3848,7 @@
               <w:rPr>
                 <w:rFonts w:ascii="Consolas" w:hAnsi="Consolas"/>
                 <w:color w:val="A02828"/>
-                <w:sz w:val="18"/>
+                <w:sz w:val="17"/>
               </w:rPr>
               <w:t>STI-417</w:t>
             </w:r>
@@ -3856,7 +3856,7 @@
               <w:rPr>
                 <w:rFonts w:ascii="Calibri" w:hAnsi="Calibri"/>
                 <w:color w:val="262626"/>
-                <w:sz w:val="19"/>
+                <w:sz w:val="18"/>
               </w:rPr>
               <w:t xml:space="preserve"> Komputasi Awan</w:t>
             </w:r>
@@ -3869,14 +3869,14 @@
         </w:trPr>
         <w:tc>
           <w:tcPr>
-            <w:tcW w:type="dxa" w:w="1129"/>
+            <w:tcW w:type="dxa" w:w="1870"/>
             <w:vAlign w:val="center"/>
             <w:shd w:fill="FFFFFF"/>
             <w:tcMar>
-              <w:top w:w="80" w:type="dxa"/>
-              <w:bottom w:w="80" w:type="dxa"/>
-              <w:left w:w="100" w:type="dxa"/>
-              <w:right w:w="100" w:type="dxa"/>
+              <w:top w:w="70" w:type="dxa"/>
+              <w:bottom w:w="70" w:type="dxa"/>
+              <w:left w:w="90" w:type="dxa"/>
+              <w:right w:w="90" w:type="dxa"/>
             </w:tcMar>
           </w:tcPr>
           <w:p>
@@ -3889,7 +3889,7 @@
                 <w:rFonts w:ascii="Calibri" w:hAnsi="Calibri"/>
                 <w:b/>
                 <w:color w:val="262626"/>
-                <w:sz w:val="19"/>
+                <w:sz w:val="18"/>
               </w:rPr>
               <w:t>6</w:t>
             </w:r>
@@ -3897,14 +3897,14 @@
         </w:tc>
         <w:tc>
           <w:tcPr>
-            <w:tcW w:type="dxa" w:w="1129"/>
+            <w:tcW w:type="dxa" w:w="1870"/>
             <w:vAlign w:val="center"/>
             <w:shd w:fill="FFFFFF"/>
             <w:tcMar>
-              <w:top w:w="80" w:type="dxa"/>
-              <w:bottom w:w="80" w:type="dxa"/>
-              <w:left w:w="100" w:type="dxa"/>
-              <w:right w:w="100" w:type="dxa"/>
+              <w:top w:w="70" w:type="dxa"/>
+              <w:bottom w:w="70" w:type="dxa"/>
+              <w:left w:w="90" w:type="dxa"/>
+              <w:right w:w="90" w:type="dxa"/>
             </w:tcMar>
           </w:tcPr>
           <w:p>
@@ -3916,7 +3916,7 @@
               <w:rPr>
                 <w:rFonts w:ascii="Calibri" w:hAnsi="Calibri"/>
                 <w:color w:val="262626"/>
-                <w:sz w:val="19"/>
+                <w:sz w:val="18"/>
               </w:rPr>
               <w:t>P2: Cloud Infra &amp; Cyber</w:t>
             </w:r>
@@ -3924,14 +3924,14 @@
         </w:tc>
         <w:tc>
           <w:tcPr>
-            <w:tcW w:type="dxa" w:w="1129"/>
+            <w:tcW w:type="dxa" w:w="1870"/>
             <w:vAlign w:val="center"/>
             <w:shd w:fill="FFFFFF"/>
             <w:tcMar>
-              <w:top w:w="80" w:type="dxa"/>
-              <w:bottom w:w="80" w:type="dxa"/>
-              <w:left w:w="100" w:type="dxa"/>
-              <w:right w:w="100" w:type="dxa"/>
+              <w:top w:w="70" w:type="dxa"/>
+              <w:bottom w:w="70" w:type="dxa"/>
+              <w:left w:w="90" w:type="dxa"/>
+              <w:right w:w="90" w:type="dxa"/>
             </w:tcMar>
           </w:tcPr>
           <w:p>
@@ -3943,7 +3943,7 @@
               <w:rPr>
                 <w:rFonts w:ascii="Calibri" w:hAnsi="Calibri"/>
                 <w:color w:val="262626"/>
-                <w:sz w:val="19"/>
+                <w:sz w:val="18"/>
               </w:rPr>
               <w:t>Cybersecurity Risk Management</w:t>
             </w:r>
@@ -3951,14 +3951,14 @@
         </w:tc>
         <w:tc>
           <w:tcPr>
-            <w:tcW w:type="dxa" w:w="1129"/>
+            <w:tcW w:type="dxa" w:w="1870"/>
             <w:vAlign w:val="center"/>
             <w:shd w:fill="FFFFFF"/>
             <w:tcMar>
-              <w:top w:w="80" w:type="dxa"/>
-              <w:bottom w:w="80" w:type="dxa"/>
-              <w:left w:w="100" w:type="dxa"/>
-              <w:right w:w="100" w:type="dxa"/>
+              <w:top w:w="70" w:type="dxa"/>
+              <w:bottom w:w="70" w:type="dxa"/>
+              <w:left w:w="90" w:type="dxa"/>
+              <w:right w:w="90" w:type="dxa"/>
             </w:tcMar>
           </w:tcPr>
           <w:p>
@@ -3970,7 +3970,7 @@
               <w:rPr>
                 <w:rFonts w:ascii="Calibri" w:hAnsi="Calibri"/>
                 <w:color w:val="262626"/>
-                <w:sz w:val="19"/>
+                <w:sz w:val="18"/>
               </w:rPr>
               <w:t>3</w:t>
             </w:r>
@@ -3978,14 +3978,14 @@
         </w:tc>
         <w:tc>
           <w:tcPr>
-            <w:tcW w:type="dxa" w:w="1129"/>
+            <w:tcW w:type="dxa" w:w="1870"/>
             <w:vAlign w:val="center"/>
             <w:shd w:fill="FFFFFF"/>
             <w:tcMar>
-              <w:top w:w="80" w:type="dxa"/>
-              <w:bottom w:w="80" w:type="dxa"/>
-              <w:left w:w="100" w:type="dxa"/>
-              <w:right w:w="100" w:type="dxa"/>
+              <w:top w:w="70" w:type="dxa"/>
+              <w:bottom w:w="70" w:type="dxa"/>
+              <w:left w:w="90" w:type="dxa"/>
+              <w:right w:w="90" w:type="dxa"/>
             </w:tcMar>
           </w:tcPr>
           <w:p>
@@ -3997,7 +3997,7 @@
               <w:rPr>
                 <w:rFonts w:ascii="Calibri" w:hAnsi="Calibri"/>
                 <w:color w:val="262626"/>
-                <w:sz w:val="19"/>
+                <w:sz w:val="18"/>
               </w:rPr>
               <w:t>Teori</w:t>
             </w:r>
@@ -4005,14 +4005,14 @@
         </w:tc>
         <w:tc>
           <w:tcPr>
-            <w:tcW w:type="dxa" w:w="1129"/>
+            <w:tcW w:type="dxa" w:w="1870"/>
             <w:vAlign w:val="center"/>
             <w:shd w:fill="FFFFFF"/>
             <w:tcMar>
-              <w:top w:w="80" w:type="dxa"/>
-              <w:bottom w:w="80" w:type="dxa"/>
-              <w:left w:w="100" w:type="dxa"/>
-              <w:right w:w="100" w:type="dxa"/>
+              <w:top w:w="70" w:type="dxa"/>
+              <w:bottom w:w="70" w:type="dxa"/>
+              <w:left w:w="90" w:type="dxa"/>
+              <w:right w:w="90" w:type="dxa"/>
             </w:tcMar>
           </w:tcPr>
           <w:p>
@@ -4024,7 +4024,7 @@
               <w:rPr>
                 <w:rFonts w:ascii="Consolas" w:hAnsi="Consolas"/>
                 <w:color w:val="A02828"/>
-                <w:sz w:val="18"/>
+                <w:sz w:val="17"/>
               </w:rPr>
               <w:t>STB-03</w:t>
             </w:r>
@@ -4032,14 +4032,14 @@
         </w:tc>
         <w:tc>
           <w:tcPr>
-            <w:tcW w:type="dxa" w:w="1129"/>
+            <w:tcW w:type="dxa" w:w="1870"/>
             <w:vAlign w:val="center"/>
             <w:shd w:fill="FFFFFF"/>
             <w:tcMar>
-              <w:top w:w="80" w:type="dxa"/>
-              <w:bottom w:w="80" w:type="dxa"/>
-              <w:left w:w="100" w:type="dxa"/>
-              <w:right w:w="100" w:type="dxa"/>
+              <w:top w:w="70" w:type="dxa"/>
+              <w:bottom w:w="70" w:type="dxa"/>
+              <w:left w:w="90" w:type="dxa"/>
+              <w:right w:w="90" w:type="dxa"/>
             </w:tcMar>
           </w:tcPr>
           <w:p>
@@ -4052,7 +4052,7 @@
                 <w:rFonts w:ascii="Calibri" w:hAnsi="Calibri"/>
                 <w:b/>
                 <w:color w:val="262626"/>
-                <w:sz w:val="19"/>
+                <w:sz w:val="18"/>
               </w:rPr>
               <w:t>`STB-602`</w:t>
             </w:r>
@@ -4060,14 +4060,14 @@
         </w:tc>
         <w:tc>
           <w:tcPr>
-            <w:tcW w:type="dxa" w:w="1129"/>
+            <w:tcW w:type="dxa" w:w="1870"/>
             <w:vAlign w:val="center"/>
             <w:shd w:fill="FFFFFF"/>
             <w:tcMar>
-              <w:top w:w="80" w:type="dxa"/>
-              <w:bottom w:w="80" w:type="dxa"/>
-              <w:left w:w="100" w:type="dxa"/>
-              <w:right w:w="100" w:type="dxa"/>
+              <w:top w:w="70" w:type="dxa"/>
+              <w:bottom w:w="70" w:type="dxa"/>
+              <w:left w:w="90" w:type="dxa"/>
+              <w:right w:w="90" w:type="dxa"/>
             </w:tcMar>
           </w:tcPr>
           <w:p>
@@ -4079,7 +4079,7 @@
               <w:rPr>
                 <w:rFonts w:ascii="Consolas" w:hAnsi="Consolas"/>
                 <w:color w:val="A02828"/>
-                <w:sz w:val="18"/>
+                <w:sz w:val="17"/>
               </w:rPr>
               <w:t>STI-418</w:t>
             </w:r>
@@ -4087,7 +4087,7 @@
               <w:rPr>
                 <w:rFonts w:ascii="Calibri" w:hAnsi="Calibri"/>
                 <w:color w:val="262626"/>
-                <w:sz w:val="19"/>
+                <w:sz w:val="18"/>
               </w:rPr>
               <w:t xml:space="preserve"> Dasar Keamanan Informasi</w:t>
             </w:r>
@@ -4100,14 +4100,14 @@
         </w:trPr>
         <w:tc>
           <w:tcPr>
-            <w:tcW w:type="dxa" w:w="1129"/>
+            <w:tcW w:type="dxa" w:w="1870"/>
             <w:vAlign w:val="center"/>
             <w:shd w:fill="F2F5F9"/>
             <w:tcMar>
-              <w:top w:w="80" w:type="dxa"/>
-              <w:bottom w:w="80" w:type="dxa"/>
-              <w:left w:w="100" w:type="dxa"/>
-              <w:right w:w="100" w:type="dxa"/>
+              <w:top w:w="70" w:type="dxa"/>
+              <w:bottom w:w="70" w:type="dxa"/>
+              <w:left w:w="90" w:type="dxa"/>
+              <w:right w:w="90" w:type="dxa"/>
             </w:tcMar>
           </w:tcPr>
           <w:p>
@@ -4120,7 +4120,7 @@
                 <w:rFonts w:ascii="Calibri" w:hAnsi="Calibri"/>
                 <w:b/>
                 <w:color w:val="262626"/>
-                <w:sz w:val="19"/>
+                <w:sz w:val="18"/>
               </w:rPr>
               <w:t>6</w:t>
             </w:r>
@@ -4128,14 +4128,14 @@
         </w:tc>
         <w:tc>
           <w:tcPr>
-            <w:tcW w:type="dxa" w:w="1129"/>
+            <w:tcW w:type="dxa" w:w="1870"/>
             <w:vAlign w:val="center"/>
             <w:shd w:fill="F2F5F9"/>
             <w:tcMar>
-              <w:top w:w="80" w:type="dxa"/>
-              <w:bottom w:w="80" w:type="dxa"/>
-              <w:left w:w="100" w:type="dxa"/>
-              <w:right w:w="100" w:type="dxa"/>
+              <w:top w:w="70" w:type="dxa"/>
+              <w:bottom w:w="70" w:type="dxa"/>
+              <w:left w:w="90" w:type="dxa"/>
+              <w:right w:w="90" w:type="dxa"/>
             </w:tcMar>
           </w:tcPr>
           <w:p>
@@ -4147,7 +4147,7 @@
               <w:rPr>
                 <w:rFonts w:ascii="Calibri" w:hAnsi="Calibri"/>
                 <w:color w:val="262626"/>
-                <w:sz w:val="19"/>
+                <w:sz w:val="18"/>
               </w:rPr>
               <w:t>P3: Digital Platform Eng</w:t>
             </w:r>
@@ -4155,14 +4155,14 @@
         </w:tc>
         <w:tc>
           <w:tcPr>
-            <w:tcW w:type="dxa" w:w="1129"/>
+            <w:tcW w:type="dxa" w:w="1870"/>
             <w:vAlign w:val="center"/>
             <w:shd w:fill="F2F5F9"/>
             <w:tcMar>
-              <w:top w:w="80" w:type="dxa"/>
-              <w:bottom w:w="80" w:type="dxa"/>
-              <w:left w:w="100" w:type="dxa"/>
-              <w:right w:w="100" w:type="dxa"/>
+              <w:top w:w="70" w:type="dxa"/>
+              <w:bottom w:w="70" w:type="dxa"/>
+              <w:left w:w="90" w:type="dxa"/>
+              <w:right w:w="90" w:type="dxa"/>
             </w:tcMar>
           </w:tcPr>
           <w:p>
@@ -4174,7 +4174,7 @@
               <w:rPr>
                 <w:rFonts w:ascii="Calibri" w:hAnsi="Calibri"/>
                 <w:color w:val="262626"/>
-                <w:sz w:val="19"/>
+                <w:sz w:val="18"/>
               </w:rPr>
               <w:t>Rekayasa &amp; Otomasi Proses Bisnis (BPA)</w:t>
             </w:r>
@@ -4182,14 +4182,14 @@
         </w:tc>
         <w:tc>
           <w:tcPr>
-            <w:tcW w:type="dxa" w:w="1129"/>
+            <w:tcW w:type="dxa" w:w="1870"/>
             <w:vAlign w:val="center"/>
             <w:shd w:fill="F2F5F9"/>
             <w:tcMar>
-              <w:top w:w="80" w:type="dxa"/>
-              <w:bottom w:w="80" w:type="dxa"/>
-              <w:left w:w="100" w:type="dxa"/>
-              <w:right w:w="100" w:type="dxa"/>
+              <w:top w:w="70" w:type="dxa"/>
+              <w:bottom w:w="70" w:type="dxa"/>
+              <w:left w:w="90" w:type="dxa"/>
+              <w:right w:w="90" w:type="dxa"/>
             </w:tcMar>
           </w:tcPr>
           <w:p>
@@ -4201,7 +4201,7 @@
               <w:rPr>
                 <w:rFonts w:ascii="Calibri" w:hAnsi="Calibri"/>
                 <w:color w:val="262626"/>
-                <w:sz w:val="19"/>
+                <w:sz w:val="18"/>
               </w:rPr>
               <w:t>3</w:t>
             </w:r>
@@ -4209,14 +4209,14 @@
         </w:tc>
         <w:tc>
           <w:tcPr>
-            <w:tcW w:type="dxa" w:w="1129"/>
+            <w:tcW w:type="dxa" w:w="1870"/>
             <w:vAlign w:val="center"/>
             <w:shd w:fill="F2F5F9"/>
             <w:tcMar>
-              <w:top w:w="80" w:type="dxa"/>
-              <w:bottom w:w="80" w:type="dxa"/>
-              <w:left w:w="100" w:type="dxa"/>
-              <w:right w:w="100" w:type="dxa"/>
+              <w:top w:w="70" w:type="dxa"/>
+              <w:bottom w:w="70" w:type="dxa"/>
+              <w:left w:w="90" w:type="dxa"/>
+              <w:right w:w="90" w:type="dxa"/>
             </w:tcMar>
           </w:tcPr>
           <w:p>
@@ -4228,7 +4228,7 @@
               <w:rPr>
                 <w:rFonts w:ascii="Calibri" w:hAnsi="Calibri"/>
                 <w:color w:val="262626"/>
-                <w:sz w:val="19"/>
+                <w:sz w:val="18"/>
               </w:rPr>
               <w:t>+P</w:t>
             </w:r>
@@ -4236,14 +4236,14 @@
         </w:tc>
         <w:tc>
           <w:tcPr>
-            <w:tcW w:type="dxa" w:w="1129"/>
+            <w:tcW w:type="dxa" w:w="1870"/>
             <w:vAlign w:val="center"/>
             <w:shd w:fill="F2F5F9"/>
             <w:tcMar>
-              <w:top w:w="80" w:type="dxa"/>
-              <w:bottom w:w="80" w:type="dxa"/>
-              <w:left w:w="100" w:type="dxa"/>
-              <w:right w:w="100" w:type="dxa"/>
+              <w:top w:w="70" w:type="dxa"/>
+              <w:bottom w:w="70" w:type="dxa"/>
+              <w:left w:w="90" w:type="dxa"/>
+              <w:right w:w="90" w:type="dxa"/>
             </w:tcMar>
           </w:tcPr>
           <w:p>
@@ -4255,7 +4255,7 @@
               <w:rPr>
                 <w:rFonts w:ascii="Consolas" w:hAnsi="Consolas"/>
                 <w:color w:val="A02828"/>
-                <w:sz w:val="18"/>
+                <w:sz w:val="17"/>
               </w:rPr>
               <w:t>STC-02</w:t>
             </w:r>
@@ -4263,14 +4263,14 @@
         </w:tc>
         <w:tc>
           <w:tcPr>
-            <w:tcW w:type="dxa" w:w="1129"/>
+            <w:tcW w:type="dxa" w:w="1870"/>
             <w:vAlign w:val="center"/>
             <w:shd w:fill="F2F5F9"/>
             <w:tcMar>
-              <w:top w:w="80" w:type="dxa"/>
-              <w:bottom w:w="80" w:type="dxa"/>
-              <w:left w:w="100" w:type="dxa"/>
-              <w:right w:w="100" w:type="dxa"/>
+              <w:top w:w="70" w:type="dxa"/>
+              <w:bottom w:w="70" w:type="dxa"/>
+              <w:left w:w="90" w:type="dxa"/>
+              <w:right w:w="90" w:type="dxa"/>
             </w:tcMar>
           </w:tcPr>
           <w:p>
@@ -4283,7 +4283,7 @@
                 <w:rFonts w:ascii="Calibri" w:hAnsi="Calibri"/>
                 <w:b/>
                 <w:color w:val="262626"/>
-                <w:sz w:val="19"/>
+                <w:sz w:val="18"/>
               </w:rPr>
               <w:t>`STC-601`</w:t>
             </w:r>
@@ -4291,14 +4291,14 @@
         </w:tc>
         <w:tc>
           <w:tcPr>
-            <w:tcW w:type="dxa" w:w="1129"/>
+            <w:tcW w:type="dxa" w:w="1870"/>
             <w:vAlign w:val="center"/>
             <w:shd w:fill="F2F5F9"/>
             <w:tcMar>
-              <w:top w:w="80" w:type="dxa"/>
-              <w:bottom w:w="80" w:type="dxa"/>
-              <w:left w:w="100" w:type="dxa"/>
-              <w:right w:w="100" w:type="dxa"/>
+              <w:top w:w="70" w:type="dxa"/>
+              <w:bottom w:w="70" w:type="dxa"/>
+              <w:left w:w="90" w:type="dxa"/>
+              <w:right w:w="90" w:type="dxa"/>
             </w:tcMar>
           </w:tcPr>
           <w:p>
@@ -4310,7 +4310,7 @@
               <w:rPr>
                 <w:rFonts w:ascii="Consolas" w:hAnsi="Consolas"/>
                 <w:color w:val="A02828"/>
-                <w:sz w:val="18"/>
+                <w:sz w:val="17"/>
               </w:rPr>
               <w:t>STI-306</w:t>
             </w:r>
@@ -4318,7 +4318,7 @@
               <w:rPr>
                 <w:rFonts w:ascii="Calibri" w:hAnsi="Calibri"/>
                 <w:color w:val="262626"/>
-                <w:sz w:val="19"/>
+                <w:sz w:val="18"/>
               </w:rPr>
               <w:t xml:space="preserve"> Analisis &amp; Perancangan Sistem Informasi</w:t>
             </w:r>
@@ -4331,14 +4331,14 @@
         </w:trPr>
         <w:tc>
           <w:tcPr>
-            <w:tcW w:type="dxa" w:w="1129"/>
+            <w:tcW w:type="dxa" w:w="1870"/>
             <w:vAlign w:val="center"/>
             <w:shd w:fill="FFFFFF"/>
             <w:tcMar>
-              <w:top w:w="80" w:type="dxa"/>
-              <w:bottom w:w="80" w:type="dxa"/>
-              <w:left w:w="100" w:type="dxa"/>
-              <w:right w:w="100" w:type="dxa"/>
+              <w:top w:w="70" w:type="dxa"/>
+              <w:bottom w:w="70" w:type="dxa"/>
+              <w:left w:w="90" w:type="dxa"/>
+              <w:right w:w="90" w:type="dxa"/>
             </w:tcMar>
           </w:tcPr>
           <w:p>
@@ -4351,7 +4351,7 @@
                 <w:rFonts w:ascii="Calibri" w:hAnsi="Calibri"/>
                 <w:b/>
                 <w:color w:val="262626"/>
-                <w:sz w:val="19"/>
+                <w:sz w:val="18"/>
               </w:rPr>
               <w:t>6</w:t>
             </w:r>
@@ -4359,14 +4359,14 @@
         </w:tc>
         <w:tc>
           <w:tcPr>
-            <w:tcW w:type="dxa" w:w="1129"/>
+            <w:tcW w:type="dxa" w:w="1870"/>
             <w:vAlign w:val="center"/>
             <w:shd w:fill="FFFFFF"/>
             <w:tcMar>
-              <w:top w:w="80" w:type="dxa"/>
-              <w:bottom w:w="80" w:type="dxa"/>
-              <w:left w:w="100" w:type="dxa"/>
-              <w:right w:w="100" w:type="dxa"/>
+              <w:top w:w="70" w:type="dxa"/>
+              <w:bottom w:w="70" w:type="dxa"/>
+              <w:left w:w="90" w:type="dxa"/>
+              <w:right w:w="90" w:type="dxa"/>
             </w:tcMar>
           </w:tcPr>
           <w:p>
@@ -4378,7 +4378,7 @@
               <w:rPr>
                 <w:rFonts w:ascii="Calibri" w:hAnsi="Calibri"/>
                 <w:color w:val="262626"/>
-                <w:sz w:val="19"/>
+                <w:sz w:val="18"/>
               </w:rPr>
               <w:t>P3: Digital Platform Eng</w:t>
             </w:r>
@@ -4386,14 +4386,14 @@
         </w:tc>
         <w:tc>
           <w:tcPr>
-            <w:tcW w:type="dxa" w:w="1129"/>
+            <w:tcW w:type="dxa" w:w="1870"/>
             <w:vAlign w:val="center"/>
             <w:shd w:fill="FFFFFF"/>
             <w:tcMar>
-              <w:top w:w="80" w:type="dxa"/>
-              <w:bottom w:w="80" w:type="dxa"/>
-              <w:left w:w="100" w:type="dxa"/>
-              <w:right w:w="100" w:type="dxa"/>
+              <w:top w:w="70" w:type="dxa"/>
+              <w:bottom w:w="70" w:type="dxa"/>
+              <w:left w:w="90" w:type="dxa"/>
+              <w:right w:w="90" w:type="dxa"/>
             </w:tcMar>
           </w:tcPr>
           <w:p>
@@ -4405,7 +4405,7 @@
               <w:rPr>
                 <w:rFonts w:ascii="Calibri" w:hAnsi="Calibri"/>
                 <w:color w:val="262626"/>
-                <w:sz w:val="19"/>
+                <w:sz w:val="18"/>
               </w:rPr>
               <w:t>Rekayasa Aplikasi Industri Vertikal</w:t>
             </w:r>
@@ -4413,14 +4413,14 @@
         </w:tc>
         <w:tc>
           <w:tcPr>
-            <w:tcW w:type="dxa" w:w="1129"/>
+            <w:tcW w:type="dxa" w:w="1870"/>
             <w:vAlign w:val="center"/>
             <w:shd w:fill="FFFFFF"/>
             <w:tcMar>
-              <w:top w:w="80" w:type="dxa"/>
-              <w:bottom w:w="80" w:type="dxa"/>
-              <w:left w:w="100" w:type="dxa"/>
-              <w:right w:w="100" w:type="dxa"/>
+              <w:top w:w="70" w:type="dxa"/>
+              <w:bottom w:w="70" w:type="dxa"/>
+              <w:left w:w="90" w:type="dxa"/>
+              <w:right w:w="90" w:type="dxa"/>
             </w:tcMar>
           </w:tcPr>
           <w:p>
@@ -4432,7 +4432,7 @@
               <w:rPr>
                 <w:rFonts w:ascii="Calibri" w:hAnsi="Calibri"/>
                 <w:color w:val="262626"/>
-                <w:sz w:val="19"/>
+                <w:sz w:val="18"/>
               </w:rPr>
               <w:t>3</w:t>
             </w:r>
@@ -4440,14 +4440,14 @@
         </w:tc>
         <w:tc>
           <w:tcPr>
-            <w:tcW w:type="dxa" w:w="1129"/>
+            <w:tcW w:type="dxa" w:w="1870"/>
             <w:vAlign w:val="center"/>
             <w:shd w:fill="FFFFFF"/>
             <w:tcMar>
-              <w:top w:w="80" w:type="dxa"/>
-              <w:bottom w:w="80" w:type="dxa"/>
-              <w:left w:w="100" w:type="dxa"/>
-              <w:right w:w="100" w:type="dxa"/>
+              <w:top w:w="70" w:type="dxa"/>
+              <w:bottom w:w="70" w:type="dxa"/>
+              <w:left w:w="90" w:type="dxa"/>
+              <w:right w:w="90" w:type="dxa"/>
             </w:tcMar>
           </w:tcPr>
           <w:p>
@@ -4459,7 +4459,7 @@
               <w:rPr>
                 <w:rFonts w:ascii="Calibri" w:hAnsi="Calibri"/>
                 <w:color w:val="262626"/>
-                <w:sz w:val="19"/>
+                <w:sz w:val="18"/>
               </w:rPr>
               <w:t>+P</w:t>
             </w:r>
@@ -4467,14 +4467,14 @@
         </w:tc>
         <w:tc>
           <w:tcPr>
-            <w:tcW w:type="dxa" w:w="1129"/>
+            <w:tcW w:type="dxa" w:w="1870"/>
             <w:vAlign w:val="center"/>
             <w:shd w:fill="FFFFFF"/>
             <w:tcMar>
-              <w:top w:w="80" w:type="dxa"/>
-              <w:bottom w:w="80" w:type="dxa"/>
-              <w:left w:w="100" w:type="dxa"/>
-              <w:right w:w="100" w:type="dxa"/>
+              <w:top w:w="70" w:type="dxa"/>
+              <w:bottom w:w="70" w:type="dxa"/>
+              <w:left w:w="90" w:type="dxa"/>
+              <w:right w:w="90" w:type="dxa"/>
             </w:tcMar>
           </w:tcPr>
           <w:p>
@@ -4486,7 +4486,7 @@
               <w:rPr>
                 <w:rFonts w:ascii="Consolas" w:hAnsi="Consolas"/>
                 <w:color w:val="A02828"/>
-                <w:sz w:val="18"/>
+                <w:sz w:val="17"/>
               </w:rPr>
               <w:t>STC-03</w:t>
             </w:r>
@@ -4494,14 +4494,14 @@
         </w:tc>
         <w:tc>
           <w:tcPr>
-            <w:tcW w:type="dxa" w:w="1129"/>
+            <w:tcW w:type="dxa" w:w="1870"/>
             <w:vAlign w:val="center"/>
             <w:shd w:fill="FFFFFF"/>
             <w:tcMar>
-              <w:top w:w="80" w:type="dxa"/>
-              <w:bottom w:w="80" w:type="dxa"/>
-              <w:left w:w="100" w:type="dxa"/>
-              <w:right w:w="100" w:type="dxa"/>
+              <w:top w:w="70" w:type="dxa"/>
+              <w:bottom w:w="70" w:type="dxa"/>
+              <w:left w:w="90" w:type="dxa"/>
+              <w:right w:w="90" w:type="dxa"/>
             </w:tcMar>
           </w:tcPr>
           <w:p>
@@ -4514,7 +4514,7 @@
                 <w:rFonts w:ascii="Calibri" w:hAnsi="Calibri"/>
                 <w:b/>
                 <w:color w:val="262626"/>
-                <w:sz w:val="19"/>
+                <w:sz w:val="18"/>
               </w:rPr>
               <w:t>`STC-602`</w:t>
             </w:r>
@@ -4522,14 +4522,14 @@
         </w:tc>
         <w:tc>
           <w:tcPr>
-            <w:tcW w:type="dxa" w:w="1129"/>
+            <w:tcW w:type="dxa" w:w="1870"/>
             <w:vAlign w:val="center"/>
             <w:shd w:fill="FFFFFF"/>
             <w:tcMar>
-              <w:top w:w="80" w:type="dxa"/>
-              <w:bottom w:w="80" w:type="dxa"/>
-              <w:left w:w="100" w:type="dxa"/>
-              <w:right w:w="100" w:type="dxa"/>
+              <w:top w:w="70" w:type="dxa"/>
+              <w:bottom w:w="70" w:type="dxa"/>
+              <w:left w:w="90" w:type="dxa"/>
+              <w:right w:w="90" w:type="dxa"/>
             </w:tcMar>
           </w:tcPr>
           <w:p>
@@ -4541,7 +4541,7 @@
               <w:rPr>
                 <w:rFonts w:ascii="Consolas" w:hAnsi="Consolas"/>
                 <w:color w:val="A02828"/>
-                <w:sz w:val="18"/>
+                <w:sz w:val="17"/>
               </w:rPr>
               <w:t>STI-416</w:t>
             </w:r>
@@ -4549,7 +4549,7 @@
               <w:rPr>
                 <w:rFonts w:ascii="Calibri" w:hAnsi="Calibri"/>
                 <w:color w:val="262626"/>
-                <w:sz w:val="19"/>
+                <w:sz w:val="18"/>
               </w:rPr>
               <w:t xml:space="preserve"> Web Back End Development</w:t>
             </w:r>
@@ -4562,14 +4562,14 @@
         </w:trPr>
         <w:tc>
           <w:tcPr>
-            <w:tcW w:type="dxa" w:w="1129"/>
+            <w:tcW w:type="dxa" w:w="1870"/>
             <w:vAlign w:val="center"/>
             <w:shd w:fill="F2F5F9"/>
             <w:tcMar>
-              <w:top w:w="80" w:type="dxa"/>
-              <w:bottom w:w="80" w:type="dxa"/>
-              <w:left w:w="100" w:type="dxa"/>
-              <w:right w:w="100" w:type="dxa"/>
+              <w:top w:w="70" w:type="dxa"/>
+              <w:bottom w:w="70" w:type="dxa"/>
+              <w:left w:w="90" w:type="dxa"/>
+              <w:right w:w="90" w:type="dxa"/>
             </w:tcMar>
           </w:tcPr>
           <w:p>
@@ -4582,7 +4582,7 @@
                 <w:rFonts w:ascii="Calibri" w:hAnsi="Calibri"/>
                 <w:b/>
                 <w:color w:val="262626"/>
-                <w:sz w:val="19"/>
+                <w:sz w:val="18"/>
               </w:rPr>
               <w:t>7</w:t>
             </w:r>
@@ -4590,14 +4590,14 @@
         </w:tc>
         <w:tc>
           <w:tcPr>
-            <w:tcW w:type="dxa" w:w="1129"/>
+            <w:tcW w:type="dxa" w:w="1870"/>
             <w:vAlign w:val="center"/>
             <w:shd w:fill="F2F5F9"/>
             <w:tcMar>
-              <w:top w:w="80" w:type="dxa"/>
-              <w:bottom w:w="80" w:type="dxa"/>
-              <w:left w:w="100" w:type="dxa"/>
-              <w:right w:w="100" w:type="dxa"/>
+              <w:top w:w="70" w:type="dxa"/>
+              <w:bottom w:w="70" w:type="dxa"/>
+              <w:left w:w="90" w:type="dxa"/>
+              <w:right w:w="90" w:type="dxa"/>
             </w:tcMar>
           </w:tcPr>
           <w:p>
@@ -4609,7 +4609,7 @@
               <w:rPr>
                 <w:rFonts w:ascii="Calibri" w:hAnsi="Calibri"/>
                 <w:color w:val="262626"/>
-                <w:sz w:val="19"/>
+                <w:sz w:val="18"/>
               </w:rPr>
               <w:t>P1: Integrated Smart Systems</w:t>
             </w:r>
@@ -4617,14 +4617,14 @@
         </w:tc>
         <w:tc>
           <w:tcPr>
-            <w:tcW w:type="dxa" w:w="1129"/>
+            <w:tcW w:type="dxa" w:w="1870"/>
             <w:vAlign w:val="center"/>
             <w:shd w:fill="F2F5F9"/>
             <w:tcMar>
-              <w:top w:w="80" w:type="dxa"/>
-              <w:bottom w:w="80" w:type="dxa"/>
-              <w:left w:w="100" w:type="dxa"/>
-              <w:right w:w="100" w:type="dxa"/>
+              <w:top w:w="70" w:type="dxa"/>
+              <w:bottom w:w="70" w:type="dxa"/>
+              <w:left w:w="90" w:type="dxa"/>
+              <w:right w:w="90" w:type="dxa"/>
             </w:tcMar>
           </w:tcPr>
           <w:p>
@@ -4636,7 +4636,7 @@
               <w:rPr>
                 <w:rFonts w:ascii="Calibri" w:hAnsi="Calibri"/>
                 <w:color w:val="262626"/>
-                <w:sz w:val="19"/>
+                <w:sz w:val="18"/>
               </w:rPr>
               <w:t>MLOps and AI Pipeline</w:t>
             </w:r>
@@ -4644,14 +4644,14 @@
         </w:tc>
         <w:tc>
           <w:tcPr>
-            <w:tcW w:type="dxa" w:w="1129"/>
+            <w:tcW w:type="dxa" w:w="1870"/>
             <w:vAlign w:val="center"/>
             <w:shd w:fill="F2F5F9"/>
             <w:tcMar>
-              <w:top w:w="80" w:type="dxa"/>
-              <w:bottom w:w="80" w:type="dxa"/>
-              <w:left w:w="100" w:type="dxa"/>
-              <w:right w:w="100" w:type="dxa"/>
+              <w:top w:w="70" w:type="dxa"/>
+              <w:bottom w:w="70" w:type="dxa"/>
+              <w:left w:w="90" w:type="dxa"/>
+              <w:right w:w="90" w:type="dxa"/>
             </w:tcMar>
           </w:tcPr>
           <w:p>
@@ -4663,7 +4663,7 @@
               <w:rPr>
                 <w:rFonts w:ascii="Calibri" w:hAnsi="Calibri"/>
                 <w:color w:val="262626"/>
-                <w:sz w:val="19"/>
+                <w:sz w:val="18"/>
               </w:rPr>
               <w:t>3</w:t>
             </w:r>
@@ -4671,14 +4671,14 @@
         </w:tc>
         <w:tc>
           <w:tcPr>
-            <w:tcW w:type="dxa" w:w="1129"/>
+            <w:tcW w:type="dxa" w:w="1870"/>
             <w:vAlign w:val="center"/>
             <w:shd w:fill="F2F5F9"/>
             <w:tcMar>
-              <w:top w:w="80" w:type="dxa"/>
-              <w:bottom w:w="80" w:type="dxa"/>
-              <w:left w:w="100" w:type="dxa"/>
-              <w:right w:w="100" w:type="dxa"/>
+              <w:top w:w="70" w:type="dxa"/>
+              <w:bottom w:w="70" w:type="dxa"/>
+              <w:left w:w="90" w:type="dxa"/>
+              <w:right w:w="90" w:type="dxa"/>
             </w:tcMar>
           </w:tcPr>
           <w:p>
@@ -4690,7 +4690,7 @@
               <w:rPr>
                 <w:rFonts w:ascii="Calibri" w:hAnsi="Calibri"/>
                 <w:color w:val="262626"/>
-                <w:sz w:val="19"/>
+                <w:sz w:val="18"/>
               </w:rPr>
               <w:t>+P</w:t>
             </w:r>
@@ -4698,14 +4698,14 @@
         </w:tc>
         <w:tc>
           <w:tcPr>
-            <w:tcW w:type="dxa" w:w="1129"/>
+            <w:tcW w:type="dxa" w:w="1870"/>
             <w:vAlign w:val="center"/>
             <w:shd w:fill="F2F5F9"/>
             <w:tcMar>
-              <w:top w:w="80" w:type="dxa"/>
-              <w:bottom w:w="80" w:type="dxa"/>
-              <w:left w:w="100" w:type="dxa"/>
-              <w:right w:w="100" w:type="dxa"/>
+              <w:top w:w="70" w:type="dxa"/>
+              <w:bottom w:w="70" w:type="dxa"/>
+              <w:left w:w="90" w:type="dxa"/>
+              <w:right w:w="90" w:type="dxa"/>
             </w:tcMar>
           </w:tcPr>
           <w:p>
@@ -4717,7 +4717,7 @@
               <w:rPr>
                 <w:rFonts w:ascii="Consolas" w:hAnsi="Consolas"/>
                 <w:color w:val="A02828"/>
-                <w:sz w:val="18"/>
+                <w:sz w:val="17"/>
               </w:rPr>
               <w:t>STA-04</w:t>
             </w:r>
@@ -4725,14 +4725,14 @@
         </w:tc>
         <w:tc>
           <w:tcPr>
-            <w:tcW w:type="dxa" w:w="1129"/>
+            <w:tcW w:type="dxa" w:w="1870"/>
             <w:vAlign w:val="center"/>
             <w:shd w:fill="F2F5F9"/>
             <w:tcMar>
-              <w:top w:w="80" w:type="dxa"/>
-              <w:bottom w:w="80" w:type="dxa"/>
-              <w:left w:w="100" w:type="dxa"/>
-              <w:right w:w="100" w:type="dxa"/>
+              <w:top w:w="70" w:type="dxa"/>
+              <w:bottom w:w="70" w:type="dxa"/>
+              <w:left w:w="90" w:type="dxa"/>
+              <w:right w:w="90" w:type="dxa"/>
             </w:tcMar>
           </w:tcPr>
           <w:p>
@@ -4745,7 +4745,7 @@
                 <w:rFonts w:ascii="Calibri" w:hAnsi="Calibri"/>
                 <w:b/>
                 <w:color w:val="262626"/>
-                <w:sz w:val="19"/>
+                <w:sz w:val="18"/>
               </w:rPr>
               <w:t>`STA-701`</w:t>
             </w:r>
@@ -4753,14 +4753,14 @@
         </w:tc>
         <w:tc>
           <w:tcPr>
-            <w:tcW w:type="dxa" w:w="1129"/>
+            <w:tcW w:type="dxa" w:w="1870"/>
             <w:vAlign w:val="center"/>
             <w:shd w:fill="F2F5F9"/>
             <w:tcMar>
-              <w:top w:w="80" w:type="dxa"/>
-              <w:bottom w:w="80" w:type="dxa"/>
-              <w:left w:w="100" w:type="dxa"/>
-              <w:right w:w="100" w:type="dxa"/>
+              <w:top w:w="70" w:type="dxa"/>
+              <w:bottom w:w="70" w:type="dxa"/>
+              <w:left w:w="90" w:type="dxa"/>
+              <w:right w:w="90" w:type="dxa"/>
             </w:tcMar>
           </w:tcPr>
           <w:p>
@@ -4772,7 +4772,7 @@
               <w:rPr>
                 <w:rFonts w:ascii="Consolas" w:hAnsi="Consolas"/>
                 <w:color w:val="A02828"/>
-                <w:sz w:val="18"/>
+                <w:sz w:val="17"/>
               </w:rPr>
               <w:t>STI-413</w:t>
             </w:r>
@@ -4780,7 +4780,7 @@
               <w:rPr>
                 <w:rFonts w:ascii="Calibri" w:hAnsi="Calibri"/>
                 <w:color w:val="262626"/>
-                <w:sz w:val="19"/>
+                <w:sz w:val="18"/>
               </w:rPr>
               <w:t xml:space="preserve"> Machine Learning, </w:t>
             </w:r>
@@ -4788,7 +4788,7 @@
               <w:rPr>
                 <w:rFonts w:ascii="Consolas" w:hAnsi="Consolas"/>
                 <w:color w:val="A02828"/>
-                <w:sz w:val="18"/>
+                <w:sz w:val="17"/>
               </w:rPr>
               <w:t>STI-624</w:t>
             </w:r>
@@ -4796,7 +4796,7 @@
               <w:rPr>
                 <w:rFonts w:ascii="Calibri" w:hAnsi="Calibri"/>
                 <w:color w:val="262626"/>
-                <w:sz w:val="19"/>
+                <w:sz w:val="18"/>
               </w:rPr>
               <w:t xml:space="preserve"> Integrasi AI</w:t>
             </w:r>
@@ -4809,14 +4809,14 @@
         </w:trPr>
         <w:tc>
           <w:tcPr>
-            <w:tcW w:type="dxa" w:w="1129"/>
+            <w:tcW w:type="dxa" w:w="1870"/>
             <w:vAlign w:val="center"/>
             <w:shd w:fill="FFFFFF"/>
             <w:tcMar>
-              <w:top w:w="80" w:type="dxa"/>
-              <w:bottom w:w="80" w:type="dxa"/>
-              <w:left w:w="100" w:type="dxa"/>
-              <w:right w:w="100" w:type="dxa"/>
+              <w:top w:w="70" w:type="dxa"/>
+              <w:bottom w:w="70" w:type="dxa"/>
+              <w:left w:w="90" w:type="dxa"/>
+              <w:right w:w="90" w:type="dxa"/>
             </w:tcMar>
           </w:tcPr>
           <w:p>
@@ -4829,7 +4829,7 @@
                 <w:rFonts w:ascii="Calibri" w:hAnsi="Calibri"/>
                 <w:b/>
                 <w:color w:val="262626"/>
-                <w:sz w:val="19"/>
+                <w:sz w:val="18"/>
               </w:rPr>
               <w:t>7</w:t>
             </w:r>
@@ -4837,14 +4837,14 @@
         </w:tc>
         <w:tc>
           <w:tcPr>
-            <w:tcW w:type="dxa" w:w="1129"/>
+            <w:tcW w:type="dxa" w:w="1870"/>
             <w:vAlign w:val="center"/>
             <w:shd w:fill="FFFFFF"/>
             <w:tcMar>
-              <w:top w:w="80" w:type="dxa"/>
-              <w:bottom w:w="80" w:type="dxa"/>
-              <w:left w:w="100" w:type="dxa"/>
-              <w:right w:w="100" w:type="dxa"/>
+              <w:top w:w="70" w:type="dxa"/>
+              <w:bottom w:w="70" w:type="dxa"/>
+              <w:left w:w="90" w:type="dxa"/>
+              <w:right w:w="90" w:type="dxa"/>
             </w:tcMar>
           </w:tcPr>
           <w:p>
@@ -4856,7 +4856,7 @@
               <w:rPr>
                 <w:rFonts w:ascii="Calibri" w:hAnsi="Calibri"/>
                 <w:color w:val="262626"/>
-                <w:sz w:val="19"/>
+                <w:sz w:val="18"/>
               </w:rPr>
               <w:t>P1: Integrated Smart Systems</w:t>
             </w:r>
@@ -4864,14 +4864,14 @@
         </w:tc>
         <w:tc>
           <w:tcPr>
-            <w:tcW w:type="dxa" w:w="1129"/>
+            <w:tcW w:type="dxa" w:w="1870"/>
             <w:vAlign w:val="center"/>
             <w:shd w:fill="FFFFFF"/>
             <w:tcMar>
-              <w:top w:w="80" w:type="dxa"/>
-              <w:bottom w:w="80" w:type="dxa"/>
-              <w:left w:w="100" w:type="dxa"/>
-              <w:right w:w="100" w:type="dxa"/>
+              <w:top w:w="70" w:type="dxa"/>
+              <w:bottom w:w="70" w:type="dxa"/>
+              <w:left w:w="90" w:type="dxa"/>
+              <w:right w:w="90" w:type="dxa"/>
             </w:tcMar>
           </w:tcPr>
           <w:p>
@@ -4883,7 +4883,7 @@
               <w:rPr>
                 <w:rFonts w:ascii="Calibri" w:hAnsi="Calibri"/>
                 <w:color w:val="262626"/>
-                <w:sz w:val="19"/>
+                <w:sz w:val="18"/>
               </w:rPr>
               <w:t>Conversational AI &amp; Intelligent Assistant</w:t>
             </w:r>
@@ -4891,14 +4891,14 @@
         </w:tc>
         <w:tc>
           <w:tcPr>
-            <w:tcW w:type="dxa" w:w="1129"/>
+            <w:tcW w:type="dxa" w:w="1870"/>
             <w:vAlign w:val="center"/>
             <w:shd w:fill="FFFFFF"/>
             <w:tcMar>
-              <w:top w:w="80" w:type="dxa"/>
-              <w:bottom w:w="80" w:type="dxa"/>
-              <w:left w:w="100" w:type="dxa"/>
-              <w:right w:w="100" w:type="dxa"/>
+              <w:top w:w="70" w:type="dxa"/>
+              <w:bottom w:w="70" w:type="dxa"/>
+              <w:left w:w="90" w:type="dxa"/>
+              <w:right w:w="90" w:type="dxa"/>
             </w:tcMar>
           </w:tcPr>
           <w:p>
@@ -4910,7 +4910,7 @@
               <w:rPr>
                 <w:rFonts w:ascii="Calibri" w:hAnsi="Calibri"/>
                 <w:color w:val="262626"/>
-                <w:sz w:val="19"/>
+                <w:sz w:val="18"/>
               </w:rPr>
               <w:t>3</w:t>
             </w:r>
@@ -4918,14 +4918,14 @@
         </w:tc>
         <w:tc>
           <w:tcPr>
-            <w:tcW w:type="dxa" w:w="1129"/>
+            <w:tcW w:type="dxa" w:w="1870"/>
             <w:vAlign w:val="center"/>
             <w:shd w:fill="FFFFFF"/>
             <w:tcMar>
-              <w:top w:w="80" w:type="dxa"/>
-              <w:bottom w:w="80" w:type="dxa"/>
-              <w:left w:w="100" w:type="dxa"/>
-              <w:right w:w="100" w:type="dxa"/>
+              <w:top w:w="70" w:type="dxa"/>
+              <w:bottom w:w="70" w:type="dxa"/>
+              <w:left w:w="90" w:type="dxa"/>
+              <w:right w:w="90" w:type="dxa"/>
             </w:tcMar>
           </w:tcPr>
           <w:p>
@@ -4937,7 +4937,7 @@
               <w:rPr>
                 <w:rFonts w:ascii="Calibri" w:hAnsi="Calibri"/>
                 <w:color w:val="262626"/>
-                <w:sz w:val="19"/>
+                <w:sz w:val="18"/>
               </w:rPr>
               <w:t>+P</w:t>
             </w:r>
@@ -4945,14 +4945,14 @@
         </w:tc>
         <w:tc>
           <w:tcPr>
-            <w:tcW w:type="dxa" w:w="1129"/>
+            <w:tcW w:type="dxa" w:w="1870"/>
             <w:vAlign w:val="center"/>
             <w:shd w:fill="FFFFFF"/>
             <w:tcMar>
-              <w:top w:w="80" w:type="dxa"/>
-              <w:bottom w:w="80" w:type="dxa"/>
-              <w:left w:w="100" w:type="dxa"/>
-              <w:right w:w="100" w:type="dxa"/>
+              <w:top w:w="70" w:type="dxa"/>
+              <w:bottom w:w="70" w:type="dxa"/>
+              <w:left w:w="90" w:type="dxa"/>
+              <w:right w:w="90" w:type="dxa"/>
             </w:tcMar>
           </w:tcPr>
           <w:p>
@@ -4964,7 +4964,7 @@
               <w:rPr>
                 <w:rFonts w:ascii="Consolas" w:hAnsi="Consolas"/>
                 <w:color w:val="A02828"/>
-                <w:sz w:val="18"/>
+                <w:sz w:val="17"/>
               </w:rPr>
               <w:t>STA-05</w:t>
             </w:r>
@@ -4972,14 +4972,14 @@
         </w:tc>
         <w:tc>
           <w:tcPr>
-            <w:tcW w:type="dxa" w:w="1129"/>
+            <w:tcW w:type="dxa" w:w="1870"/>
             <w:vAlign w:val="center"/>
             <w:shd w:fill="FFFFFF"/>
             <w:tcMar>
-              <w:top w:w="80" w:type="dxa"/>
-              <w:bottom w:w="80" w:type="dxa"/>
-              <w:left w:w="100" w:type="dxa"/>
-              <w:right w:w="100" w:type="dxa"/>
+              <w:top w:w="70" w:type="dxa"/>
+              <w:bottom w:w="70" w:type="dxa"/>
+              <w:left w:w="90" w:type="dxa"/>
+              <w:right w:w="90" w:type="dxa"/>
             </w:tcMar>
           </w:tcPr>
           <w:p>
@@ -4992,7 +4992,7 @@
                 <w:rFonts w:ascii="Calibri" w:hAnsi="Calibri"/>
                 <w:b/>
                 <w:color w:val="262626"/>
-                <w:sz w:val="19"/>
+                <w:sz w:val="18"/>
               </w:rPr>
               <w:t>`STA-702`</w:t>
             </w:r>
@@ -5000,14 +5000,14 @@
         </w:tc>
         <w:tc>
           <w:tcPr>
-            <w:tcW w:type="dxa" w:w="1129"/>
+            <w:tcW w:type="dxa" w:w="1870"/>
             <w:vAlign w:val="center"/>
             <w:shd w:fill="FFFFFF"/>
             <w:tcMar>
-              <w:top w:w="80" w:type="dxa"/>
-              <w:bottom w:w="80" w:type="dxa"/>
-              <w:left w:w="100" w:type="dxa"/>
-              <w:right w:w="100" w:type="dxa"/>
+              <w:top w:w="70" w:type="dxa"/>
+              <w:bottom w:w="70" w:type="dxa"/>
+              <w:left w:w="90" w:type="dxa"/>
+              <w:right w:w="90" w:type="dxa"/>
             </w:tcMar>
           </w:tcPr>
           <w:p>
@@ -5019,7 +5019,7 @@
               <w:rPr>
                 <w:rFonts w:ascii="Consolas" w:hAnsi="Consolas"/>
                 <w:color w:val="A02828"/>
-                <w:sz w:val="18"/>
+                <w:sz w:val="17"/>
               </w:rPr>
               <w:t>STI-413</w:t>
             </w:r>
@@ -5027,7 +5027,7 @@
               <w:rPr>
                 <w:rFonts w:ascii="Calibri" w:hAnsi="Calibri"/>
                 <w:color w:val="262626"/>
-                <w:sz w:val="19"/>
+                <w:sz w:val="18"/>
               </w:rPr>
               <w:t xml:space="preserve"> Machine Learning, </w:t>
             </w:r>
@@ -5035,7 +5035,7 @@
               <w:rPr>
                 <w:rFonts w:ascii="Consolas" w:hAnsi="Consolas"/>
                 <w:color w:val="A02828"/>
-                <w:sz w:val="18"/>
+                <w:sz w:val="17"/>
               </w:rPr>
               <w:t>STI-416</w:t>
             </w:r>
@@ -5043,7 +5043,7 @@
               <w:rPr>
                 <w:rFonts w:ascii="Calibri" w:hAnsi="Calibri"/>
                 <w:color w:val="262626"/>
-                <w:sz w:val="19"/>
+                <w:sz w:val="18"/>
               </w:rPr>
               <w:t xml:space="preserve"> Web Back End</w:t>
             </w:r>
@@ -5056,14 +5056,14 @@
         </w:trPr>
         <w:tc>
           <w:tcPr>
-            <w:tcW w:type="dxa" w:w="1129"/>
+            <w:tcW w:type="dxa" w:w="1870"/>
             <w:vAlign w:val="center"/>
             <w:shd w:fill="F2F5F9"/>
             <w:tcMar>
-              <w:top w:w="80" w:type="dxa"/>
-              <w:bottom w:w="80" w:type="dxa"/>
-              <w:left w:w="100" w:type="dxa"/>
-              <w:right w:w="100" w:type="dxa"/>
+              <w:top w:w="70" w:type="dxa"/>
+              <w:bottom w:w="70" w:type="dxa"/>
+              <w:left w:w="90" w:type="dxa"/>
+              <w:right w:w="90" w:type="dxa"/>
             </w:tcMar>
           </w:tcPr>
           <w:p>
@@ -5076,7 +5076,7 @@
                 <w:rFonts w:ascii="Calibri" w:hAnsi="Calibri"/>
                 <w:b/>
                 <w:color w:val="262626"/>
-                <w:sz w:val="19"/>
+                <w:sz w:val="18"/>
               </w:rPr>
               <w:t>7</w:t>
             </w:r>
@@ -5084,14 +5084,14 @@
         </w:tc>
         <w:tc>
           <w:tcPr>
-            <w:tcW w:type="dxa" w:w="1129"/>
+            <w:tcW w:type="dxa" w:w="1870"/>
             <w:vAlign w:val="center"/>
             <w:shd w:fill="F2F5F9"/>
             <w:tcMar>
-              <w:top w:w="80" w:type="dxa"/>
-              <w:bottom w:w="80" w:type="dxa"/>
-              <w:left w:w="100" w:type="dxa"/>
-              <w:right w:w="100" w:type="dxa"/>
+              <w:top w:w="70" w:type="dxa"/>
+              <w:bottom w:w="70" w:type="dxa"/>
+              <w:left w:w="90" w:type="dxa"/>
+              <w:right w:w="90" w:type="dxa"/>
             </w:tcMar>
           </w:tcPr>
           <w:p>
@@ -5103,7 +5103,7 @@
               <w:rPr>
                 <w:rFonts w:ascii="Calibri" w:hAnsi="Calibri"/>
                 <w:color w:val="262626"/>
-                <w:sz w:val="19"/>
+                <w:sz w:val="18"/>
               </w:rPr>
               <w:t>P1: Integrated Smart Systems</w:t>
             </w:r>
@@ -5111,14 +5111,14 @@
         </w:tc>
         <w:tc>
           <w:tcPr>
-            <w:tcW w:type="dxa" w:w="1129"/>
+            <w:tcW w:type="dxa" w:w="1870"/>
             <w:vAlign w:val="center"/>
             <w:shd w:fill="F2F5F9"/>
             <w:tcMar>
-              <w:top w:w="80" w:type="dxa"/>
-              <w:bottom w:w="80" w:type="dxa"/>
-              <w:left w:w="100" w:type="dxa"/>
-              <w:right w:w="100" w:type="dxa"/>
+              <w:top w:w="70" w:type="dxa"/>
+              <w:bottom w:w="70" w:type="dxa"/>
+              <w:left w:w="90" w:type="dxa"/>
+              <w:right w:w="90" w:type="dxa"/>
             </w:tcMar>
           </w:tcPr>
           <w:p>
@@ -5130,7 +5130,7 @@
               <w:rPr>
                 <w:rFonts w:ascii="Calibri" w:hAnsi="Calibri"/>
                 <w:color w:val="262626"/>
-                <w:sz w:val="19"/>
+                <w:sz w:val="18"/>
               </w:rPr>
               <w:t>Smart Surveillance &amp; IoT Analytics</w:t>
             </w:r>
@@ -5138,14 +5138,14 @@
         </w:tc>
         <w:tc>
           <w:tcPr>
-            <w:tcW w:type="dxa" w:w="1129"/>
+            <w:tcW w:type="dxa" w:w="1870"/>
             <w:vAlign w:val="center"/>
             <w:shd w:fill="F2F5F9"/>
             <w:tcMar>
-              <w:top w:w="80" w:type="dxa"/>
-              <w:bottom w:w="80" w:type="dxa"/>
-              <w:left w:w="100" w:type="dxa"/>
-              <w:right w:w="100" w:type="dxa"/>
+              <w:top w:w="70" w:type="dxa"/>
+              <w:bottom w:w="70" w:type="dxa"/>
+              <w:left w:w="90" w:type="dxa"/>
+              <w:right w:w="90" w:type="dxa"/>
             </w:tcMar>
           </w:tcPr>
           <w:p>
@@ -5157,7 +5157,7 @@
               <w:rPr>
                 <w:rFonts w:ascii="Calibri" w:hAnsi="Calibri"/>
                 <w:color w:val="262626"/>
-                <w:sz w:val="19"/>
+                <w:sz w:val="18"/>
               </w:rPr>
               <w:t>3</w:t>
             </w:r>
@@ -5165,14 +5165,14 @@
         </w:tc>
         <w:tc>
           <w:tcPr>
-            <w:tcW w:type="dxa" w:w="1129"/>
+            <w:tcW w:type="dxa" w:w="1870"/>
             <w:vAlign w:val="center"/>
             <w:shd w:fill="F2F5F9"/>
             <w:tcMar>
-              <w:top w:w="80" w:type="dxa"/>
-              <w:bottom w:w="80" w:type="dxa"/>
-              <w:left w:w="100" w:type="dxa"/>
-              <w:right w:w="100" w:type="dxa"/>
+              <w:top w:w="70" w:type="dxa"/>
+              <w:bottom w:w="70" w:type="dxa"/>
+              <w:left w:w="90" w:type="dxa"/>
+              <w:right w:w="90" w:type="dxa"/>
             </w:tcMar>
           </w:tcPr>
           <w:p>
@@ -5184,7 +5184,7 @@
               <w:rPr>
                 <w:rFonts w:ascii="Calibri" w:hAnsi="Calibri"/>
                 <w:color w:val="262626"/>
-                <w:sz w:val="19"/>
+                <w:sz w:val="18"/>
               </w:rPr>
               <w:t>+P</w:t>
             </w:r>
@@ -5192,14 +5192,14 @@
         </w:tc>
         <w:tc>
           <w:tcPr>
-            <w:tcW w:type="dxa" w:w="1129"/>
+            <w:tcW w:type="dxa" w:w="1870"/>
             <w:vAlign w:val="center"/>
             <w:shd w:fill="F2F5F9"/>
             <w:tcMar>
-              <w:top w:w="80" w:type="dxa"/>
-              <w:bottom w:w="80" w:type="dxa"/>
-              <w:left w:w="100" w:type="dxa"/>
-              <w:right w:w="100" w:type="dxa"/>
+              <w:top w:w="70" w:type="dxa"/>
+              <w:bottom w:w="70" w:type="dxa"/>
+              <w:left w:w="90" w:type="dxa"/>
+              <w:right w:w="90" w:type="dxa"/>
             </w:tcMar>
           </w:tcPr>
           <w:p>
@@ -5211,7 +5211,7 @@
               <w:rPr>
                 <w:rFonts w:ascii="Consolas" w:hAnsi="Consolas"/>
                 <w:color w:val="A02828"/>
-                <w:sz w:val="18"/>
+                <w:sz w:val="17"/>
               </w:rPr>
               <w:t>STA-06</w:t>
             </w:r>
@@ -5219,14 +5219,14 @@
         </w:tc>
         <w:tc>
           <w:tcPr>
-            <w:tcW w:type="dxa" w:w="1129"/>
+            <w:tcW w:type="dxa" w:w="1870"/>
             <w:vAlign w:val="center"/>
             <w:shd w:fill="F2F5F9"/>
             <w:tcMar>
-              <w:top w:w="80" w:type="dxa"/>
-              <w:bottom w:w="80" w:type="dxa"/>
-              <w:left w:w="100" w:type="dxa"/>
-              <w:right w:w="100" w:type="dxa"/>
+              <w:top w:w="70" w:type="dxa"/>
+              <w:bottom w:w="70" w:type="dxa"/>
+              <w:left w:w="90" w:type="dxa"/>
+              <w:right w:w="90" w:type="dxa"/>
             </w:tcMar>
           </w:tcPr>
           <w:p>
@@ -5239,7 +5239,7 @@
                 <w:rFonts w:ascii="Calibri" w:hAnsi="Calibri"/>
                 <w:b/>
                 <w:color w:val="262626"/>
-                <w:sz w:val="19"/>
+                <w:sz w:val="18"/>
               </w:rPr>
               <w:t>`STA-703`</w:t>
             </w:r>
@@ -5247,14 +5247,14 @@
         </w:tc>
         <w:tc>
           <w:tcPr>
-            <w:tcW w:type="dxa" w:w="1129"/>
+            <w:tcW w:type="dxa" w:w="1870"/>
             <w:vAlign w:val="center"/>
             <w:shd w:fill="F2F5F9"/>
             <w:tcMar>
-              <w:top w:w="80" w:type="dxa"/>
-              <w:bottom w:w="80" w:type="dxa"/>
-              <w:left w:w="100" w:type="dxa"/>
-              <w:right w:w="100" w:type="dxa"/>
+              <w:top w:w="70" w:type="dxa"/>
+              <w:bottom w:w="70" w:type="dxa"/>
+              <w:left w:w="90" w:type="dxa"/>
+              <w:right w:w="90" w:type="dxa"/>
             </w:tcMar>
           </w:tcPr>
           <w:p>
@@ -5266,7 +5266,7 @@
               <w:rPr>
                 <w:rFonts w:ascii="Consolas" w:hAnsi="Consolas"/>
                 <w:color w:val="A02828"/>
-                <w:sz w:val="18"/>
+                <w:sz w:val="17"/>
               </w:rPr>
               <w:t>STI-626</w:t>
             </w:r>
@@ -5274,7 +5274,7 @@
               <w:rPr>
                 <w:rFonts w:ascii="Calibri" w:hAnsi="Calibri"/>
                 <w:color w:val="262626"/>
-                <w:sz w:val="19"/>
+                <w:sz w:val="18"/>
               </w:rPr>
               <w:t xml:space="preserve"> Deep Learning, </w:t>
             </w:r>
@@ -5282,7 +5282,7 @@
               <w:rPr>
                 <w:rFonts w:ascii="Consolas" w:hAnsi="Consolas"/>
                 <w:color w:val="A02828"/>
-                <w:sz w:val="18"/>
+                <w:sz w:val="17"/>
               </w:rPr>
               <w:t>STI-521</w:t>
             </w:r>
@@ -5290,7 +5290,7 @@
               <w:rPr>
                 <w:rFonts w:ascii="Calibri" w:hAnsi="Calibri"/>
                 <w:color w:val="262626"/>
-                <w:sz w:val="19"/>
+                <w:sz w:val="18"/>
               </w:rPr>
               <w:t xml:space="preserve"> IoT</w:t>
             </w:r>
@@ -5303,14 +5303,14 @@
         </w:trPr>
         <w:tc>
           <w:tcPr>
-            <w:tcW w:type="dxa" w:w="1129"/>
+            <w:tcW w:type="dxa" w:w="1870"/>
             <w:vAlign w:val="center"/>
             <w:shd w:fill="FFFFFF"/>
             <w:tcMar>
-              <w:top w:w="80" w:type="dxa"/>
-              <w:bottom w:w="80" w:type="dxa"/>
-              <w:left w:w="100" w:type="dxa"/>
-              <w:right w:w="100" w:type="dxa"/>
+              <w:top w:w="70" w:type="dxa"/>
+              <w:bottom w:w="70" w:type="dxa"/>
+              <w:left w:w="90" w:type="dxa"/>
+              <w:right w:w="90" w:type="dxa"/>
             </w:tcMar>
           </w:tcPr>
           <w:p>
@@ -5323,7 +5323,7 @@
                 <w:rFonts w:ascii="Calibri" w:hAnsi="Calibri"/>
                 <w:b/>
                 <w:color w:val="262626"/>
-                <w:sz w:val="19"/>
+                <w:sz w:val="18"/>
               </w:rPr>
               <w:t>7</w:t>
             </w:r>
@@ -5331,14 +5331,14 @@
         </w:tc>
         <w:tc>
           <w:tcPr>
-            <w:tcW w:type="dxa" w:w="1129"/>
+            <w:tcW w:type="dxa" w:w="1870"/>
             <w:vAlign w:val="center"/>
             <w:shd w:fill="FFFFFF"/>
             <w:tcMar>
-              <w:top w:w="80" w:type="dxa"/>
-              <w:bottom w:w="80" w:type="dxa"/>
-              <w:left w:w="100" w:type="dxa"/>
-              <w:right w:w="100" w:type="dxa"/>
+              <w:top w:w="70" w:type="dxa"/>
+              <w:bottom w:w="70" w:type="dxa"/>
+              <w:left w:w="90" w:type="dxa"/>
+              <w:right w:w="90" w:type="dxa"/>
             </w:tcMar>
           </w:tcPr>
           <w:p>
@@ -5350,7 +5350,7 @@
               <w:rPr>
                 <w:rFonts w:ascii="Calibri" w:hAnsi="Calibri"/>
                 <w:color w:val="262626"/>
-                <w:sz w:val="19"/>
+                <w:sz w:val="18"/>
               </w:rPr>
               <w:t>P2: Cloud Infra &amp; Cyber</w:t>
             </w:r>
@@ -5358,14 +5358,14 @@
         </w:tc>
         <w:tc>
           <w:tcPr>
-            <w:tcW w:type="dxa" w:w="1129"/>
+            <w:tcW w:type="dxa" w:w="1870"/>
             <w:vAlign w:val="center"/>
             <w:shd w:fill="FFFFFF"/>
             <w:tcMar>
-              <w:top w:w="80" w:type="dxa"/>
-              <w:bottom w:w="80" w:type="dxa"/>
-              <w:left w:w="100" w:type="dxa"/>
-              <w:right w:w="100" w:type="dxa"/>
+              <w:top w:w="70" w:type="dxa"/>
+              <w:bottom w:w="70" w:type="dxa"/>
+              <w:left w:w="90" w:type="dxa"/>
+              <w:right w:w="90" w:type="dxa"/>
             </w:tcMar>
           </w:tcPr>
           <w:p>
@@ -5377,7 +5377,7 @@
               <w:rPr>
                 <w:rFonts w:ascii="Calibri" w:hAnsi="Calibri"/>
                 <w:color w:val="262626"/>
-                <w:sz w:val="19"/>
+                <w:sz w:val="18"/>
               </w:rPr>
               <w:t>IT Governance &amp; Compliance (COBIT 2019)</w:t>
             </w:r>
@@ -5385,14 +5385,14 @@
         </w:tc>
         <w:tc>
           <w:tcPr>
-            <w:tcW w:type="dxa" w:w="1129"/>
+            <w:tcW w:type="dxa" w:w="1870"/>
             <w:vAlign w:val="center"/>
             <w:shd w:fill="FFFFFF"/>
             <w:tcMar>
-              <w:top w:w="80" w:type="dxa"/>
-              <w:bottom w:w="80" w:type="dxa"/>
-              <w:left w:w="100" w:type="dxa"/>
-              <w:right w:w="100" w:type="dxa"/>
+              <w:top w:w="70" w:type="dxa"/>
+              <w:bottom w:w="70" w:type="dxa"/>
+              <w:left w:w="90" w:type="dxa"/>
+              <w:right w:w="90" w:type="dxa"/>
             </w:tcMar>
           </w:tcPr>
           <w:p>
@@ -5404,7 +5404,7 @@
               <w:rPr>
                 <w:rFonts w:ascii="Calibri" w:hAnsi="Calibri"/>
                 <w:color w:val="262626"/>
-                <w:sz w:val="19"/>
+                <w:sz w:val="18"/>
               </w:rPr>
               <w:t>3</w:t>
             </w:r>
@@ -5412,14 +5412,14 @@
         </w:tc>
         <w:tc>
           <w:tcPr>
-            <w:tcW w:type="dxa" w:w="1129"/>
+            <w:tcW w:type="dxa" w:w="1870"/>
             <w:vAlign w:val="center"/>
             <w:shd w:fill="FFFFFF"/>
             <w:tcMar>
-              <w:top w:w="80" w:type="dxa"/>
-              <w:bottom w:w="80" w:type="dxa"/>
-              <w:left w:w="100" w:type="dxa"/>
-              <w:right w:w="100" w:type="dxa"/>
+              <w:top w:w="70" w:type="dxa"/>
+              <w:bottom w:w="70" w:type="dxa"/>
+              <w:left w:w="90" w:type="dxa"/>
+              <w:right w:w="90" w:type="dxa"/>
             </w:tcMar>
           </w:tcPr>
           <w:p>
@@ -5431,7 +5431,7 @@
               <w:rPr>
                 <w:rFonts w:ascii="Calibri" w:hAnsi="Calibri"/>
                 <w:color w:val="262626"/>
-                <w:sz w:val="19"/>
+                <w:sz w:val="18"/>
               </w:rPr>
               <w:t>Teori</w:t>
             </w:r>
@@ -5439,14 +5439,14 @@
         </w:tc>
         <w:tc>
           <w:tcPr>
-            <w:tcW w:type="dxa" w:w="1129"/>
+            <w:tcW w:type="dxa" w:w="1870"/>
             <w:vAlign w:val="center"/>
             <w:shd w:fill="FFFFFF"/>
             <w:tcMar>
-              <w:top w:w="80" w:type="dxa"/>
-              <w:bottom w:w="80" w:type="dxa"/>
-              <w:left w:w="100" w:type="dxa"/>
-              <w:right w:w="100" w:type="dxa"/>
+              <w:top w:w="70" w:type="dxa"/>
+              <w:bottom w:w="70" w:type="dxa"/>
+              <w:left w:w="90" w:type="dxa"/>
+              <w:right w:w="90" w:type="dxa"/>
             </w:tcMar>
           </w:tcPr>
           <w:p>
@@ -5458,7 +5458,7 @@
               <w:rPr>
                 <w:rFonts w:ascii="Consolas" w:hAnsi="Consolas"/>
                 <w:color w:val="A02828"/>
-                <w:sz w:val="18"/>
+                <w:sz w:val="17"/>
               </w:rPr>
               <w:t>STB-04</w:t>
             </w:r>
@@ -5466,14 +5466,14 @@
         </w:tc>
         <w:tc>
           <w:tcPr>
-            <w:tcW w:type="dxa" w:w="1129"/>
+            <w:tcW w:type="dxa" w:w="1870"/>
             <w:vAlign w:val="center"/>
             <w:shd w:fill="FFFFFF"/>
             <w:tcMar>
-              <w:top w:w="80" w:type="dxa"/>
-              <w:bottom w:w="80" w:type="dxa"/>
-              <w:left w:w="100" w:type="dxa"/>
-              <w:right w:w="100" w:type="dxa"/>
+              <w:top w:w="70" w:type="dxa"/>
+              <w:bottom w:w="70" w:type="dxa"/>
+              <w:left w:w="90" w:type="dxa"/>
+              <w:right w:w="90" w:type="dxa"/>
             </w:tcMar>
           </w:tcPr>
           <w:p>
@@ -5486,7 +5486,7 @@
                 <w:rFonts w:ascii="Calibri" w:hAnsi="Calibri"/>
                 <w:b/>
                 <w:color w:val="262626"/>
-                <w:sz w:val="19"/>
+                <w:sz w:val="18"/>
               </w:rPr>
               <w:t>`STB-701`</w:t>
             </w:r>
@@ -5494,14 +5494,14 @@
         </w:tc>
         <w:tc>
           <w:tcPr>
-            <w:tcW w:type="dxa" w:w="1129"/>
+            <w:tcW w:type="dxa" w:w="1870"/>
             <w:vAlign w:val="center"/>
             <w:shd w:fill="FFFFFF"/>
             <w:tcMar>
-              <w:top w:w="80" w:type="dxa"/>
-              <w:bottom w:w="80" w:type="dxa"/>
-              <w:left w:w="100" w:type="dxa"/>
-              <w:right w:w="100" w:type="dxa"/>
+              <w:top w:w="70" w:type="dxa"/>
+              <w:bottom w:w="70" w:type="dxa"/>
+              <w:left w:w="90" w:type="dxa"/>
+              <w:right w:w="90" w:type="dxa"/>
             </w:tcMar>
           </w:tcPr>
           <w:p>
@@ -5513,7 +5513,7 @@
               <w:rPr>
                 <w:rFonts w:ascii="Consolas" w:hAnsi="Consolas"/>
                 <w:color w:val="A02828"/>
-                <w:sz w:val="18"/>
+                <w:sz w:val="17"/>
               </w:rPr>
               <w:t>STI-101</w:t>
             </w:r>
@@ -5521,7 +5521,7 @@
               <w:rPr>
                 <w:rFonts w:ascii="Calibri" w:hAnsi="Calibri"/>
                 <w:color w:val="262626"/>
-                <w:sz w:val="19"/>
+                <w:sz w:val="18"/>
               </w:rPr>
               <w:t xml:space="preserve"> Pengantar STI</w:t>
             </w:r>
@@ -5534,14 +5534,14 @@
         </w:trPr>
         <w:tc>
           <w:tcPr>
-            <w:tcW w:type="dxa" w:w="1129"/>
+            <w:tcW w:type="dxa" w:w="1870"/>
             <w:vAlign w:val="center"/>
             <w:shd w:fill="F2F5F9"/>
             <w:tcMar>
-              <w:top w:w="80" w:type="dxa"/>
-              <w:bottom w:w="80" w:type="dxa"/>
-              <w:left w:w="100" w:type="dxa"/>
-              <w:right w:w="100" w:type="dxa"/>
+              <w:top w:w="70" w:type="dxa"/>
+              <w:bottom w:w="70" w:type="dxa"/>
+              <w:left w:w="90" w:type="dxa"/>
+              <w:right w:w="90" w:type="dxa"/>
             </w:tcMar>
           </w:tcPr>
           <w:p>
@@ -5554,7 +5554,7 @@
                 <w:rFonts w:ascii="Calibri" w:hAnsi="Calibri"/>
                 <w:b/>
                 <w:color w:val="262626"/>
-                <w:sz w:val="19"/>
+                <w:sz w:val="18"/>
               </w:rPr>
               <w:t>7</w:t>
             </w:r>
@@ -5562,14 +5562,14 @@
         </w:tc>
         <w:tc>
           <w:tcPr>
-            <w:tcW w:type="dxa" w:w="1129"/>
+            <w:tcW w:type="dxa" w:w="1870"/>
             <w:vAlign w:val="center"/>
             <w:shd w:fill="F2F5F9"/>
             <w:tcMar>
-              <w:top w:w="80" w:type="dxa"/>
-              <w:bottom w:w="80" w:type="dxa"/>
-              <w:left w:w="100" w:type="dxa"/>
-              <w:right w:w="100" w:type="dxa"/>
+              <w:top w:w="70" w:type="dxa"/>
+              <w:bottom w:w="70" w:type="dxa"/>
+              <w:left w:w="90" w:type="dxa"/>
+              <w:right w:w="90" w:type="dxa"/>
             </w:tcMar>
           </w:tcPr>
           <w:p>
@@ -5581,7 +5581,7 @@
               <w:rPr>
                 <w:rFonts w:ascii="Calibri" w:hAnsi="Calibri"/>
                 <w:color w:val="262626"/>
-                <w:sz w:val="19"/>
+                <w:sz w:val="18"/>
               </w:rPr>
               <w:t>P2: Cloud Infra &amp; Cyber</w:t>
             </w:r>
@@ -5589,14 +5589,14 @@
         </w:tc>
         <w:tc>
           <w:tcPr>
-            <w:tcW w:type="dxa" w:w="1129"/>
+            <w:tcW w:type="dxa" w:w="1870"/>
             <w:vAlign w:val="center"/>
             <w:shd w:fill="F2F5F9"/>
             <w:tcMar>
-              <w:top w:w="80" w:type="dxa"/>
-              <w:bottom w:w="80" w:type="dxa"/>
-              <w:left w:w="100" w:type="dxa"/>
-              <w:right w:w="100" w:type="dxa"/>
+              <w:top w:w="70" w:type="dxa"/>
+              <w:bottom w:w="70" w:type="dxa"/>
+              <w:left w:w="90" w:type="dxa"/>
+              <w:right w:w="90" w:type="dxa"/>
             </w:tcMar>
           </w:tcPr>
           <w:p>
@@ -5608,7 +5608,7 @@
               <w:rPr>
                 <w:rFonts w:ascii="Calibri" w:hAnsi="Calibri"/>
                 <w:color w:val="262626"/>
-                <w:sz w:val="19"/>
+                <w:sz w:val="18"/>
               </w:rPr>
               <w:t>IT Service Management (ITIL 4)</w:t>
             </w:r>
@@ -5616,14 +5616,14 @@
         </w:tc>
         <w:tc>
           <w:tcPr>
-            <w:tcW w:type="dxa" w:w="1129"/>
+            <w:tcW w:type="dxa" w:w="1870"/>
             <w:vAlign w:val="center"/>
             <w:shd w:fill="F2F5F9"/>
             <w:tcMar>
-              <w:top w:w="80" w:type="dxa"/>
-              <w:bottom w:w="80" w:type="dxa"/>
-              <w:left w:w="100" w:type="dxa"/>
-              <w:right w:w="100" w:type="dxa"/>
+              <w:top w:w="70" w:type="dxa"/>
+              <w:bottom w:w="70" w:type="dxa"/>
+              <w:left w:w="90" w:type="dxa"/>
+              <w:right w:w="90" w:type="dxa"/>
             </w:tcMar>
           </w:tcPr>
           <w:p>
@@ -5635,7 +5635,7 @@
               <w:rPr>
                 <w:rFonts w:ascii="Calibri" w:hAnsi="Calibri"/>
                 <w:color w:val="262626"/>
-                <w:sz w:val="19"/>
+                <w:sz w:val="18"/>
               </w:rPr>
               <w:t>3</w:t>
             </w:r>
@@ -5643,14 +5643,14 @@
         </w:tc>
         <w:tc>
           <w:tcPr>
-            <w:tcW w:type="dxa" w:w="1129"/>
+            <w:tcW w:type="dxa" w:w="1870"/>
             <w:vAlign w:val="center"/>
             <w:shd w:fill="F2F5F9"/>
             <w:tcMar>
-              <w:top w:w="80" w:type="dxa"/>
-              <w:bottom w:w="80" w:type="dxa"/>
-              <w:left w:w="100" w:type="dxa"/>
-              <w:right w:w="100" w:type="dxa"/>
+              <w:top w:w="70" w:type="dxa"/>
+              <w:bottom w:w="70" w:type="dxa"/>
+              <w:left w:w="90" w:type="dxa"/>
+              <w:right w:w="90" w:type="dxa"/>
             </w:tcMar>
           </w:tcPr>
           <w:p>
@@ -5662,7 +5662,7 @@
               <w:rPr>
                 <w:rFonts w:ascii="Calibri" w:hAnsi="Calibri"/>
                 <w:color w:val="262626"/>
-                <w:sz w:val="19"/>
+                <w:sz w:val="18"/>
               </w:rPr>
               <w:t>Teori</w:t>
             </w:r>
@@ -5670,14 +5670,14 @@
         </w:tc>
         <w:tc>
           <w:tcPr>
-            <w:tcW w:type="dxa" w:w="1129"/>
+            <w:tcW w:type="dxa" w:w="1870"/>
             <w:vAlign w:val="center"/>
             <w:shd w:fill="F2F5F9"/>
             <w:tcMar>
-              <w:top w:w="80" w:type="dxa"/>
-              <w:bottom w:w="80" w:type="dxa"/>
-              <w:left w:w="100" w:type="dxa"/>
-              <w:right w:w="100" w:type="dxa"/>
+              <w:top w:w="70" w:type="dxa"/>
+              <w:bottom w:w="70" w:type="dxa"/>
+              <w:left w:w="90" w:type="dxa"/>
+              <w:right w:w="90" w:type="dxa"/>
             </w:tcMar>
           </w:tcPr>
           <w:p>
@@ -5689,7 +5689,7 @@
               <w:rPr>
                 <w:rFonts w:ascii="Consolas" w:hAnsi="Consolas"/>
                 <w:color w:val="A02828"/>
-                <w:sz w:val="18"/>
+                <w:sz w:val="17"/>
               </w:rPr>
               <w:t>STB-05</w:t>
             </w:r>
@@ -5697,14 +5697,14 @@
         </w:tc>
         <w:tc>
           <w:tcPr>
-            <w:tcW w:type="dxa" w:w="1129"/>
+            <w:tcW w:type="dxa" w:w="1870"/>
             <w:vAlign w:val="center"/>
             <w:shd w:fill="F2F5F9"/>
             <w:tcMar>
-              <w:top w:w="80" w:type="dxa"/>
-              <w:bottom w:w="80" w:type="dxa"/>
-              <w:left w:w="100" w:type="dxa"/>
-              <w:right w:w="100" w:type="dxa"/>
+              <w:top w:w="70" w:type="dxa"/>
+              <w:bottom w:w="70" w:type="dxa"/>
+              <w:left w:w="90" w:type="dxa"/>
+              <w:right w:w="90" w:type="dxa"/>
             </w:tcMar>
           </w:tcPr>
           <w:p>
@@ -5717,7 +5717,7 @@
                 <w:rFonts w:ascii="Calibri" w:hAnsi="Calibri"/>
                 <w:b/>
                 <w:color w:val="262626"/>
-                <w:sz w:val="19"/>
+                <w:sz w:val="18"/>
               </w:rPr>
               <w:t>`STB-702`</w:t>
             </w:r>
@@ -5725,14 +5725,14 @@
         </w:tc>
         <w:tc>
           <w:tcPr>
-            <w:tcW w:type="dxa" w:w="1129"/>
+            <w:tcW w:type="dxa" w:w="1870"/>
             <w:vAlign w:val="center"/>
             <w:shd w:fill="F2F5F9"/>
             <w:tcMar>
-              <w:top w:w="80" w:type="dxa"/>
-              <w:bottom w:w="80" w:type="dxa"/>
-              <w:left w:w="100" w:type="dxa"/>
-              <w:right w:w="100" w:type="dxa"/>
+              <w:top w:w="70" w:type="dxa"/>
+              <w:bottom w:w="70" w:type="dxa"/>
+              <w:left w:w="90" w:type="dxa"/>
+              <w:right w:w="90" w:type="dxa"/>
             </w:tcMar>
           </w:tcPr>
           <w:p>
@@ -5744,7 +5744,7 @@
               <w:rPr>
                 <w:rFonts w:ascii="Consolas" w:hAnsi="Consolas"/>
                 <w:color w:val="A02828"/>
-                <w:sz w:val="18"/>
+                <w:sz w:val="17"/>
               </w:rPr>
               <w:t>STI-101</w:t>
             </w:r>
@@ -5752,7 +5752,7 @@
               <w:rPr>
                 <w:rFonts w:ascii="Calibri" w:hAnsi="Calibri"/>
                 <w:color w:val="262626"/>
-                <w:sz w:val="19"/>
+                <w:sz w:val="18"/>
               </w:rPr>
               <w:t xml:space="preserve"> Pengantar STI</w:t>
             </w:r>
@@ -5765,14 +5765,14 @@
         </w:trPr>
         <w:tc>
           <w:tcPr>
-            <w:tcW w:type="dxa" w:w="1129"/>
+            <w:tcW w:type="dxa" w:w="1870"/>
             <w:vAlign w:val="center"/>
             <w:shd w:fill="FFFFFF"/>
             <w:tcMar>
-              <w:top w:w="80" w:type="dxa"/>
-              <w:bottom w:w="80" w:type="dxa"/>
-              <w:left w:w="100" w:type="dxa"/>
-              <w:right w:w="100" w:type="dxa"/>
+              <w:top w:w="70" w:type="dxa"/>
+              <w:bottom w:w="70" w:type="dxa"/>
+              <w:left w:w="90" w:type="dxa"/>
+              <w:right w:w="90" w:type="dxa"/>
             </w:tcMar>
           </w:tcPr>
           <w:p>
@@ -5785,7 +5785,7 @@
                 <w:rFonts w:ascii="Calibri" w:hAnsi="Calibri"/>
                 <w:b/>
                 <w:color w:val="262626"/>
-                <w:sz w:val="19"/>
+                <w:sz w:val="18"/>
               </w:rPr>
               <w:t>7</w:t>
             </w:r>
@@ -5793,14 +5793,14 @@
         </w:tc>
         <w:tc>
           <w:tcPr>
-            <w:tcW w:type="dxa" w:w="1129"/>
+            <w:tcW w:type="dxa" w:w="1870"/>
             <w:vAlign w:val="center"/>
             <w:shd w:fill="FFFFFF"/>
             <w:tcMar>
-              <w:top w:w="80" w:type="dxa"/>
-              <w:bottom w:w="80" w:type="dxa"/>
-              <w:left w:w="100" w:type="dxa"/>
-              <w:right w:w="100" w:type="dxa"/>
+              <w:top w:w="70" w:type="dxa"/>
+              <w:bottom w:w="70" w:type="dxa"/>
+              <w:left w:w="90" w:type="dxa"/>
+              <w:right w:w="90" w:type="dxa"/>
             </w:tcMar>
           </w:tcPr>
           <w:p>
@@ -5812,7 +5812,7 @@
               <w:rPr>
                 <w:rFonts w:ascii="Calibri" w:hAnsi="Calibri"/>
                 <w:color w:val="262626"/>
-                <w:sz w:val="19"/>
+                <w:sz w:val="18"/>
               </w:rPr>
               <w:t>P2: Cloud Infra &amp; Cyber</w:t>
             </w:r>
@@ -5820,14 +5820,14 @@
         </w:tc>
         <w:tc>
           <w:tcPr>
-            <w:tcW w:type="dxa" w:w="1129"/>
+            <w:tcW w:type="dxa" w:w="1870"/>
             <w:vAlign w:val="center"/>
             <w:shd w:fill="FFFFFF"/>
             <w:tcMar>
-              <w:top w:w="80" w:type="dxa"/>
-              <w:bottom w:w="80" w:type="dxa"/>
-              <w:left w:w="100" w:type="dxa"/>
-              <w:right w:w="100" w:type="dxa"/>
+              <w:top w:w="70" w:type="dxa"/>
+              <w:bottom w:w="70" w:type="dxa"/>
+              <w:left w:w="90" w:type="dxa"/>
+              <w:right w:w="90" w:type="dxa"/>
             </w:tcMar>
           </w:tcPr>
           <w:p>
@@ -5839,7 +5839,7 @@
               <w:rPr>
                 <w:rFonts w:ascii="Calibri" w:hAnsi="Calibri"/>
                 <w:color w:val="262626"/>
-                <w:sz w:val="19"/>
+                <w:sz w:val="18"/>
               </w:rPr>
               <w:t>Enterprise Architecture (TOGAF)</w:t>
             </w:r>
@@ -5847,14 +5847,14 @@
         </w:tc>
         <w:tc>
           <w:tcPr>
-            <w:tcW w:type="dxa" w:w="1129"/>
+            <w:tcW w:type="dxa" w:w="1870"/>
             <w:vAlign w:val="center"/>
             <w:shd w:fill="FFFFFF"/>
             <w:tcMar>
-              <w:top w:w="80" w:type="dxa"/>
-              <w:bottom w:w="80" w:type="dxa"/>
-              <w:left w:w="100" w:type="dxa"/>
-              <w:right w:w="100" w:type="dxa"/>
+              <w:top w:w="70" w:type="dxa"/>
+              <w:bottom w:w="70" w:type="dxa"/>
+              <w:left w:w="90" w:type="dxa"/>
+              <w:right w:w="90" w:type="dxa"/>
             </w:tcMar>
           </w:tcPr>
           <w:p>
@@ -5866,7 +5866,7 @@
               <w:rPr>
                 <w:rFonts w:ascii="Calibri" w:hAnsi="Calibri"/>
                 <w:color w:val="262626"/>
-                <w:sz w:val="19"/>
+                <w:sz w:val="18"/>
               </w:rPr>
               <w:t>3</w:t>
             </w:r>
@@ -5874,14 +5874,14 @@
         </w:tc>
         <w:tc>
           <w:tcPr>
-            <w:tcW w:type="dxa" w:w="1129"/>
+            <w:tcW w:type="dxa" w:w="1870"/>
             <w:vAlign w:val="center"/>
             <w:shd w:fill="FFFFFF"/>
             <w:tcMar>
-              <w:top w:w="80" w:type="dxa"/>
-              <w:bottom w:w="80" w:type="dxa"/>
-              <w:left w:w="100" w:type="dxa"/>
-              <w:right w:w="100" w:type="dxa"/>
+              <w:top w:w="70" w:type="dxa"/>
+              <w:bottom w:w="70" w:type="dxa"/>
+              <w:left w:w="90" w:type="dxa"/>
+              <w:right w:w="90" w:type="dxa"/>
             </w:tcMar>
           </w:tcPr>
           <w:p>
@@ -5893,7 +5893,7 @@
               <w:rPr>
                 <w:rFonts w:ascii="Calibri" w:hAnsi="Calibri"/>
                 <w:color w:val="262626"/>
-                <w:sz w:val="19"/>
+                <w:sz w:val="18"/>
               </w:rPr>
               <w:t>Teori</w:t>
             </w:r>
@@ -5901,14 +5901,14 @@
         </w:tc>
         <w:tc>
           <w:tcPr>
-            <w:tcW w:type="dxa" w:w="1129"/>
+            <w:tcW w:type="dxa" w:w="1870"/>
             <w:vAlign w:val="center"/>
             <w:shd w:fill="FFFFFF"/>
             <w:tcMar>
-              <w:top w:w="80" w:type="dxa"/>
-              <w:bottom w:w="80" w:type="dxa"/>
-              <w:left w:w="100" w:type="dxa"/>
-              <w:right w:w="100" w:type="dxa"/>
+              <w:top w:w="70" w:type="dxa"/>
+              <w:bottom w:w="70" w:type="dxa"/>
+              <w:left w:w="90" w:type="dxa"/>
+              <w:right w:w="90" w:type="dxa"/>
             </w:tcMar>
           </w:tcPr>
           <w:p>
@@ -5920,7 +5920,7 @@
               <w:rPr>
                 <w:rFonts w:ascii="Consolas" w:hAnsi="Consolas"/>
                 <w:color w:val="A02828"/>
-                <w:sz w:val="18"/>
+                <w:sz w:val="17"/>
               </w:rPr>
               <w:t>STB-06</w:t>
             </w:r>
@@ -5928,14 +5928,14 @@
         </w:tc>
         <w:tc>
           <w:tcPr>
-            <w:tcW w:type="dxa" w:w="1129"/>
+            <w:tcW w:type="dxa" w:w="1870"/>
             <w:vAlign w:val="center"/>
             <w:shd w:fill="FFFFFF"/>
             <w:tcMar>
-              <w:top w:w="80" w:type="dxa"/>
-              <w:bottom w:w="80" w:type="dxa"/>
-              <w:left w:w="100" w:type="dxa"/>
-              <w:right w:w="100" w:type="dxa"/>
+              <w:top w:w="70" w:type="dxa"/>
+              <w:bottom w:w="70" w:type="dxa"/>
+              <w:left w:w="90" w:type="dxa"/>
+              <w:right w:w="90" w:type="dxa"/>
             </w:tcMar>
           </w:tcPr>
           <w:p>
@@ -5948,7 +5948,7 @@
                 <w:rFonts w:ascii="Calibri" w:hAnsi="Calibri"/>
                 <w:b/>
                 <w:color w:val="262626"/>
-                <w:sz w:val="19"/>
+                <w:sz w:val="18"/>
               </w:rPr>
               <w:t>`STB-703`</w:t>
             </w:r>
@@ -5956,14 +5956,14 @@
         </w:tc>
         <w:tc>
           <w:tcPr>
-            <w:tcW w:type="dxa" w:w="1129"/>
+            <w:tcW w:type="dxa" w:w="1870"/>
             <w:vAlign w:val="center"/>
             <w:shd w:fill="FFFFFF"/>
             <w:tcMar>
-              <w:top w:w="80" w:type="dxa"/>
-              <w:bottom w:w="80" w:type="dxa"/>
-              <w:left w:w="100" w:type="dxa"/>
-              <w:right w:w="100" w:type="dxa"/>
+              <w:top w:w="70" w:type="dxa"/>
+              <w:bottom w:w="70" w:type="dxa"/>
+              <w:left w:w="90" w:type="dxa"/>
+              <w:right w:w="90" w:type="dxa"/>
             </w:tcMar>
           </w:tcPr>
           <w:p>
@@ -5975,7 +5975,7 @@
               <w:rPr>
                 <w:rFonts w:ascii="Consolas" w:hAnsi="Consolas"/>
                 <w:color w:val="A02828"/>
-                <w:sz w:val="18"/>
+                <w:sz w:val="17"/>
               </w:rPr>
               <w:t>STI-306</w:t>
             </w:r>
@@ -5983,7 +5983,7 @@
               <w:rPr>
                 <w:rFonts w:ascii="Calibri" w:hAnsi="Calibri"/>
                 <w:color w:val="262626"/>
-                <w:sz w:val="19"/>
+                <w:sz w:val="18"/>
               </w:rPr>
               <w:t xml:space="preserve"> Analisis &amp; Perancangan Sistem Informasi</w:t>
             </w:r>
@@ -5996,14 +5996,14 @@
         </w:trPr>
         <w:tc>
           <w:tcPr>
-            <w:tcW w:type="dxa" w:w="1129"/>
+            <w:tcW w:type="dxa" w:w="1870"/>
             <w:vAlign w:val="center"/>
             <w:shd w:fill="F2F5F9"/>
             <w:tcMar>
-              <w:top w:w="80" w:type="dxa"/>
-              <w:bottom w:w="80" w:type="dxa"/>
-              <w:left w:w="100" w:type="dxa"/>
-              <w:right w:w="100" w:type="dxa"/>
+              <w:top w:w="70" w:type="dxa"/>
+              <w:bottom w:w="70" w:type="dxa"/>
+              <w:left w:w="90" w:type="dxa"/>
+              <w:right w:w="90" w:type="dxa"/>
             </w:tcMar>
           </w:tcPr>
           <w:p>
@@ -6016,7 +6016,7 @@
                 <w:rFonts w:ascii="Calibri" w:hAnsi="Calibri"/>
                 <w:b/>
                 <w:color w:val="262626"/>
-                <w:sz w:val="19"/>
+                <w:sz w:val="18"/>
               </w:rPr>
               <w:t>7</w:t>
             </w:r>
@@ -6024,14 +6024,14 @@
         </w:tc>
         <w:tc>
           <w:tcPr>
-            <w:tcW w:type="dxa" w:w="1129"/>
+            <w:tcW w:type="dxa" w:w="1870"/>
             <w:vAlign w:val="center"/>
             <w:shd w:fill="F2F5F9"/>
             <w:tcMar>
-              <w:top w:w="80" w:type="dxa"/>
-              <w:bottom w:w="80" w:type="dxa"/>
-              <w:left w:w="100" w:type="dxa"/>
-              <w:right w:w="100" w:type="dxa"/>
+              <w:top w:w="70" w:type="dxa"/>
+              <w:bottom w:w="70" w:type="dxa"/>
+              <w:left w:w="90" w:type="dxa"/>
+              <w:right w:w="90" w:type="dxa"/>
             </w:tcMar>
           </w:tcPr>
           <w:p>
@@ -6043,7 +6043,7 @@
               <w:rPr>
                 <w:rFonts w:ascii="Calibri" w:hAnsi="Calibri"/>
                 <w:color w:val="262626"/>
-                <w:sz w:val="19"/>
+                <w:sz w:val="18"/>
               </w:rPr>
               <w:t>P3: Digital Platform Eng</w:t>
             </w:r>
@@ -6051,14 +6051,14 @@
         </w:tc>
         <w:tc>
           <w:tcPr>
-            <w:tcW w:type="dxa" w:w="1129"/>
+            <w:tcW w:type="dxa" w:w="1870"/>
             <w:vAlign w:val="center"/>
             <w:shd w:fill="F2F5F9"/>
             <w:tcMar>
-              <w:top w:w="80" w:type="dxa"/>
-              <w:bottom w:w="80" w:type="dxa"/>
-              <w:left w:w="100" w:type="dxa"/>
-              <w:right w:w="100" w:type="dxa"/>
+              <w:top w:w="70" w:type="dxa"/>
+              <w:bottom w:w="70" w:type="dxa"/>
+              <w:left w:w="90" w:type="dxa"/>
+              <w:right w:w="90" w:type="dxa"/>
             </w:tcMar>
           </w:tcPr>
           <w:p>
@@ -6070,7 +6070,7 @@
               <w:rPr>
                 <w:rFonts w:ascii="Calibri" w:hAnsi="Calibri"/>
                 <w:color w:val="262626"/>
-                <w:sz w:val="19"/>
+                <w:sz w:val="18"/>
               </w:rPr>
               <w:t>Immersive Media &amp; XR Development</w:t>
             </w:r>
@@ -6078,14 +6078,14 @@
         </w:tc>
         <w:tc>
           <w:tcPr>
-            <w:tcW w:type="dxa" w:w="1129"/>
+            <w:tcW w:type="dxa" w:w="1870"/>
             <w:vAlign w:val="center"/>
             <w:shd w:fill="F2F5F9"/>
             <w:tcMar>
-              <w:top w:w="80" w:type="dxa"/>
-              <w:bottom w:w="80" w:type="dxa"/>
-              <w:left w:w="100" w:type="dxa"/>
-              <w:right w:w="100" w:type="dxa"/>
+              <w:top w:w="70" w:type="dxa"/>
+              <w:bottom w:w="70" w:type="dxa"/>
+              <w:left w:w="90" w:type="dxa"/>
+              <w:right w:w="90" w:type="dxa"/>
             </w:tcMar>
           </w:tcPr>
           <w:p>
@@ -6097,7 +6097,7 @@
               <w:rPr>
                 <w:rFonts w:ascii="Calibri" w:hAnsi="Calibri"/>
                 <w:color w:val="262626"/>
-                <w:sz w:val="19"/>
+                <w:sz w:val="18"/>
               </w:rPr>
               <w:t>3</w:t>
             </w:r>
@@ -6105,14 +6105,14 @@
         </w:tc>
         <w:tc>
           <w:tcPr>
-            <w:tcW w:type="dxa" w:w="1129"/>
+            <w:tcW w:type="dxa" w:w="1870"/>
             <w:vAlign w:val="center"/>
             <w:shd w:fill="F2F5F9"/>
             <w:tcMar>
-              <w:top w:w="80" w:type="dxa"/>
-              <w:bottom w:w="80" w:type="dxa"/>
-              <w:left w:w="100" w:type="dxa"/>
-              <w:right w:w="100" w:type="dxa"/>
+              <w:top w:w="70" w:type="dxa"/>
+              <w:bottom w:w="70" w:type="dxa"/>
+              <w:left w:w="90" w:type="dxa"/>
+              <w:right w:w="90" w:type="dxa"/>
             </w:tcMar>
           </w:tcPr>
           <w:p>
@@ -6124,7 +6124,7 @@
               <w:rPr>
                 <w:rFonts w:ascii="Calibri" w:hAnsi="Calibri"/>
                 <w:color w:val="262626"/>
-                <w:sz w:val="19"/>
+                <w:sz w:val="18"/>
               </w:rPr>
               <w:t>+P</w:t>
             </w:r>
@@ -6132,14 +6132,14 @@
         </w:tc>
         <w:tc>
           <w:tcPr>
-            <w:tcW w:type="dxa" w:w="1129"/>
+            <w:tcW w:type="dxa" w:w="1870"/>
             <w:vAlign w:val="center"/>
             <w:shd w:fill="F2F5F9"/>
             <w:tcMar>
-              <w:top w:w="80" w:type="dxa"/>
-              <w:bottom w:w="80" w:type="dxa"/>
-              <w:left w:w="100" w:type="dxa"/>
-              <w:right w:w="100" w:type="dxa"/>
+              <w:top w:w="70" w:type="dxa"/>
+              <w:bottom w:w="70" w:type="dxa"/>
+              <w:left w:w="90" w:type="dxa"/>
+              <w:right w:w="90" w:type="dxa"/>
             </w:tcMar>
           </w:tcPr>
           <w:p>
@@ -6151,7 +6151,7 @@
               <w:rPr>
                 <w:rFonts w:ascii="Consolas" w:hAnsi="Consolas"/>
                 <w:color w:val="A02828"/>
-                <w:sz w:val="18"/>
+                <w:sz w:val="17"/>
               </w:rPr>
               <w:t>STC-04</w:t>
             </w:r>
@@ -6159,14 +6159,14 @@
         </w:tc>
         <w:tc>
           <w:tcPr>
-            <w:tcW w:type="dxa" w:w="1129"/>
+            <w:tcW w:type="dxa" w:w="1870"/>
             <w:vAlign w:val="center"/>
             <w:shd w:fill="F2F5F9"/>
             <w:tcMar>
-              <w:top w:w="80" w:type="dxa"/>
-              <w:bottom w:w="80" w:type="dxa"/>
-              <w:left w:w="100" w:type="dxa"/>
-              <w:right w:w="100" w:type="dxa"/>
+              <w:top w:w="70" w:type="dxa"/>
+              <w:bottom w:w="70" w:type="dxa"/>
+              <w:left w:w="90" w:type="dxa"/>
+              <w:right w:w="90" w:type="dxa"/>
             </w:tcMar>
           </w:tcPr>
           <w:p>
@@ -6179,7 +6179,7 @@
                 <w:rFonts w:ascii="Calibri" w:hAnsi="Calibri"/>
                 <w:b/>
                 <w:color w:val="262626"/>
-                <w:sz w:val="19"/>
+                <w:sz w:val="18"/>
               </w:rPr>
               <w:t>`STC-701`</w:t>
             </w:r>
@@ -6187,14 +6187,14 @@
         </w:tc>
         <w:tc>
           <w:tcPr>
-            <w:tcW w:type="dxa" w:w="1129"/>
+            <w:tcW w:type="dxa" w:w="1870"/>
             <w:vAlign w:val="center"/>
             <w:shd w:fill="F2F5F9"/>
             <w:tcMar>
-              <w:top w:w="80" w:type="dxa"/>
-              <w:bottom w:w="80" w:type="dxa"/>
-              <w:left w:w="100" w:type="dxa"/>
-              <w:right w:w="100" w:type="dxa"/>
+              <w:top w:w="70" w:type="dxa"/>
+              <w:bottom w:w="70" w:type="dxa"/>
+              <w:left w:w="90" w:type="dxa"/>
+              <w:right w:w="90" w:type="dxa"/>
             </w:tcMar>
           </w:tcPr>
           <w:p>
@@ -6206,7 +6206,7 @@
               <w:rPr>
                 <w:rFonts w:ascii="Consolas" w:hAnsi="Consolas"/>
                 <w:color w:val="A02828"/>
-                <w:sz w:val="18"/>
+                <w:sz w:val="17"/>
               </w:rPr>
               <w:t>STI-311</w:t>
             </w:r>
@@ -6214,7 +6214,7 @@
               <w:rPr>
                 <w:rFonts w:ascii="Calibri" w:hAnsi="Calibri"/>
                 <w:color w:val="262626"/>
-                <w:sz w:val="19"/>
+                <w:sz w:val="18"/>
               </w:rPr>
               <w:t xml:space="preserve"> Web Front End Development</w:t>
             </w:r>
@@ -6227,14 +6227,14 @@
         </w:trPr>
         <w:tc>
           <w:tcPr>
-            <w:tcW w:type="dxa" w:w="1129"/>
+            <w:tcW w:type="dxa" w:w="1870"/>
             <w:vAlign w:val="center"/>
             <w:shd w:fill="FFFFFF"/>
             <w:tcMar>
-              <w:top w:w="80" w:type="dxa"/>
-              <w:bottom w:w="80" w:type="dxa"/>
-              <w:left w:w="100" w:type="dxa"/>
-              <w:right w:w="100" w:type="dxa"/>
+              <w:top w:w="70" w:type="dxa"/>
+              <w:bottom w:w="70" w:type="dxa"/>
+              <w:left w:w="90" w:type="dxa"/>
+              <w:right w:w="90" w:type="dxa"/>
             </w:tcMar>
           </w:tcPr>
           <w:p>
@@ -6247,7 +6247,7 @@
                 <w:rFonts w:ascii="Calibri" w:hAnsi="Calibri"/>
                 <w:b/>
                 <w:color w:val="262626"/>
-                <w:sz w:val="19"/>
+                <w:sz w:val="18"/>
               </w:rPr>
               <w:t>7</w:t>
             </w:r>
@@ -6255,14 +6255,14 @@
         </w:tc>
         <w:tc>
           <w:tcPr>
-            <w:tcW w:type="dxa" w:w="1129"/>
+            <w:tcW w:type="dxa" w:w="1870"/>
             <w:vAlign w:val="center"/>
             <w:shd w:fill="FFFFFF"/>
             <w:tcMar>
-              <w:top w:w="80" w:type="dxa"/>
-              <w:bottom w:w="80" w:type="dxa"/>
-              <w:left w:w="100" w:type="dxa"/>
-              <w:right w:w="100" w:type="dxa"/>
+              <w:top w:w="70" w:type="dxa"/>
+              <w:bottom w:w="70" w:type="dxa"/>
+              <w:left w:w="90" w:type="dxa"/>
+              <w:right w:w="90" w:type="dxa"/>
             </w:tcMar>
           </w:tcPr>
           <w:p>
@@ -6274,7 +6274,7 @@
               <w:rPr>
                 <w:rFonts w:ascii="Calibri" w:hAnsi="Calibri"/>
                 <w:color w:val="262626"/>
-                <w:sz w:val="19"/>
+                <w:sz w:val="18"/>
               </w:rPr>
               <w:t>P3: Digital Platform Eng</w:t>
             </w:r>
@@ -6282,14 +6282,14 @@
         </w:tc>
         <w:tc>
           <w:tcPr>
-            <w:tcW w:type="dxa" w:w="1129"/>
+            <w:tcW w:type="dxa" w:w="1870"/>
             <w:vAlign w:val="center"/>
             <w:shd w:fill="FFFFFF"/>
             <w:tcMar>
-              <w:top w:w="80" w:type="dxa"/>
-              <w:bottom w:w="80" w:type="dxa"/>
-              <w:left w:w="100" w:type="dxa"/>
-              <w:right w:w="100" w:type="dxa"/>
+              <w:top w:w="70" w:type="dxa"/>
+              <w:bottom w:w="70" w:type="dxa"/>
+              <w:left w:w="90" w:type="dxa"/>
+              <w:right w:w="90" w:type="dxa"/>
             </w:tcMar>
           </w:tcPr>
           <w:p>
@@ -6301,7 +6301,7 @@
               <w:rPr>
                 <w:rFonts w:ascii="Calibri" w:hAnsi="Calibri"/>
                 <w:color w:val="262626"/>
-                <w:sz w:val="19"/>
+                <w:sz w:val="18"/>
               </w:rPr>
               <w:t>SaaS Architecture &amp; Multi-Tenancy</w:t>
             </w:r>
@@ -6309,14 +6309,14 @@
         </w:tc>
         <w:tc>
           <w:tcPr>
-            <w:tcW w:type="dxa" w:w="1129"/>
+            <w:tcW w:type="dxa" w:w="1870"/>
             <w:vAlign w:val="center"/>
             <w:shd w:fill="FFFFFF"/>
             <w:tcMar>
-              <w:top w:w="80" w:type="dxa"/>
-              <w:bottom w:w="80" w:type="dxa"/>
-              <w:left w:w="100" w:type="dxa"/>
-              <w:right w:w="100" w:type="dxa"/>
+              <w:top w:w="70" w:type="dxa"/>
+              <w:bottom w:w="70" w:type="dxa"/>
+              <w:left w:w="90" w:type="dxa"/>
+              <w:right w:w="90" w:type="dxa"/>
             </w:tcMar>
           </w:tcPr>
           <w:p>
@@ -6328,7 +6328,7 @@
               <w:rPr>
                 <w:rFonts w:ascii="Calibri" w:hAnsi="Calibri"/>
                 <w:color w:val="262626"/>
-                <w:sz w:val="19"/>
+                <w:sz w:val="18"/>
               </w:rPr>
               <w:t>3</w:t>
             </w:r>
@@ -6336,14 +6336,14 @@
         </w:tc>
         <w:tc>
           <w:tcPr>
-            <w:tcW w:type="dxa" w:w="1129"/>
+            <w:tcW w:type="dxa" w:w="1870"/>
             <w:vAlign w:val="center"/>
             <w:shd w:fill="FFFFFF"/>
             <w:tcMar>
-              <w:top w:w="80" w:type="dxa"/>
-              <w:bottom w:w="80" w:type="dxa"/>
-              <w:left w:w="100" w:type="dxa"/>
-              <w:right w:w="100" w:type="dxa"/>
+              <w:top w:w="70" w:type="dxa"/>
+              <w:bottom w:w="70" w:type="dxa"/>
+              <w:left w:w="90" w:type="dxa"/>
+              <w:right w:w="90" w:type="dxa"/>
             </w:tcMar>
           </w:tcPr>
           <w:p>
@@ -6355,7 +6355,7 @@
               <w:rPr>
                 <w:rFonts w:ascii="Calibri" w:hAnsi="Calibri"/>
                 <w:color w:val="262626"/>
-                <w:sz w:val="19"/>
+                <w:sz w:val="18"/>
               </w:rPr>
               <w:t>+P</w:t>
             </w:r>
@@ -6363,14 +6363,14 @@
         </w:tc>
         <w:tc>
           <w:tcPr>
-            <w:tcW w:type="dxa" w:w="1129"/>
+            <w:tcW w:type="dxa" w:w="1870"/>
             <w:vAlign w:val="center"/>
             <w:shd w:fill="FFFFFF"/>
             <w:tcMar>
-              <w:top w:w="80" w:type="dxa"/>
-              <w:bottom w:w="80" w:type="dxa"/>
-              <w:left w:w="100" w:type="dxa"/>
-              <w:right w:w="100" w:type="dxa"/>
+              <w:top w:w="70" w:type="dxa"/>
+              <w:bottom w:w="70" w:type="dxa"/>
+              <w:left w:w="90" w:type="dxa"/>
+              <w:right w:w="90" w:type="dxa"/>
             </w:tcMar>
           </w:tcPr>
           <w:p>
@@ -6382,7 +6382,7 @@
               <w:rPr>
                 <w:rFonts w:ascii="Consolas" w:hAnsi="Consolas"/>
                 <w:color w:val="A02828"/>
-                <w:sz w:val="18"/>
+                <w:sz w:val="17"/>
               </w:rPr>
               <w:t>STC-05</w:t>
             </w:r>
@@ -6390,14 +6390,14 @@
         </w:tc>
         <w:tc>
           <w:tcPr>
-            <w:tcW w:type="dxa" w:w="1129"/>
+            <w:tcW w:type="dxa" w:w="1870"/>
             <w:vAlign w:val="center"/>
             <w:shd w:fill="FFFFFF"/>
             <w:tcMar>
-              <w:top w:w="80" w:type="dxa"/>
-              <w:bottom w:w="80" w:type="dxa"/>
-              <w:left w:w="100" w:type="dxa"/>
-              <w:right w:w="100" w:type="dxa"/>
+              <w:top w:w="70" w:type="dxa"/>
+              <w:bottom w:w="70" w:type="dxa"/>
+              <w:left w:w="90" w:type="dxa"/>
+              <w:right w:w="90" w:type="dxa"/>
             </w:tcMar>
           </w:tcPr>
           <w:p>
@@ -6410,7 +6410,7 @@
                 <w:rFonts w:ascii="Calibri" w:hAnsi="Calibri"/>
                 <w:b/>
                 <w:color w:val="262626"/>
-                <w:sz w:val="19"/>
+                <w:sz w:val="18"/>
               </w:rPr>
               <w:t>`STC-702`</w:t>
             </w:r>
@@ -6418,14 +6418,14 @@
         </w:tc>
         <w:tc>
           <w:tcPr>
-            <w:tcW w:type="dxa" w:w="1129"/>
+            <w:tcW w:type="dxa" w:w="1870"/>
             <w:vAlign w:val="center"/>
             <w:shd w:fill="FFFFFF"/>
             <w:tcMar>
-              <w:top w:w="80" w:type="dxa"/>
-              <w:bottom w:w="80" w:type="dxa"/>
-              <w:left w:w="100" w:type="dxa"/>
-              <w:right w:w="100" w:type="dxa"/>
+              <w:top w:w="70" w:type="dxa"/>
+              <w:bottom w:w="70" w:type="dxa"/>
+              <w:left w:w="90" w:type="dxa"/>
+              <w:right w:w="90" w:type="dxa"/>
             </w:tcMar>
           </w:tcPr>
           <w:p>
@@ -6437,7 +6437,7 @@
               <w:rPr>
                 <w:rFonts w:ascii="Consolas" w:hAnsi="Consolas"/>
                 <w:color w:val="A02828"/>
-                <w:sz w:val="18"/>
+                <w:sz w:val="17"/>
               </w:rPr>
               <w:t>STI-416</w:t>
             </w:r>
@@ -6445,7 +6445,7 @@
               <w:rPr>
                 <w:rFonts w:ascii="Calibri" w:hAnsi="Calibri"/>
                 <w:color w:val="262626"/>
-                <w:sz w:val="19"/>
+                <w:sz w:val="18"/>
               </w:rPr>
               <w:t xml:space="preserve"> Web Back End Development</w:t>
             </w:r>
@@ -6458,14 +6458,14 @@
         </w:trPr>
         <w:tc>
           <w:tcPr>
-            <w:tcW w:type="dxa" w:w="1129"/>
+            <w:tcW w:type="dxa" w:w="1870"/>
             <w:vAlign w:val="center"/>
             <w:shd w:fill="F2F5F9"/>
             <w:tcMar>
-              <w:top w:w="80" w:type="dxa"/>
-              <w:bottom w:w="80" w:type="dxa"/>
-              <w:left w:w="100" w:type="dxa"/>
-              <w:right w:w="100" w:type="dxa"/>
+              <w:top w:w="70" w:type="dxa"/>
+              <w:bottom w:w="70" w:type="dxa"/>
+              <w:left w:w="90" w:type="dxa"/>
+              <w:right w:w="90" w:type="dxa"/>
             </w:tcMar>
           </w:tcPr>
           <w:p>
@@ -6478,7 +6478,7 @@
                 <w:rFonts w:ascii="Calibri" w:hAnsi="Calibri"/>
                 <w:b/>
                 <w:color w:val="262626"/>
-                <w:sz w:val="19"/>
+                <w:sz w:val="18"/>
               </w:rPr>
               <w:t>7</w:t>
             </w:r>
@@ -6486,14 +6486,14 @@
         </w:tc>
         <w:tc>
           <w:tcPr>
-            <w:tcW w:type="dxa" w:w="1129"/>
+            <w:tcW w:type="dxa" w:w="1870"/>
             <w:vAlign w:val="center"/>
             <w:shd w:fill="F2F5F9"/>
             <w:tcMar>
-              <w:top w:w="80" w:type="dxa"/>
-              <w:bottom w:w="80" w:type="dxa"/>
-              <w:left w:w="100" w:type="dxa"/>
-              <w:right w:w="100" w:type="dxa"/>
+              <w:top w:w="70" w:type="dxa"/>
+              <w:bottom w:w="70" w:type="dxa"/>
+              <w:left w:w="90" w:type="dxa"/>
+              <w:right w:w="90" w:type="dxa"/>
             </w:tcMar>
           </w:tcPr>
           <w:p>
@@ -6505,7 +6505,7 @@
               <w:rPr>
                 <w:rFonts w:ascii="Calibri" w:hAnsi="Calibri"/>
                 <w:color w:val="262626"/>
-                <w:sz w:val="19"/>
+                <w:sz w:val="18"/>
               </w:rPr>
               <w:t>P3: Digital Platform Eng</w:t>
             </w:r>
@@ -6513,14 +6513,14 @@
         </w:tc>
         <w:tc>
           <w:tcPr>
-            <w:tcW w:type="dxa" w:w="1129"/>
+            <w:tcW w:type="dxa" w:w="1870"/>
             <w:vAlign w:val="center"/>
             <w:shd w:fill="F2F5F9"/>
             <w:tcMar>
-              <w:top w:w="80" w:type="dxa"/>
-              <w:bottom w:w="80" w:type="dxa"/>
-              <w:left w:w="100" w:type="dxa"/>
-              <w:right w:w="100" w:type="dxa"/>
+              <w:top w:w="70" w:type="dxa"/>
+              <w:bottom w:w="70" w:type="dxa"/>
+              <w:left w:w="90" w:type="dxa"/>
+              <w:right w:w="90" w:type="dxa"/>
             </w:tcMar>
           </w:tcPr>
           <w:p>
@@ -6532,7 +6532,7 @@
               <w:rPr>
                 <w:rFonts w:ascii="Calibri" w:hAnsi="Calibri"/>
                 <w:color w:val="262626"/>
-                <w:sz w:val="19"/>
+                <w:sz w:val="18"/>
               </w:rPr>
               <w:t>Digital Product Management &amp; Agile</w:t>
             </w:r>
@@ -6540,14 +6540,14 @@
         </w:tc>
         <w:tc>
           <w:tcPr>
-            <w:tcW w:type="dxa" w:w="1129"/>
+            <w:tcW w:type="dxa" w:w="1870"/>
             <w:vAlign w:val="center"/>
             <w:shd w:fill="F2F5F9"/>
             <w:tcMar>
-              <w:top w:w="80" w:type="dxa"/>
-              <w:bottom w:w="80" w:type="dxa"/>
-              <w:left w:w="100" w:type="dxa"/>
-              <w:right w:w="100" w:type="dxa"/>
+              <w:top w:w="70" w:type="dxa"/>
+              <w:bottom w:w="70" w:type="dxa"/>
+              <w:left w:w="90" w:type="dxa"/>
+              <w:right w:w="90" w:type="dxa"/>
             </w:tcMar>
           </w:tcPr>
           <w:p>
@@ -6559,7 +6559,7 @@
               <w:rPr>
                 <w:rFonts w:ascii="Calibri" w:hAnsi="Calibri"/>
                 <w:color w:val="262626"/>
-                <w:sz w:val="19"/>
+                <w:sz w:val="18"/>
               </w:rPr>
               <w:t>3</w:t>
             </w:r>
@@ -6567,14 +6567,14 @@
         </w:tc>
         <w:tc>
           <w:tcPr>
-            <w:tcW w:type="dxa" w:w="1129"/>
+            <w:tcW w:type="dxa" w:w="1870"/>
             <w:vAlign w:val="center"/>
             <w:shd w:fill="F2F5F9"/>
             <w:tcMar>
-              <w:top w:w="80" w:type="dxa"/>
-              <w:bottom w:w="80" w:type="dxa"/>
-              <w:left w:w="100" w:type="dxa"/>
-              <w:right w:w="100" w:type="dxa"/>
+              <w:top w:w="70" w:type="dxa"/>
+              <w:bottom w:w="70" w:type="dxa"/>
+              <w:left w:w="90" w:type="dxa"/>
+              <w:right w:w="90" w:type="dxa"/>
             </w:tcMar>
           </w:tcPr>
           <w:p>
@@ -6586,7 +6586,7 @@
               <w:rPr>
                 <w:rFonts w:ascii="Calibri" w:hAnsi="Calibri"/>
                 <w:color w:val="262626"/>
-                <w:sz w:val="19"/>
+                <w:sz w:val="18"/>
               </w:rPr>
               <w:t>Teori</w:t>
             </w:r>
@@ -6594,14 +6594,14 @@
         </w:tc>
         <w:tc>
           <w:tcPr>
-            <w:tcW w:type="dxa" w:w="1129"/>
+            <w:tcW w:type="dxa" w:w="1870"/>
             <w:vAlign w:val="center"/>
             <w:shd w:fill="F2F5F9"/>
             <w:tcMar>
-              <w:top w:w="80" w:type="dxa"/>
-              <w:bottom w:w="80" w:type="dxa"/>
-              <w:left w:w="100" w:type="dxa"/>
-              <w:right w:w="100" w:type="dxa"/>
+              <w:top w:w="70" w:type="dxa"/>
+              <w:bottom w:w="70" w:type="dxa"/>
+              <w:left w:w="90" w:type="dxa"/>
+              <w:right w:w="90" w:type="dxa"/>
             </w:tcMar>
           </w:tcPr>
           <w:p>
@@ -6613,7 +6613,7 @@
               <w:rPr>
                 <w:rFonts w:ascii="Consolas" w:hAnsi="Consolas"/>
                 <w:color w:val="A02828"/>
-                <w:sz w:val="18"/>
+                <w:sz w:val="17"/>
               </w:rPr>
               <w:t>STC-06</w:t>
             </w:r>
@@ -6621,14 +6621,14 @@
         </w:tc>
         <w:tc>
           <w:tcPr>
-            <w:tcW w:type="dxa" w:w="1129"/>
+            <w:tcW w:type="dxa" w:w="1870"/>
             <w:vAlign w:val="center"/>
             <w:shd w:fill="F2F5F9"/>
             <w:tcMar>
-              <w:top w:w="80" w:type="dxa"/>
-              <w:bottom w:w="80" w:type="dxa"/>
-              <w:left w:w="100" w:type="dxa"/>
-              <w:right w:w="100" w:type="dxa"/>
+              <w:top w:w="70" w:type="dxa"/>
+              <w:bottom w:w="70" w:type="dxa"/>
+              <w:left w:w="90" w:type="dxa"/>
+              <w:right w:w="90" w:type="dxa"/>
             </w:tcMar>
           </w:tcPr>
           <w:p>
@@ -6641,7 +6641,7 @@
                 <w:rFonts w:ascii="Calibri" w:hAnsi="Calibri"/>
                 <w:b/>
                 <w:color w:val="262626"/>
-                <w:sz w:val="19"/>
+                <w:sz w:val="18"/>
               </w:rPr>
               <w:t>`STC-703`</w:t>
             </w:r>
@@ -6649,14 +6649,14 @@
         </w:tc>
         <w:tc>
           <w:tcPr>
-            <w:tcW w:type="dxa" w:w="1129"/>
+            <w:tcW w:type="dxa" w:w="1870"/>
             <w:vAlign w:val="center"/>
             <w:shd w:fill="F2F5F9"/>
             <w:tcMar>
-              <w:top w:w="80" w:type="dxa"/>
-              <w:bottom w:w="80" w:type="dxa"/>
-              <w:left w:w="100" w:type="dxa"/>
-              <w:right w:w="100" w:type="dxa"/>
+              <w:top w:w="70" w:type="dxa"/>
+              <w:bottom w:w="70" w:type="dxa"/>
+              <w:left w:w="90" w:type="dxa"/>
+              <w:right w:w="90" w:type="dxa"/>
             </w:tcMar>
           </w:tcPr>
           <w:p>
@@ -6668,7 +6668,7 @@
               <w:rPr>
                 <w:rFonts w:ascii="Consolas" w:hAnsi="Consolas"/>
                 <w:color w:val="A02828"/>
-                <w:sz w:val="18"/>
+                <w:sz w:val="17"/>
               </w:rPr>
               <w:t>STI-523</w:t>
             </w:r>
@@ -6676,7 +6676,7 @@
               <w:rPr>
                 <w:rFonts w:ascii="Calibri" w:hAnsi="Calibri"/>
                 <w:color w:val="262626"/>
-                <w:sz w:val="19"/>
+                <w:sz w:val="18"/>
               </w:rPr>
               <w:t xml:space="preserve"> Manajemen Proyek TI</w:t>
             </w:r>
@@ -6686,7 +6686,7 @@
     </w:tbl>
     <w:p>
       <w:pPr>
-        <w:spacing w:after="120"/>
+        <w:spacing w:after="100"/>
       </w:pPr>
     </w:p>
     <w:p>
@@ -6696,9 +6696,9 @@
       <w:r>
         <w:rPr>
           <w:color w:val="C8D2E1"/>
-          <w:sz w:val="16"/>
+          <w:sz w:val="14"/>
         </w:rPr>
-        <w:t>_________________________________________________________________________________</w:t>
+        <w:t>————————————————————————————————————————————————————————————————————————————————————————————————————————————————————————</w:t>
       </w:r>
     </w:p>
     <w:p>
@@ -6726,7 +6726,24 @@
           <w:color w:val="262626"/>
           <w:sz w:val="21"/>
         </w:rPr>
-        <w:t>Pada dokumen usulan masa depan [025 — Rekomendasi Pengembangan Pool MK Peminatan 2027](025_REKOMENDASI_PENGEMBANGAN_MK_PEMINATAN_DAN_CROSS_TRACK_2027.md), 18 mata kuliah pilihan tambahan telah diselaraskan kodenya:</w:t>
+        <w:t xml:space="preserve">Pada dokumen usulan masa depan </w:t>
+      </w:r>
+      <w:r>
+        <w:rPr>
+          <w:rFonts w:ascii="Calibri" w:hAnsi="Calibri"/>
+          <w:color w:val="2E75B6"/>
+          <w:sz w:val="21"/>
+          <w:u w:val="single"/>
+        </w:rPr>
+        <w:t>025 — Rekomendasi Pengembangan Pool MK Peminatan 2027</w:t>
+      </w:r>
+      <w:r>
+        <w:rPr>
+          <w:rFonts w:ascii="Calibri" w:hAnsi="Calibri"/>
+          <w:color w:val="262626"/>
+          <w:sz w:val="21"/>
+        </w:rPr>
+        <w:t>, 18 mata kuliah pilihan tambahan telah diselaraskan kodenya:</w:t>
       </w:r>
     </w:p>
     <w:p>
@@ -7093,9 +7110,9 @@
       <w:r>
         <w:rPr>
           <w:color w:val="C8D2E1"/>
-          <w:sz w:val="16"/>
+          <w:sz w:val="14"/>
         </w:rPr>
-        <w:t>_________________________________________________________________________________</w:t>
+        <w:t>————————————————————————————————————————————————————————————————————————————————————————————————————————————————————————</w:t>
       </w:r>
     </w:p>
     <w:p>
@@ -7158,11 +7175,11 @@
         </w:tblBorders>
       </w:tblPr>
       <w:tblGrid>
-        <w:gridCol w:w="1806"/>
-        <w:gridCol w:w="1806"/>
-        <w:gridCol w:w="1806"/>
-        <w:gridCol w:w="1806"/>
-        <w:gridCol w:w="1806"/>
+        <w:gridCol w:w="2992"/>
+        <w:gridCol w:w="2992"/>
+        <w:gridCol w:w="2992"/>
+        <w:gridCol w:w="2992"/>
+        <w:gridCol w:w="2992"/>
       </w:tblGrid>
       <w:tr>
         <w:trPr>
@@ -7172,7 +7189,7 @@
         </w:trPr>
         <w:tc>
           <w:tcPr>
-            <w:tcW w:type="dxa" w:w="1806"/>
+            <w:tcW w:type="dxa" w:w="2992"/>
             <w:vAlign w:val="center"/>
             <w:shd w:fill="1F3864"/>
             <w:tcMar>
@@ -7200,7 +7217,7 @@
         </w:tc>
         <w:tc>
           <w:tcPr>
-            <w:tcW w:type="dxa" w:w="1806"/>
+            <w:tcW w:type="dxa" w:w="2992"/>
             <w:vAlign w:val="center"/>
             <w:shd w:fill="1F3864"/>
             <w:tcMar>
@@ -7228,7 +7245,7 @@
         </w:tc>
         <w:tc>
           <w:tcPr>
-            <w:tcW w:type="dxa" w:w="1806"/>
+            <w:tcW w:type="dxa" w:w="2992"/>
             <w:vAlign w:val="center"/>
             <w:shd w:fill="1F3864"/>
             <w:tcMar>
@@ -7256,7 +7273,7 @@
         </w:tc>
         <w:tc>
           <w:tcPr>
-            <w:tcW w:type="dxa" w:w="1806"/>
+            <w:tcW w:type="dxa" w:w="2992"/>
             <w:vAlign w:val="center"/>
             <w:shd w:fill="1F3864"/>
             <w:tcMar>
@@ -7284,7 +7301,7 @@
         </w:tc>
         <w:tc>
           <w:tcPr>
-            <w:tcW w:type="dxa" w:w="1806"/>
+            <w:tcW w:type="dxa" w:w="2992"/>
             <w:vAlign w:val="center"/>
             <w:shd w:fill="1F3864"/>
             <w:tcMar>
@@ -7317,14 +7334,14 @@
         </w:trPr>
         <w:tc>
           <w:tcPr>
-            <w:tcW w:type="dxa" w:w="1806"/>
+            <w:tcW w:type="dxa" w:w="2992"/>
             <w:vAlign w:val="center"/>
             <w:shd w:fill="FFFFFF"/>
             <w:tcMar>
-              <w:top w:w="80" w:type="dxa"/>
-              <w:bottom w:w="80" w:type="dxa"/>
-              <w:left w:w="100" w:type="dxa"/>
-              <w:right w:w="100" w:type="dxa"/>
+              <w:top w:w="70" w:type="dxa"/>
+              <w:bottom w:w="70" w:type="dxa"/>
+              <w:left w:w="90" w:type="dxa"/>
+              <w:right w:w="90" w:type="dxa"/>
             </w:tcMar>
           </w:tcPr>
           <w:p>
@@ -7344,14 +7361,14 @@
         </w:tc>
         <w:tc>
           <w:tcPr>
-            <w:tcW w:type="dxa" w:w="1806"/>
+            <w:tcW w:type="dxa" w:w="2992"/>
             <w:vAlign w:val="center"/>
             <w:shd w:fill="FFFFFF"/>
             <w:tcMar>
-              <w:top w:w="80" w:type="dxa"/>
-              <w:bottom w:w="80" w:type="dxa"/>
-              <w:left w:w="100" w:type="dxa"/>
-              <w:right w:w="100" w:type="dxa"/>
+              <w:top w:w="70" w:type="dxa"/>
+              <w:bottom w:w="70" w:type="dxa"/>
+              <w:left w:w="90" w:type="dxa"/>
+              <w:right w:w="90" w:type="dxa"/>
             </w:tcMar>
           </w:tcPr>
           <w:p>
@@ -7371,14 +7388,14 @@
         </w:tc>
         <w:tc>
           <w:tcPr>
-            <w:tcW w:type="dxa" w:w="1806"/>
+            <w:tcW w:type="dxa" w:w="2992"/>
             <w:vAlign w:val="center"/>
             <w:shd w:fill="FFFFFF"/>
             <w:tcMar>
-              <w:top w:w="80" w:type="dxa"/>
-              <w:bottom w:w="80" w:type="dxa"/>
-              <w:left w:w="100" w:type="dxa"/>
-              <w:right w:w="100" w:type="dxa"/>
+              <w:top w:w="70" w:type="dxa"/>
+              <w:bottom w:w="70" w:type="dxa"/>
+              <w:left w:w="90" w:type="dxa"/>
+              <w:right w:w="90" w:type="dxa"/>
             </w:tcMar>
           </w:tcPr>
           <w:p>
@@ -7398,14 +7415,14 @@
         </w:tc>
         <w:tc>
           <w:tcPr>
-            <w:tcW w:type="dxa" w:w="1806"/>
+            <w:tcW w:type="dxa" w:w="2992"/>
             <w:vAlign w:val="center"/>
             <w:shd w:fill="FFFFFF"/>
             <w:tcMar>
-              <w:top w:w="80" w:type="dxa"/>
-              <w:bottom w:w="80" w:type="dxa"/>
-              <w:left w:w="100" w:type="dxa"/>
-              <w:right w:w="100" w:type="dxa"/>
+              <w:top w:w="70" w:type="dxa"/>
+              <w:bottom w:w="70" w:type="dxa"/>
+              <w:left w:w="90" w:type="dxa"/>
+              <w:right w:w="90" w:type="dxa"/>
             </w:tcMar>
           </w:tcPr>
           <w:p>
@@ -7425,14 +7442,14 @@
         </w:tc>
         <w:tc>
           <w:tcPr>
-            <w:tcW w:type="dxa" w:w="1806"/>
+            <w:tcW w:type="dxa" w:w="2992"/>
             <w:vAlign w:val="center"/>
             <w:shd w:fill="FFFFFF"/>
             <w:tcMar>
-              <w:top w:w="80" w:type="dxa"/>
-              <w:bottom w:w="80" w:type="dxa"/>
-              <w:left w:w="100" w:type="dxa"/>
-              <w:right w:w="100" w:type="dxa"/>
+              <w:top w:w="70" w:type="dxa"/>
+              <w:bottom w:w="70" w:type="dxa"/>
+              <w:left w:w="90" w:type="dxa"/>
+              <w:right w:w="90" w:type="dxa"/>
             </w:tcMar>
           </w:tcPr>
           <w:p>
@@ -7457,14 +7474,14 @@
         </w:trPr>
         <w:tc>
           <w:tcPr>
-            <w:tcW w:type="dxa" w:w="1806"/>
+            <w:tcW w:type="dxa" w:w="2992"/>
             <w:vAlign w:val="center"/>
             <w:shd w:fill="F2F5F9"/>
             <w:tcMar>
-              <w:top w:w="80" w:type="dxa"/>
-              <w:bottom w:w="80" w:type="dxa"/>
-              <w:left w:w="100" w:type="dxa"/>
-              <w:right w:w="100" w:type="dxa"/>
+              <w:top w:w="70" w:type="dxa"/>
+              <w:bottom w:w="70" w:type="dxa"/>
+              <w:left w:w="90" w:type="dxa"/>
+              <w:right w:w="90" w:type="dxa"/>
             </w:tcMar>
           </w:tcPr>
           <w:p>
@@ -7484,14 +7501,14 @@
         </w:tc>
         <w:tc>
           <w:tcPr>
-            <w:tcW w:type="dxa" w:w="1806"/>
+            <w:tcW w:type="dxa" w:w="2992"/>
             <w:vAlign w:val="center"/>
             <w:shd w:fill="F2F5F9"/>
             <w:tcMar>
-              <w:top w:w="80" w:type="dxa"/>
-              <w:bottom w:w="80" w:type="dxa"/>
-              <w:left w:w="100" w:type="dxa"/>
-              <w:right w:w="100" w:type="dxa"/>
+              <w:top w:w="70" w:type="dxa"/>
+              <w:bottom w:w="70" w:type="dxa"/>
+              <w:left w:w="90" w:type="dxa"/>
+              <w:right w:w="90" w:type="dxa"/>
             </w:tcMar>
           </w:tcPr>
           <w:p>
@@ -7511,14 +7528,14 @@
         </w:tc>
         <w:tc>
           <w:tcPr>
-            <w:tcW w:type="dxa" w:w="1806"/>
+            <w:tcW w:type="dxa" w:w="2992"/>
             <w:vAlign w:val="center"/>
             <w:shd w:fill="F2F5F9"/>
             <w:tcMar>
-              <w:top w:w="80" w:type="dxa"/>
-              <w:bottom w:w="80" w:type="dxa"/>
-              <w:left w:w="100" w:type="dxa"/>
-              <w:right w:w="100" w:type="dxa"/>
+              <w:top w:w="70" w:type="dxa"/>
+              <w:bottom w:w="70" w:type="dxa"/>
+              <w:left w:w="90" w:type="dxa"/>
+              <w:right w:w="90" w:type="dxa"/>
             </w:tcMar>
           </w:tcPr>
           <w:p>
@@ -7538,14 +7555,14 @@
         </w:tc>
         <w:tc>
           <w:tcPr>
-            <w:tcW w:type="dxa" w:w="1806"/>
+            <w:tcW w:type="dxa" w:w="2992"/>
             <w:vAlign w:val="center"/>
             <w:shd w:fill="F2F5F9"/>
             <w:tcMar>
-              <w:top w:w="80" w:type="dxa"/>
-              <w:bottom w:w="80" w:type="dxa"/>
-              <w:left w:w="100" w:type="dxa"/>
-              <w:right w:w="100" w:type="dxa"/>
+              <w:top w:w="70" w:type="dxa"/>
+              <w:bottom w:w="70" w:type="dxa"/>
+              <w:left w:w="90" w:type="dxa"/>
+              <w:right w:w="90" w:type="dxa"/>
             </w:tcMar>
           </w:tcPr>
           <w:p>
@@ -7565,14 +7582,14 @@
         </w:tc>
         <w:tc>
           <w:tcPr>
-            <w:tcW w:type="dxa" w:w="1806"/>
+            <w:tcW w:type="dxa" w:w="2992"/>
             <w:vAlign w:val="center"/>
             <w:shd w:fill="F2F5F9"/>
             <w:tcMar>
-              <w:top w:w="80" w:type="dxa"/>
-              <w:bottom w:w="80" w:type="dxa"/>
-              <w:left w:w="100" w:type="dxa"/>
-              <w:right w:w="100" w:type="dxa"/>
+              <w:top w:w="70" w:type="dxa"/>
+              <w:bottom w:w="70" w:type="dxa"/>
+              <w:left w:w="90" w:type="dxa"/>
+              <w:right w:w="90" w:type="dxa"/>
             </w:tcMar>
           </w:tcPr>
           <w:p>
@@ -7597,14 +7614,14 @@
         </w:trPr>
         <w:tc>
           <w:tcPr>
-            <w:tcW w:type="dxa" w:w="1806"/>
+            <w:tcW w:type="dxa" w:w="2992"/>
             <w:vAlign w:val="center"/>
             <w:shd w:fill="FFFFFF"/>
             <w:tcMar>
-              <w:top w:w="80" w:type="dxa"/>
-              <w:bottom w:w="80" w:type="dxa"/>
-              <w:left w:w="100" w:type="dxa"/>
-              <w:right w:w="100" w:type="dxa"/>
+              <w:top w:w="70" w:type="dxa"/>
+              <w:bottom w:w="70" w:type="dxa"/>
+              <w:left w:w="90" w:type="dxa"/>
+              <w:right w:w="90" w:type="dxa"/>
             </w:tcMar>
           </w:tcPr>
           <w:p>
@@ -7624,14 +7641,14 @@
         </w:tc>
         <w:tc>
           <w:tcPr>
-            <w:tcW w:type="dxa" w:w="1806"/>
+            <w:tcW w:type="dxa" w:w="2992"/>
             <w:vAlign w:val="center"/>
             <w:shd w:fill="FFFFFF"/>
             <w:tcMar>
-              <w:top w:w="80" w:type="dxa"/>
-              <w:bottom w:w="80" w:type="dxa"/>
-              <w:left w:w="100" w:type="dxa"/>
-              <w:right w:w="100" w:type="dxa"/>
+              <w:top w:w="70" w:type="dxa"/>
+              <w:bottom w:w="70" w:type="dxa"/>
+              <w:left w:w="90" w:type="dxa"/>
+              <w:right w:w="90" w:type="dxa"/>
             </w:tcMar>
           </w:tcPr>
           <w:p>
@@ -7651,14 +7668,14 @@
         </w:tc>
         <w:tc>
           <w:tcPr>
-            <w:tcW w:type="dxa" w:w="1806"/>
+            <w:tcW w:type="dxa" w:w="2992"/>
             <w:vAlign w:val="center"/>
             <w:shd w:fill="FFFFFF"/>
             <w:tcMar>
-              <w:top w:w="80" w:type="dxa"/>
-              <w:bottom w:w="80" w:type="dxa"/>
-              <w:left w:w="100" w:type="dxa"/>
-              <w:right w:w="100" w:type="dxa"/>
+              <w:top w:w="70" w:type="dxa"/>
+              <w:bottom w:w="70" w:type="dxa"/>
+              <w:left w:w="90" w:type="dxa"/>
+              <w:right w:w="90" w:type="dxa"/>
             </w:tcMar>
           </w:tcPr>
           <w:p>
@@ -7678,14 +7695,14 @@
         </w:tc>
         <w:tc>
           <w:tcPr>
-            <w:tcW w:type="dxa" w:w="1806"/>
+            <w:tcW w:type="dxa" w:w="2992"/>
             <w:vAlign w:val="center"/>
             <w:shd w:fill="FFFFFF"/>
             <w:tcMar>
-              <w:top w:w="80" w:type="dxa"/>
-              <w:bottom w:w="80" w:type="dxa"/>
-              <w:left w:w="100" w:type="dxa"/>
-              <w:right w:w="100" w:type="dxa"/>
+              <w:top w:w="70" w:type="dxa"/>
+              <w:bottom w:w="70" w:type="dxa"/>
+              <w:left w:w="90" w:type="dxa"/>
+              <w:right w:w="90" w:type="dxa"/>
             </w:tcMar>
           </w:tcPr>
           <w:p>
@@ -7705,14 +7722,14 @@
         </w:tc>
         <w:tc>
           <w:tcPr>
-            <w:tcW w:type="dxa" w:w="1806"/>
+            <w:tcW w:type="dxa" w:w="2992"/>
             <w:vAlign w:val="center"/>
             <w:shd w:fill="FFFFFF"/>
             <w:tcMar>
-              <w:top w:w="80" w:type="dxa"/>
-              <w:bottom w:w="80" w:type="dxa"/>
-              <w:left w:w="100" w:type="dxa"/>
-              <w:right w:w="100" w:type="dxa"/>
+              <w:top w:w="70" w:type="dxa"/>
+              <w:bottom w:w="70" w:type="dxa"/>
+              <w:left w:w="90" w:type="dxa"/>
+              <w:right w:w="90" w:type="dxa"/>
             </w:tcMar>
           </w:tcPr>
           <w:p>
@@ -7737,14 +7754,14 @@
         </w:trPr>
         <w:tc>
           <w:tcPr>
-            <w:tcW w:type="dxa" w:w="1806"/>
+            <w:tcW w:type="dxa" w:w="2992"/>
             <w:vAlign w:val="center"/>
             <w:shd w:fill="F2F5F9"/>
             <w:tcMar>
-              <w:top w:w="80" w:type="dxa"/>
-              <w:bottom w:w="80" w:type="dxa"/>
-              <w:left w:w="100" w:type="dxa"/>
-              <w:right w:w="100" w:type="dxa"/>
+              <w:top w:w="70" w:type="dxa"/>
+              <w:bottom w:w="70" w:type="dxa"/>
+              <w:left w:w="90" w:type="dxa"/>
+              <w:right w:w="90" w:type="dxa"/>
             </w:tcMar>
           </w:tcPr>
           <w:p>
@@ -7764,14 +7781,14 @@
         </w:tc>
         <w:tc>
           <w:tcPr>
-            <w:tcW w:type="dxa" w:w="1806"/>
+            <w:tcW w:type="dxa" w:w="2992"/>
             <w:vAlign w:val="center"/>
             <w:shd w:fill="F2F5F9"/>
             <w:tcMar>
-              <w:top w:w="80" w:type="dxa"/>
-              <w:bottom w:w="80" w:type="dxa"/>
-              <w:left w:w="100" w:type="dxa"/>
-              <w:right w:w="100" w:type="dxa"/>
+              <w:top w:w="70" w:type="dxa"/>
+              <w:bottom w:w="70" w:type="dxa"/>
+              <w:left w:w="90" w:type="dxa"/>
+              <w:right w:w="90" w:type="dxa"/>
             </w:tcMar>
           </w:tcPr>
           <w:p>
@@ -7791,14 +7808,14 @@
         </w:tc>
         <w:tc>
           <w:tcPr>
-            <w:tcW w:type="dxa" w:w="1806"/>
+            <w:tcW w:type="dxa" w:w="2992"/>
             <w:vAlign w:val="center"/>
             <w:shd w:fill="F2F5F9"/>
             <w:tcMar>
-              <w:top w:w="80" w:type="dxa"/>
-              <w:bottom w:w="80" w:type="dxa"/>
-              <w:left w:w="100" w:type="dxa"/>
-              <w:right w:w="100" w:type="dxa"/>
+              <w:top w:w="70" w:type="dxa"/>
+              <w:bottom w:w="70" w:type="dxa"/>
+              <w:left w:w="90" w:type="dxa"/>
+              <w:right w:w="90" w:type="dxa"/>
             </w:tcMar>
           </w:tcPr>
           <w:p>
@@ -7818,14 +7835,14 @@
         </w:tc>
         <w:tc>
           <w:tcPr>
-            <w:tcW w:type="dxa" w:w="1806"/>
+            <w:tcW w:type="dxa" w:w="2992"/>
             <w:vAlign w:val="center"/>
             <w:shd w:fill="F2F5F9"/>
             <w:tcMar>
-              <w:top w:w="80" w:type="dxa"/>
-              <w:bottom w:w="80" w:type="dxa"/>
-              <w:left w:w="100" w:type="dxa"/>
-              <w:right w:w="100" w:type="dxa"/>
+              <w:top w:w="70" w:type="dxa"/>
+              <w:bottom w:w="70" w:type="dxa"/>
+              <w:left w:w="90" w:type="dxa"/>
+              <w:right w:w="90" w:type="dxa"/>
             </w:tcMar>
           </w:tcPr>
           <w:p>
@@ -7845,14 +7862,14 @@
         </w:tc>
         <w:tc>
           <w:tcPr>
-            <w:tcW w:type="dxa" w:w="1806"/>
+            <w:tcW w:type="dxa" w:w="2992"/>
             <w:vAlign w:val="center"/>
             <w:shd w:fill="F2F5F9"/>
             <w:tcMar>
-              <w:top w:w="80" w:type="dxa"/>
-              <w:bottom w:w="80" w:type="dxa"/>
-              <w:left w:w="100" w:type="dxa"/>
-              <w:right w:w="100" w:type="dxa"/>
+              <w:top w:w="70" w:type="dxa"/>
+              <w:bottom w:w="70" w:type="dxa"/>
+              <w:left w:w="90" w:type="dxa"/>
+              <w:right w:w="90" w:type="dxa"/>
             </w:tcMar>
           </w:tcPr>
           <w:p>
@@ -7877,14 +7894,14 @@
         </w:trPr>
         <w:tc>
           <w:tcPr>
-            <w:tcW w:type="dxa" w:w="1806"/>
+            <w:tcW w:type="dxa" w:w="2992"/>
             <w:vAlign w:val="center"/>
             <w:shd w:fill="FFFFFF"/>
             <w:tcMar>
-              <w:top w:w="80" w:type="dxa"/>
-              <w:bottom w:w="80" w:type="dxa"/>
-              <w:left w:w="100" w:type="dxa"/>
-              <w:right w:w="100" w:type="dxa"/>
+              <w:top w:w="70" w:type="dxa"/>
+              <w:bottom w:w="70" w:type="dxa"/>
+              <w:left w:w="90" w:type="dxa"/>
+              <w:right w:w="90" w:type="dxa"/>
             </w:tcMar>
           </w:tcPr>
           <w:p>
@@ -7904,14 +7921,14 @@
         </w:tc>
         <w:tc>
           <w:tcPr>
-            <w:tcW w:type="dxa" w:w="1806"/>
+            <w:tcW w:type="dxa" w:w="2992"/>
             <w:vAlign w:val="center"/>
             <w:shd w:fill="FFFFFF"/>
             <w:tcMar>
-              <w:top w:w="80" w:type="dxa"/>
-              <w:bottom w:w="80" w:type="dxa"/>
-              <w:left w:w="100" w:type="dxa"/>
-              <w:right w:w="100" w:type="dxa"/>
+              <w:top w:w="70" w:type="dxa"/>
+              <w:bottom w:w="70" w:type="dxa"/>
+              <w:left w:w="90" w:type="dxa"/>
+              <w:right w:w="90" w:type="dxa"/>
             </w:tcMar>
           </w:tcPr>
           <w:p>
@@ -7931,14 +7948,14 @@
         </w:tc>
         <w:tc>
           <w:tcPr>
-            <w:tcW w:type="dxa" w:w="1806"/>
+            <w:tcW w:type="dxa" w:w="2992"/>
             <w:vAlign w:val="center"/>
             <w:shd w:fill="FFFFFF"/>
             <w:tcMar>
-              <w:top w:w="80" w:type="dxa"/>
-              <w:bottom w:w="80" w:type="dxa"/>
-              <w:left w:w="100" w:type="dxa"/>
-              <w:right w:w="100" w:type="dxa"/>
+              <w:top w:w="70" w:type="dxa"/>
+              <w:bottom w:w="70" w:type="dxa"/>
+              <w:left w:w="90" w:type="dxa"/>
+              <w:right w:w="90" w:type="dxa"/>
             </w:tcMar>
           </w:tcPr>
           <w:p>
@@ -7958,14 +7975,14 @@
         </w:tc>
         <w:tc>
           <w:tcPr>
-            <w:tcW w:type="dxa" w:w="1806"/>
+            <w:tcW w:type="dxa" w:w="2992"/>
             <w:vAlign w:val="center"/>
             <w:shd w:fill="FFFFFF"/>
             <w:tcMar>
-              <w:top w:w="80" w:type="dxa"/>
-              <w:bottom w:w="80" w:type="dxa"/>
-              <w:left w:w="100" w:type="dxa"/>
-              <w:right w:w="100" w:type="dxa"/>
+              <w:top w:w="70" w:type="dxa"/>
+              <w:bottom w:w="70" w:type="dxa"/>
+              <w:left w:w="90" w:type="dxa"/>
+              <w:right w:w="90" w:type="dxa"/>
             </w:tcMar>
           </w:tcPr>
           <w:p>
@@ -7985,14 +8002,14 @@
         </w:tc>
         <w:tc>
           <w:tcPr>
-            <w:tcW w:type="dxa" w:w="1806"/>
+            <w:tcW w:type="dxa" w:w="2992"/>
             <w:vAlign w:val="center"/>
             <w:shd w:fill="FFFFFF"/>
             <w:tcMar>
-              <w:top w:w="80" w:type="dxa"/>
-              <w:bottom w:w="80" w:type="dxa"/>
-              <w:left w:w="100" w:type="dxa"/>
-              <w:right w:w="100" w:type="dxa"/>
+              <w:top w:w="70" w:type="dxa"/>
+              <w:bottom w:w="70" w:type="dxa"/>
+              <w:left w:w="90" w:type="dxa"/>
+              <w:right w:w="90" w:type="dxa"/>
             </w:tcMar>
           </w:tcPr>
           <w:p>
@@ -8017,14 +8034,14 @@
         </w:trPr>
         <w:tc>
           <w:tcPr>
-            <w:tcW w:type="dxa" w:w="1806"/>
+            <w:tcW w:type="dxa" w:w="2992"/>
             <w:vAlign w:val="center"/>
             <w:shd w:fill="F2F5F9"/>
             <w:tcMar>
-              <w:top w:w="80" w:type="dxa"/>
-              <w:bottom w:w="80" w:type="dxa"/>
-              <w:left w:w="100" w:type="dxa"/>
-              <w:right w:w="100" w:type="dxa"/>
+              <w:top w:w="70" w:type="dxa"/>
+              <w:bottom w:w="70" w:type="dxa"/>
+              <w:left w:w="90" w:type="dxa"/>
+              <w:right w:w="90" w:type="dxa"/>
             </w:tcMar>
           </w:tcPr>
           <w:p>
@@ -8044,14 +8061,14 @@
         </w:tc>
         <w:tc>
           <w:tcPr>
-            <w:tcW w:type="dxa" w:w="1806"/>
+            <w:tcW w:type="dxa" w:w="2992"/>
             <w:vAlign w:val="center"/>
             <w:shd w:fill="F2F5F9"/>
             <w:tcMar>
-              <w:top w:w="80" w:type="dxa"/>
-              <w:bottom w:w="80" w:type="dxa"/>
-              <w:left w:w="100" w:type="dxa"/>
-              <w:right w:w="100" w:type="dxa"/>
+              <w:top w:w="70" w:type="dxa"/>
+              <w:bottom w:w="70" w:type="dxa"/>
+              <w:left w:w="90" w:type="dxa"/>
+              <w:right w:w="90" w:type="dxa"/>
             </w:tcMar>
           </w:tcPr>
           <w:p>
@@ -8071,14 +8088,14 @@
         </w:tc>
         <w:tc>
           <w:tcPr>
-            <w:tcW w:type="dxa" w:w="1806"/>
+            <w:tcW w:type="dxa" w:w="2992"/>
             <w:vAlign w:val="center"/>
             <w:shd w:fill="F2F5F9"/>
             <w:tcMar>
-              <w:top w:w="80" w:type="dxa"/>
-              <w:bottom w:w="80" w:type="dxa"/>
-              <w:left w:w="100" w:type="dxa"/>
-              <w:right w:w="100" w:type="dxa"/>
+              <w:top w:w="70" w:type="dxa"/>
+              <w:bottom w:w="70" w:type="dxa"/>
+              <w:left w:w="90" w:type="dxa"/>
+              <w:right w:w="90" w:type="dxa"/>
             </w:tcMar>
           </w:tcPr>
           <w:p>
@@ -8098,14 +8115,14 @@
         </w:tc>
         <w:tc>
           <w:tcPr>
-            <w:tcW w:type="dxa" w:w="1806"/>
+            <w:tcW w:type="dxa" w:w="2992"/>
             <w:vAlign w:val="center"/>
             <w:shd w:fill="F2F5F9"/>
             <w:tcMar>
-              <w:top w:w="80" w:type="dxa"/>
-              <w:bottom w:w="80" w:type="dxa"/>
-              <w:left w:w="100" w:type="dxa"/>
-              <w:right w:w="100" w:type="dxa"/>
+              <w:top w:w="70" w:type="dxa"/>
+              <w:bottom w:w="70" w:type="dxa"/>
+              <w:left w:w="90" w:type="dxa"/>
+              <w:right w:w="90" w:type="dxa"/>
             </w:tcMar>
           </w:tcPr>
           <w:p>
@@ -8125,14 +8142,14 @@
         </w:tc>
         <w:tc>
           <w:tcPr>
-            <w:tcW w:type="dxa" w:w="1806"/>
+            <w:tcW w:type="dxa" w:w="2992"/>
             <w:vAlign w:val="center"/>
             <w:shd w:fill="F2F5F9"/>
             <w:tcMar>
-              <w:top w:w="80" w:type="dxa"/>
-              <w:bottom w:w="80" w:type="dxa"/>
-              <w:left w:w="100" w:type="dxa"/>
-              <w:right w:w="100" w:type="dxa"/>
+              <w:top w:w="70" w:type="dxa"/>
+              <w:bottom w:w="70" w:type="dxa"/>
+              <w:left w:w="90" w:type="dxa"/>
+              <w:right w:w="90" w:type="dxa"/>
             </w:tcMar>
           </w:tcPr>
           <w:p>
@@ -8157,14 +8174,14 @@
         </w:trPr>
         <w:tc>
           <w:tcPr>
-            <w:tcW w:type="dxa" w:w="1806"/>
+            <w:tcW w:type="dxa" w:w="2992"/>
             <w:vAlign w:val="center"/>
             <w:shd w:fill="FFFFFF"/>
             <w:tcMar>
-              <w:top w:w="80" w:type="dxa"/>
-              <w:bottom w:w="80" w:type="dxa"/>
-              <w:left w:w="100" w:type="dxa"/>
-              <w:right w:w="100" w:type="dxa"/>
+              <w:top w:w="70" w:type="dxa"/>
+              <w:bottom w:w="70" w:type="dxa"/>
+              <w:left w:w="90" w:type="dxa"/>
+              <w:right w:w="90" w:type="dxa"/>
             </w:tcMar>
           </w:tcPr>
           <w:p>
@@ -8184,14 +8201,14 @@
         </w:tc>
         <w:tc>
           <w:tcPr>
-            <w:tcW w:type="dxa" w:w="1806"/>
+            <w:tcW w:type="dxa" w:w="2992"/>
             <w:vAlign w:val="center"/>
             <w:shd w:fill="FFFFFF"/>
             <w:tcMar>
-              <w:top w:w="80" w:type="dxa"/>
-              <w:bottom w:w="80" w:type="dxa"/>
-              <w:left w:w="100" w:type="dxa"/>
-              <w:right w:w="100" w:type="dxa"/>
+              <w:top w:w="70" w:type="dxa"/>
+              <w:bottom w:w="70" w:type="dxa"/>
+              <w:left w:w="90" w:type="dxa"/>
+              <w:right w:w="90" w:type="dxa"/>
             </w:tcMar>
           </w:tcPr>
           <w:p>
@@ -8211,14 +8228,14 @@
         </w:tc>
         <w:tc>
           <w:tcPr>
-            <w:tcW w:type="dxa" w:w="1806"/>
+            <w:tcW w:type="dxa" w:w="2992"/>
             <w:vAlign w:val="center"/>
             <w:shd w:fill="FFFFFF"/>
             <w:tcMar>
-              <w:top w:w="80" w:type="dxa"/>
-              <w:bottom w:w="80" w:type="dxa"/>
-              <w:left w:w="100" w:type="dxa"/>
-              <w:right w:w="100" w:type="dxa"/>
+              <w:top w:w="70" w:type="dxa"/>
+              <w:bottom w:w="70" w:type="dxa"/>
+              <w:left w:w="90" w:type="dxa"/>
+              <w:right w:w="90" w:type="dxa"/>
             </w:tcMar>
           </w:tcPr>
           <w:p>
@@ -8238,14 +8255,14 @@
         </w:tc>
         <w:tc>
           <w:tcPr>
-            <w:tcW w:type="dxa" w:w="1806"/>
+            <w:tcW w:type="dxa" w:w="2992"/>
             <w:vAlign w:val="center"/>
             <w:shd w:fill="FFFFFF"/>
             <w:tcMar>
-              <w:top w:w="80" w:type="dxa"/>
-              <w:bottom w:w="80" w:type="dxa"/>
-              <w:left w:w="100" w:type="dxa"/>
-              <w:right w:w="100" w:type="dxa"/>
+              <w:top w:w="70" w:type="dxa"/>
+              <w:bottom w:w="70" w:type="dxa"/>
+              <w:left w:w="90" w:type="dxa"/>
+              <w:right w:w="90" w:type="dxa"/>
             </w:tcMar>
           </w:tcPr>
           <w:p>
@@ -8265,14 +8282,14 @@
         </w:tc>
         <w:tc>
           <w:tcPr>
-            <w:tcW w:type="dxa" w:w="1806"/>
+            <w:tcW w:type="dxa" w:w="2992"/>
             <w:vAlign w:val="center"/>
             <w:shd w:fill="FFFFFF"/>
             <w:tcMar>
-              <w:top w:w="80" w:type="dxa"/>
-              <w:bottom w:w="80" w:type="dxa"/>
-              <w:left w:w="100" w:type="dxa"/>
-              <w:right w:w="100" w:type="dxa"/>
+              <w:top w:w="70" w:type="dxa"/>
+              <w:bottom w:w="70" w:type="dxa"/>
+              <w:left w:w="90" w:type="dxa"/>
+              <w:right w:w="90" w:type="dxa"/>
             </w:tcMar>
           </w:tcPr>
           <w:p>
@@ -8297,14 +8314,14 @@
         </w:trPr>
         <w:tc>
           <w:tcPr>
-            <w:tcW w:type="dxa" w:w="1806"/>
+            <w:tcW w:type="dxa" w:w="2992"/>
             <w:vAlign w:val="center"/>
             <w:shd w:fill="F2F5F9"/>
             <w:tcMar>
-              <w:top w:w="80" w:type="dxa"/>
-              <w:bottom w:w="80" w:type="dxa"/>
-              <w:left w:w="100" w:type="dxa"/>
-              <w:right w:w="100" w:type="dxa"/>
+              <w:top w:w="70" w:type="dxa"/>
+              <w:bottom w:w="70" w:type="dxa"/>
+              <w:left w:w="90" w:type="dxa"/>
+              <w:right w:w="90" w:type="dxa"/>
             </w:tcMar>
           </w:tcPr>
           <w:p>
@@ -8324,14 +8341,14 @@
         </w:tc>
         <w:tc>
           <w:tcPr>
-            <w:tcW w:type="dxa" w:w="1806"/>
+            <w:tcW w:type="dxa" w:w="2992"/>
             <w:vAlign w:val="center"/>
             <w:shd w:fill="F2F5F9"/>
             <w:tcMar>
-              <w:top w:w="80" w:type="dxa"/>
-              <w:bottom w:w="80" w:type="dxa"/>
-              <w:left w:w="100" w:type="dxa"/>
-              <w:right w:w="100" w:type="dxa"/>
+              <w:top w:w="70" w:type="dxa"/>
+              <w:bottom w:w="70" w:type="dxa"/>
+              <w:left w:w="90" w:type="dxa"/>
+              <w:right w:w="90" w:type="dxa"/>
             </w:tcMar>
           </w:tcPr>
           <w:p>
@@ -8351,14 +8368,14 @@
         </w:tc>
         <w:tc>
           <w:tcPr>
-            <w:tcW w:type="dxa" w:w="1806"/>
+            <w:tcW w:type="dxa" w:w="2992"/>
             <w:vAlign w:val="center"/>
             <w:shd w:fill="F2F5F9"/>
             <w:tcMar>
-              <w:top w:w="80" w:type="dxa"/>
-              <w:bottom w:w="80" w:type="dxa"/>
-              <w:left w:w="100" w:type="dxa"/>
-              <w:right w:w="100" w:type="dxa"/>
+              <w:top w:w="70" w:type="dxa"/>
+              <w:bottom w:w="70" w:type="dxa"/>
+              <w:left w:w="90" w:type="dxa"/>
+              <w:right w:w="90" w:type="dxa"/>
             </w:tcMar>
           </w:tcPr>
           <w:p>
@@ -8378,14 +8395,14 @@
         </w:tc>
         <w:tc>
           <w:tcPr>
-            <w:tcW w:type="dxa" w:w="1806"/>
+            <w:tcW w:type="dxa" w:w="2992"/>
             <w:vAlign w:val="center"/>
             <w:shd w:fill="F2F5F9"/>
             <w:tcMar>
-              <w:top w:w="80" w:type="dxa"/>
-              <w:bottom w:w="80" w:type="dxa"/>
-              <w:left w:w="100" w:type="dxa"/>
-              <w:right w:w="100" w:type="dxa"/>
+              <w:top w:w="70" w:type="dxa"/>
+              <w:bottom w:w="70" w:type="dxa"/>
+              <w:left w:w="90" w:type="dxa"/>
+              <w:right w:w="90" w:type="dxa"/>
             </w:tcMar>
           </w:tcPr>
           <w:p>
@@ -8405,14 +8422,14 @@
         </w:tc>
         <w:tc>
           <w:tcPr>
-            <w:tcW w:type="dxa" w:w="1806"/>
+            <w:tcW w:type="dxa" w:w="2992"/>
             <w:vAlign w:val="center"/>
             <w:shd w:fill="F2F5F9"/>
             <w:tcMar>
-              <w:top w:w="80" w:type="dxa"/>
-              <w:bottom w:w="80" w:type="dxa"/>
-              <w:left w:w="100" w:type="dxa"/>
-              <w:right w:w="100" w:type="dxa"/>
+              <w:top w:w="70" w:type="dxa"/>
+              <w:bottom w:w="70" w:type="dxa"/>
+              <w:left w:w="90" w:type="dxa"/>
+              <w:right w:w="90" w:type="dxa"/>
             </w:tcMar>
           </w:tcPr>
           <w:p>
@@ -8437,14 +8454,14 @@
         </w:trPr>
         <w:tc>
           <w:tcPr>
-            <w:tcW w:type="dxa" w:w="1806"/>
+            <w:tcW w:type="dxa" w:w="2992"/>
             <w:vAlign w:val="center"/>
             <w:shd w:fill="FFFFFF"/>
             <w:tcMar>
-              <w:top w:w="80" w:type="dxa"/>
-              <w:bottom w:w="80" w:type="dxa"/>
-              <w:left w:w="100" w:type="dxa"/>
-              <w:right w:w="100" w:type="dxa"/>
+              <w:top w:w="70" w:type="dxa"/>
+              <w:bottom w:w="70" w:type="dxa"/>
+              <w:left w:w="90" w:type="dxa"/>
+              <w:right w:w="90" w:type="dxa"/>
             </w:tcMar>
           </w:tcPr>
           <w:p>
@@ -8464,14 +8481,14 @@
         </w:tc>
         <w:tc>
           <w:tcPr>
-            <w:tcW w:type="dxa" w:w="1806"/>
+            <w:tcW w:type="dxa" w:w="2992"/>
             <w:vAlign w:val="center"/>
             <w:shd w:fill="FFFFFF"/>
             <w:tcMar>
-              <w:top w:w="80" w:type="dxa"/>
-              <w:bottom w:w="80" w:type="dxa"/>
-              <w:left w:w="100" w:type="dxa"/>
-              <w:right w:w="100" w:type="dxa"/>
+              <w:top w:w="70" w:type="dxa"/>
+              <w:bottom w:w="70" w:type="dxa"/>
+              <w:left w:w="90" w:type="dxa"/>
+              <w:right w:w="90" w:type="dxa"/>
             </w:tcMar>
           </w:tcPr>
           <w:p>
@@ -8491,14 +8508,14 @@
         </w:tc>
         <w:tc>
           <w:tcPr>
-            <w:tcW w:type="dxa" w:w="1806"/>
+            <w:tcW w:type="dxa" w:w="2992"/>
             <w:vAlign w:val="center"/>
             <w:shd w:fill="FFFFFF"/>
             <w:tcMar>
-              <w:top w:w="80" w:type="dxa"/>
-              <w:bottom w:w="80" w:type="dxa"/>
-              <w:left w:w="100" w:type="dxa"/>
-              <w:right w:w="100" w:type="dxa"/>
+              <w:top w:w="70" w:type="dxa"/>
+              <w:bottom w:w="70" w:type="dxa"/>
+              <w:left w:w="90" w:type="dxa"/>
+              <w:right w:w="90" w:type="dxa"/>
             </w:tcMar>
           </w:tcPr>
           <w:p>
@@ -8518,14 +8535,14 @@
         </w:tc>
         <w:tc>
           <w:tcPr>
-            <w:tcW w:type="dxa" w:w="1806"/>
+            <w:tcW w:type="dxa" w:w="2992"/>
             <w:vAlign w:val="center"/>
             <w:shd w:fill="FFFFFF"/>
             <w:tcMar>
-              <w:top w:w="80" w:type="dxa"/>
-              <w:bottom w:w="80" w:type="dxa"/>
-              <w:left w:w="100" w:type="dxa"/>
-              <w:right w:w="100" w:type="dxa"/>
+              <w:top w:w="70" w:type="dxa"/>
+              <w:bottom w:w="70" w:type="dxa"/>
+              <w:left w:w="90" w:type="dxa"/>
+              <w:right w:w="90" w:type="dxa"/>
             </w:tcMar>
           </w:tcPr>
           <w:p>
@@ -8545,14 +8562,14 @@
         </w:tc>
         <w:tc>
           <w:tcPr>
-            <w:tcW w:type="dxa" w:w="1806"/>
+            <w:tcW w:type="dxa" w:w="2992"/>
             <w:vAlign w:val="center"/>
             <w:shd w:fill="FFFFFF"/>
             <w:tcMar>
-              <w:top w:w="80" w:type="dxa"/>
-              <w:bottom w:w="80" w:type="dxa"/>
-              <w:left w:w="100" w:type="dxa"/>
-              <w:right w:w="100" w:type="dxa"/>
+              <w:top w:w="70" w:type="dxa"/>
+              <w:bottom w:w="70" w:type="dxa"/>
+              <w:left w:w="90" w:type="dxa"/>
+              <w:right w:w="90" w:type="dxa"/>
             </w:tcMar>
           </w:tcPr>
           <w:p>
@@ -8577,14 +8594,14 @@
         </w:trPr>
         <w:tc>
           <w:tcPr>
-            <w:tcW w:type="dxa" w:w="1806"/>
+            <w:tcW w:type="dxa" w:w="2992"/>
             <w:vAlign w:val="center"/>
             <w:shd w:fill="F2F5F9"/>
             <w:tcMar>
-              <w:top w:w="80" w:type="dxa"/>
-              <w:bottom w:w="80" w:type="dxa"/>
-              <w:left w:w="100" w:type="dxa"/>
-              <w:right w:w="100" w:type="dxa"/>
+              <w:top w:w="70" w:type="dxa"/>
+              <w:bottom w:w="70" w:type="dxa"/>
+              <w:left w:w="90" w:type="dxa"/>
+              <w:right w:w="90" w:type="dxa"/>
             </w:tcMar>
           </w:tcPr>
           <w:p>
@@ -8604,14 +8621,14 @@
         </w:tc>
         <w:tc>
           <w:tcPr>
-            <w:tcW w:type="dxa" w:w="1806"/>
+            <w:tcW w:type="dxa" w:w="2992"/>
             <w:vAlign w:val="center"/>
             <w:shd w:fill="F2F5F9"/>
             <w:tcMar>
-              <w:top w:w="80" w:type="dxa"/>
-              <w:bottom w:w="80" w:type="dxa"/>
-              <w:left w:w="100" w:type="dxa"/>
-              <w:right w:w="100" w:type="dxa"/>
+              <w:top w:w="70" w:type="dxa"/>
+              <w:bottom w:w="70" w:type="dxa"/>
+              <w:left w:w="90" w:type="dxa"/>
+              <w:right w:w="90" w:type="dxa"/>
             </w:tcMar>
           </w:tcPr>
           <w:p>
@@ -8631,14 +8648,14 @@
         </w:tc>
         <w:tc>
           <w:tcPr>
-            <w:tcW w:type="dxa" w:w="1806"/>
+            <w:tcW w:type="dxa" w:w="2992"/>
             <w:vAlign w:val="center"/>
             <w:shd w:fill="F2F5F9"/>
             <w:tcMar>
-              <w:top w:w="80" w:type="dxa"/>
-              <w:bottom w:w="80" w:type="dxa"/>
-              <w:left w:w="100" w:type="dxa"/>
-              <w:right w:w="100" w:type="dxa"/>
+              <w:top w:w="70" w:type="dxa"/>
+              <w:bottom w:w="70" w:type="dxa"/>
+              <w:left w:w="90" w:type="dxa"/>
+              <w:right w:w="90" w:type="dxa"/>
             </w:tcMar>
           </w:tcPr>
           <w:p>
@@ -8658,14 +8675,14 @@
         </w:tc>
         <w:tc>
           <w:tcPr>
-            <w:tcW w:type="dxa" w:w="1806"/>
+            <w:tcW w:type="dxa" w:w="2992"/>
             <w:vAlign w:val="center"/>
             <w:shd w:fill="F2F5F9"/>
             <w:tcMar>
-              <w:top w:w="80" w:type="dxa"/>
-              <w:bottom w:w="80" w:type="dxa"/>
-              <w:left w:w="100" w:type="dxa"/>
-              <w:right w:w="100" w:type="dxa"/>
+              <w:top w:w="70" w:type="dxa"/>
+              <w:bottom w:w="70" w:type="dxa"/>
+              <w:left w:w="90" w:type="dxa"/>
+              <w:right w:w="90" w:type="dxa"/>
             </w:tcMar>
           </w:tcPr>
           <w:p>
@@ -8685,14 +8702,14 @@
         </w:tc>
         <w:tc>
           <w:tcPr>
-            <w:tcW w:type="dxa" w:w="1806"/>
+            <w:tcW w:type="dxa" w:w="2992"/>
             <w:vAlign w:val="center"/>
             <w:shd w:fill="F2F5F9"/>
             <w:tcMar>
-              <w:top w:w="80" w:type="dxa"/>
-              <w:bottom w:w="80" w:type="dxa"/>
-              <w:left w:w="100" w:type="dxa"/>
-              <w:right w:w="100" w:type="dxa"/>
+              <w:top w:w="70" w:type="dxa"/>
+              <w:bottom w:w="70" w:type="dxa"/>
+              <w:left w:w="90" w:type="dxa"/>
+              <w:right w:w="90" w:type="dxa"/>
             </w:tcMar>
           </w:tcPr>
           <w:p>
@@ -8717,14 +8734,14 @@
         </w:trPr>
         <w:tc>
           <w:tcPr>
-            <w:tcW w:type="dxa" w:w="1806"/>
+            <w:tcW w:type="dxa" w:w="2992"/>
             <w:vAlign w:val="center"/>
             <w:shd w:fill="FFFFFF"/>
             <w:tcMar>
-              <w:top w:w="80" w:type="dxa"/>
-              <w:bottom w:w="80" w:type="dxa"/>
-              <w:left w:w="100" w:type="dxa"/>
-              <w:right w:w="100" w:type="dxa"/>
+              <w:top w:w="70" w:type="dxa"/>
+              <w:bottom w:w="70" w:type="dxa"/>
+              <w:left w:w="90" w:type="dxa"/>
+              <w:right w:w="90" w:type="dxa"/>
             </w:tcMar>
           </w:tcPr>
           <w:p>
@@ -8744,14 +8761,14 @@
         </w:tc>
         <w:tc>
           <w:tcPr>
-            <w:tcW w:type="dxa" w:w="1806"/>
+            <w:tcW w:type="dxa" w:w="2992"/>
             <w:vAlign w:val="center"/>
             <w:shd w:fill="FFFFFF"/>
             <w:tcMar>
-              <w:top w:w="80" w:type="dxa"/>
-              <w:bottom w:w="80" w:type="dxa"/>
-              <w:left w:w="100" w:type="dxa"/>
-              <w:right w:w="100" w:type="dxa"/>
+              <w:top w:w="70" w:type="dxa"/>
+              <w:bottom w:w="70" w:type="dxa"/>
+              <w:left w:w="90" w:type="dxa"/>
+              <w:right w:w="90" w:type="dxa"/>
             </w:tcMar>
           </w:tcPr>
           <w:p>
@@ -8771,14 +8788,14 @@
         </w:tc>
         <w:tc>
           <w:tcPr>
-            <w:tcW w:type="dxa" w:w="1806"/>
+            <w:tcW w:type="dxa" w:w="2992"/>
             <w:vAlign w:val="center"/>
             <w:shd w:fill="FFFFFF"/>
             <w:tcMar>
-              <w:top w:w="80" w:type="dxa"/>
-              <w:bottom w:w="80" w:type="dxa"/>
-              <w:left w:w="100" w:type="dxa"/>
-              <w:right w:w="100" w:type="dxa"/>
+              <w:top w:w="70" w:type="dxa"/>
+              <w:bottom w:w="70" w:type="dxa"/>
+              <w:left w:w="90" w:type="dxa"/>
+              <w:right w:w="90" w:type="dxa"/>
             </w:tcMar>
           </w:tcPr>
           <w:p>
@@ -8798,14 +8815,14 @@
         </w:tc>
         <w:tc>
           <w:tcPr>
-            <w:tcW w:type="dxa" w:w="1806"/>
+            <w:tcW w:type="dxa" w:w="2992"/>
             <w:vAlign w:val="center"/>
             <w:shd w:fill="FFFFFF"/>
             <w:tcMar>
-              <w:top w:w="80" w:type="dxa"/>
-              <w:bottom w:w="80" w:type="dxa"/>
-              <w:left w:w="100" w:type="dxa"/>
-              <w:right w:w="100" w:type="dxa"/>
+              <w:top w:w="70" w:type="dxa"/>
+              <w:bottom w:w="70" w:type="dxa"/>
+              <w:left w:w="90" w:type="dxa"/>
+              <w:right w:w="90" w:type="dxa"/>
             </w:tcMar>
           </w:tcPr>
           <w:p>
@@ -8825,14 +8842,14 @@
         </w:tc>
         <w:tc>
           <w:tcPr>
-            <w:tcW w:type="dxa" w:w="1806"/>
+            <w:tcW w:type="dxa" w:w="2992"/>
             <w:vAlign w:val="center"/>
             <w:shd w:fill="FFFFFF"/>
             <w:tcMar>
-              <w:top w:w="80" w:type="dxa"/>
-              <w:bottom w:w="80" w:type="dxa"/>
-              <w:left w:w="100" w:type="dxa"/>
-              <w:right w:w="100" w:type="dxa"/>
+              <w:top w:w="70" w:type="dxa"/>
+              <w:bottom w:w="70" w:type="dxa"/>
+              <w:left w:w="90" w:type="dxa"/>
+              <w:right w:w="90" w:type="dxa"/>
             </w:tcMar>
           </w:tcPr>
           <w:p>
@@ -8857,14 +8874,14 @@
         </w:trPr>
         <w:tc>
           <w:tcPr>
-            <w:tcW w:type="dxa" w:w="1806"/>
+            <w:tcW w:type="dxa" w:w="2992"/>
             <w:vAlign w:val="center"/>
             <w:shd w:fill="F2F5F9"/>
             <w:tcMar>
-              <w:top w:w="80" w:type="dxa"/>
-              <w:bottom w:w="80" w:type="dxa"/>
-              <w:left w:w="100" w:type="dxa"/>
-              <w:right w:w="100" w:type="dxa"/>
+              <w:top w:w="70" w:type="dxa"/>
+              <w:bottom w:w="70" w:type="dxa"/>
+              <w:left w:w="90" w:type="dxa"/>
+              <w:right w:w="90" w:type="dxa"/>
             </w:tcMar>
           </w:tcPr>
           <w:p>
@@ -8884,14 +8901,14 @@
         </w:tc>
         <w:tc>
           <w:tcPr>
-            <w:tcW w:type="dxa" w:w="1806"/>
+            <w:tcW w:type="dxa" w:w="2992"/>
             <w:vAlign w:val="center"/>
             <w:shd w:fill="F2F5F9"/>
             <w:tcMar>
-              <w:top w:w="80" w:type="dxa"/>
-              <w:bottom w:w="80" w:type="dxa"/>
-              <w:left w:w="100" w:type="dxa"/>
-              <w:right w:w="100" w:type="dxa"/>
+              <w:top w:w="70" w:type="dxa"/>
+              <w:bottom w:w="70" w:type="dxa"/>
+              <w:left w:w="90" w:type="dxa"/>
+              <w:right w:w="90" w:type="dxa"/>
             </w:tcMar>
           </w:tcPr>
           <w:p>
@@ -8911,14 +8928,14 @@
         </w:tc>
         <w:tc>
           <w:tcPr>
-            <w:tcW w:type="dxa" w:w="1806"/>
+            <w:tcW w:type="dxa" w:w="2992"/>
             <w:vAlign w:val="center"/>
             <w:shd w:fill="F2F5F9"/>
             <w:tcMar>
-              <w:top w:w="80" w:type="dxa"/>
-              <w:bottom w:w="80" w:type="dxa"/>
-              <w:left w:w="100" w:type="dxa"/>
-              <w:right w:w="100" w:type="dxa"/>
+              <w:top w:w="70" w:type="dxa"/>
+              <w:bottom w:w="70" w:type="dxa"/>
+              <w:left w:w="90" w:type="dxa"/>
+              <w:right w:w="90" w:type="dxa"/>
             </w:tcMar>
           </w:tcPr>
           <w:p>
@@ -8938,14 +8955,14 @@
         </w:tc>
         <w:tc>
           <w:tcPr>
-            <w:tcW w:type="dxa" w:w="1806"/>
+            <w:tcW w:type="dxa" w:w="2992"/>
             <w:vAlign w:val="center"/>
             <w:shd w:fill="F2F5F9"/>
             <w:tcMar>
-              <w:top w:w="80" w:type="dxa"/>
-              <w:bottom w:w="80" w:type="dxa"/>
-              <w:left w:w="100" w:type="dxa"/>
-              <w:right w:w="100" w:type="dxa"/>
+              <w:top w:w="70" w:type="dxa"/>
+              <w:bottom w:w="70" w:type="dxa"/>
+              <w:left w:w="90" w:type="dxa"/>
+              <w:right w:w="90" w:type="dxa"/>
             </w:tcMar>
           </w:tcPr>
           <w:p>
@@ -8965,14 +8982,14 @@
         </w:tc>
         <w:tc>
           <w:tcPr>
-            <w:tcW w:type="dxa" w:w="1806"/>
+            <w:tcW w:type="dxa" w:w="2992"/>
             <w:vAlign w:val="center"/>
             <w:shd w:fill="F2F5F9"/>
             <w:tcMar>
-              <w:top w:w="80" w:type="dxa"/>
-              <w:bottom w:w="80" w:type="dxa"/>
-              <w:left w:w="100" w:type="dxa"/>
-              <w:right w:w="100" w:type="dxa"/>
+              <w:top w:w="70" w:type="dxa"/>
+              <w:bottom w:w="70" w:type="dxa"/>
+              <w:left w:w="90" w:type="dxa"/>
+              <w:right w:w="90" w:type="dxa"/>
             </w:tcMar>
           </w:tcPr>
           <w:p>
@@ -8997,14 +9014,14 @@
         </w:trPr>
         <w:tc>
           <w:tcPr>
-            <w:tcW w:type="dxa" w:w="1806"/>
+            <w:tcW w:type="dxa" w:w="2992"/>
             <w:vAlign w:val="center"/>
             <w:shd w:fill="FFFFFF"/>
             <w:tcMar>
-              <w:top w:w="80" w:type="dxa"/>
-              <w:bottom w:w="80" w:type="dxa"/>
-              <w:left w:w="100" w:type="dxa"/>
-              <w:right w:w="100" w:type="dxa"/>
+              <w:top w:w="70" w:type="dxa"/>
+              <w:bottom w:w="70" w:type="dxa"/>
+              <w:left w:w="90" w:type="dxa"/>
+              <w:right w:w="90" w:type="dxa"/>
             </w:tcMar>
           </w:tcPr>
           <w:p>
@@ -9024,14 +9041,14 @@
         </w:tc>
         <w:tc>
           <w:tcPr>
-            <w:tcW w:type="dxa" w:w="1806"/>
+            <w:tcW w:type="dxa" w:w="2992"/>
             <w:vAlign w:val="center"/>
             <w:shd w:fill="FFFFFF"/>
             <w:tcMar>
-              <w:top w:w="80" w:type="dxa"/>
-              <w:bottom w:w="80" w:type="dxa"/>
-              <w:left w:w="100" w:type="dxa"/>
-              <w:right w:w="100" w:type="dxa"/>
+              <w:top w:w="70" w:type="dxa"/>
+              <w:bottom w:w="70" w:type="dxa"/>
+              <w:left w:w="90" w:type="dxa"/>
+              <w:right w:w="90" w:type="dxa"/>
             </w:tcMar>
           </w:tcPr>
           <w:p>
@@ -9051,14 +9068,14 @@
         </w:tc>
         <w:tc>
           <w:tcPr>
-            <w:tcW w:type="dxa" w:w="1806"/>
+            <w:tcW w:type="dxa" w:w="2992"/>
             <w:vAlign w:val="center"/>
             <w:shd w:fill="FFFFFF"/>
             <w:tcMar>
-              <w:top w:w="80" w:type="dxa"/>
-              <w:bottom w:w="80" w:type="dxa"/>
-              <w:left w:w="100" w:type="dxa"/>
-              <w:right w:w="100" w:type="dxa"/>
+              <w:top w:w="70" w:type="dxa"/>
+              <w:bottom w:w="70" w:type="dxa"/>
+              <w:left w:w="90" w:type="dxa"/>
+              <w:right w:w="90" w:type="dxa"/>
             </w:tcMar>
           </w:tcPr>
           <w:p>
@@ -9078,14 +9095,14 @@
         </w:tc>
         <w:tc>
           <w:tcPr>
-            <w:tcW w:type="dxa" w:w="1806"/>
+            <w:tcW w:type="dxa" w:w="2992"/>
             <w:vAlign w:val="center"/>
             <w:shd w:fill="FFFFFF"/>
             <w:tcMar>
-              <w:top w:w="80" w:type="dxa"/>
-              <w:bottom w:w="80" w:type="dxa"/>
-              <w:left w:w="100" w:type="dxa"/>
-              <w:right w:w="100" w:type="dxa"/>
+              <w:top w:w="70" w:type="dxa"/>
+              <w:bottom w:w="70" w:type="dxa"/>
+              <w:left w:w="90" w:type="dxa"/>
+              <w:right w:w="90" w:type="dxa"/>
             </w:tcMar>
           </w:tcPr>
           <w:p>
@@ -9105,14 +9122,14 @@
         </w:tc>
         <w:tc>
           <w:tcPr>
-            <w:tcW w:type="dxa" w:w="1806"/>
+            <w:tcW w:type="dxa" w:w="2992"/>
             <w:vAlign w:val="center"/>
             <w:shd w:fill="FFFFFF"/>
             <w:tcMar>
-              <w:top w:w="80" w:type="dxa"/>
-              <w:bottom w:w="80" w:type="dxa"/>
-              <w:left w:w="100" w:type="dxa"/>
-              <w:right w:w="100" w:type="dxa"/>
+              <w:top w:w="70" w:type="dxa"/>
+              <w:bottom w:w="70" w:type="dxa"/>
+              <w:left w:w="90" w:type="dxa"/>
+              <w:right w:w="90" w:type="dxa"/>
             </w:tcMar>
           </w:tcPr>
           <w:p>
@@ -9137,14 +9154,14 @@
         </w:trPr>
         <w:tc>
           <w:tcPr>
-            <w:tcW w:type="dxa" w:w="1806"/>
+            <w:tcW w:type="dxa" w:w="2992"/>
             <w:vAlign w:val="center"/>
             <w:shd w:fill="F2F5F9"/>
             <w:tcMar>
-              <w:top w:w="80" w:type="dxa"/>
-              <w:bottom w:w="80" w:type="dxa"/>
-              <w:left w:w="100" w:type="dxa"/>
-              <w:right w:w="100" w:type="dxa"/>
+              <w:top w:w="70" w:type="dxa"/>
+              <w:bottom w:w="70" w:type="dxa"/>
+              <w:left w:w="90" w:type="dxa"/>
+              <w:right w:w="90" w:type="dxa"/>
             </w:tcMar>
           </w:tcPr>
           <w:p>
@@ -9164,14 +9181,14 @@
         </w:tc>
         <w:tc>
           <w:tcPr>
-            <w:tcW w:type="dxa" w:w="1806"/>
+            <w:tcW w:type="dxa" w:w="2992"/>
             <w:vAlign w:val="center"/>
             <w:shd w:fill="F2F5F9"/>
             <w:tcMar>
-              <w:top w:w="80" w:type="dxa"/>
-              <w:bottom w:w="80" w:type="dxa"/>
-              <w:left w:w="100" w:type="dxa"/>
-              <w:right w:w="100" w:type="dxa"/>
+              <w:top w:w="70" w:type="dxa"/>
+              <w:bottom w:w="70" w:type="dxa"/>
+              <w:left w:w="90" w:type="dxa"/>
+              <w:right w:w="90" w:type="dxa"/>
             </w:tcMar>
           </w:tcPr>
           <w:p>
@@ -9191,14 +9208,14 @@
         </w:tc>
         <w:tc>
           <w:tcPr>
-            <w:tcW w:type="dxa" w:w="1806"/>
+            <w:tcW w:type="dxa" w:w="2992"/>
             <w:vAlign w:val="center"/>
             <w:shd w:fill="F2F5F9"/>
             <w:tcMar>
-              <w:top w:w="80" w:type="dxa"/>
-              <w:bottom w:w="80" w:type="dxa"/>
-              <w:left w:w="100" w:type="dxa"/>
-              <w:right w:w="100" w:type="dxa"/>
+              <w:top w:w="70" w:type="dxa"/>
+              <w:bottom w:w="70" w:type="dxa"/>
+              <w:left w:w="90" w:type="dxa"/>
+              <w:right w:w="90" w:type="dxa"/>
             </w:tcMar>
           </w:tcPr>
           <w:p>
@@ -9218,14 +9235,14 @@
         </w:tc>
         <w:tc>
           <w:tcPr>
-            <w:tcW w:type="dxa" w:w="1806"/>
+            <w:tcW w:type="dxa" w:w="2992"/>
             <w:vAlign w:val="center"/>
             <w:shd w:fill="F2F5F9"/>
             <w:tcMar>
-              <w:top w:w="80" w:type="dxa"/>
-              <w:bottom w:w="80" w:type="dxa"/>
-              <w:left w:w="100" w:type="dxa"/>
-              <w:right w:w="100" w:type="dxa"/>
+              <w:top w:w="70" w:type="dxa"/>
+              <w:bottom w:w="70" w:type="dxa"/>
+              <w:left w:w="90" w:type="dxa"/>
+              <w:right w:w="90" w:type="dxa"/>
             </w:tcMar>
           </w:tcPr>
           <w:p>
@@ -9245,14 +9262,14 @@
         </w:tc>
         <w:tc>
           <w:tcPr>
-            <w:tcW w:type="dxa" w:w="1806"/>
+            <w:tcW w:type="dxa" w:w="2992"/>
             <w:vAlign w:val="center"/>
             <w:shd w:fill="F2F5F9"/>
             <w:tcMar>
-              <w:top w:w="80" w:type="dxa"/>
-              <w:bottom w:w="80" w:type="dxa"/>
-              <w:left w:w="100" w:type="dxa"/>
-              <w:right w:w="100" w:type="dxa"/>
+              <w:top w:w="70" w:type="dxa"/>
+              <w:bottom w:w="70" w:type="dxa"/>
+              <w:left w:w="90" w:type="dxa"/>
+              <w:right w:w="90" w:type="dxa"/>
             </w:tcMar>
           </w:tcPr>
           <w:p>
@@ -9277,14 +9294,14 @@
         </w:trPr>
         <w:tc>
           <w:tcPr>
-            <w:tcW w:type="dxa" w:w="1806"/>
+            <w:tcW w:type="dxa" w:w="2992"/>
             <w:vAlign w:val="center"/>
             <w:shd w:fill="FFFFFF"/>
             <w:tcMar>
-              <w:top w:w="80" w:type="dxa"/>
-              <w:bottom w:w="80" w:type="dxa"/>
-              <w:left w:w="100" w:type="dxa"/>
-              <w:right w:w="100" w:type="dxa"/>
+              <w:top w:w="70" w:type="dxa"/>
+              <w:bottom w:w="70" w:type="dxa"/>
+              <w:left w:w="90" w:type="dxa"/>
+              <w:right w:w="90" w:type="dxa"/>
             </w:tcMar>
           </w:tcPr>
           <w:p>
@@ -9304,14 +9321,14 @@
         </w:tc>
         <w:tc>
           <w:tcPr>
-            <w:tcW w:type="dxa" w:w="1806"/>
+            <w:tcW w:type="dxa" w:w="2992"/>
             <w:vAlign w:val="center"/>
             <w:shd w:fill="FFFFFF"/>
             <w:tcMar>
-              <w:top w:w="80" w:type="dxa"/>
-              <w:bottom w:w="80" w:type="dxa"/>
-              <w:left w:w="100" w:type="dxa"/>
-              <w:right w:w="100" w:type="dxa"/>
+              <w:top w:w="70" w:type="dxa"/>
+              <w:bottom w:w="70" w:type="dxa"/>
+              <w:left w:w="90" w:type="dxa"/>
+              <w:right w:w="90" w:type="dxa"/>
             </w:tcMar>
           </w:tcPr>
           <w:p>
@@ -9331,14 +9348,14 @@
         </w:tc>
         <w:tc>
           <w:tcPr>
-            <w:tcW w:type="dxa" w:w="1806"/>
+            <w:tcW w:type="dxa" w:w="2992"/>
             <w:vAlign w:val="center"/>
             <w:shd w:fill="FFFFFF"/>
             <w:tcMar>
-              <w:top w:w="80" w:type="dxa"/>
-              <w:bottom w:w="80" w:type="dxa"/>
-              <w:left w:w="100" w:type="dxa"/>
-              <w:right w:w="100" w:type="dxa"/>
+              <w:top w:w="70" w:type="dxa"/>
+              <w:bottom w:w="70" w:type="dxa"/>
+              <w:left w:w="90" w:type="dxa"/>
+              <w:right w:w="90" w:type="dxa"/>
             </w:tcMar>
           </w:tcPr>
           <w:p>
@@ -9358,14 +9375,14 @@
         </w:tc>
         <w:tc>
           <w:tcPr>
-            <w:tcW w:type="dxa" w:w="1806"/>
+            <w:tcW w:type="dxa" w:w="2992"/>
             <w:vAlign w:val="center"/>
             <w:shd w:fill="FFFFFF"/>
             <w:tcMar>
-              <w:top w:w="80" w:type="dxa"/>
-              <w:bottom w:w="80" w:type="dxa"/>
-              <w:left w:w="100" w:type="dxa"/>
-              <w:right w:w="100" w:type="dxa"/>
+              <w:top w:w="70" w:type="dxa"/>
+              <w:bottom w:w="70" w:type="dxa"/>
+              <w:left w:w="90" w:type="dxa"/>
+              <w:right w:w="90" w:type="dxa"/>
             </w:tcMar>
           </w:tcPr>
           <w:p>
@@ -9385,14 +9402,14 @@
         </w:tc>
         <w:tc>
           <w:tcPr>
-            <w:tcW w:type="dxa" w:w="1806"/>
+            <w:tcW w:type="dxa" w:w="2992"/>
             <w:vAlign w:val="center"/>
             <w:shd w:fill="FFFFFF"/>
             <w:tcMar>
-              <w:top w:w="80" w:type="dxa"/>
-              <w:bottom w:w="80" w:type="dxa"/>
-              <w:left w:w="100" w:type="dxa"/>
-              <w:right w:w="100" w:type="dxa"/>
+              <w:top w:w="70" w:type="dxa"/>
+              <w:bottom w:w="70" w:type="dxa"/>
+              <w:left w:w="90" w:type="dxa"/>
+              <w:right w:w="90" w:type="dxa"/>
             </w:tcMar>
           </w:tcPr>
           <w:p>
@@ -9417,14 +9434,14 @@
         </w:trPr>
         <w:tc>
           <w:tcPr>
-            <w:tcW w:type="dxa" w:w="1806"/>
+            <w:tcW w:type="dxa" w:w="2992"/>
             <w:vAlign w:val="center"/>
             <w:shd w:fill="F2F5F9"/>
             <w:tcMar>
-              <w:top w:w="80" w:type="dxa"/>
-              <w:bottom w:w="80" w:type="dxa"/>
-              <w:left w:w="100" w:type="dxa"/>
-              <w:right w:w="100" w:type="dxa"/>
+              <w:top w:w="70" w:type="dxa"/>
+              <w:bottom w:w="70" w:type="dxa"/>
+              <w:left w:w="90" w:type="dxa"/>
+              <w:right w:w="90" w:type="dxa"/>
             </w:tcMar>
           </w:tcPr>
           <w:p>
@@ -9444,14 +9461,14 @@
         </w:tc>
         <w:tc>
           <w:tcPr>
-            <w:tcW w:type="dxa" w:w="1806"/>
+            <w:tcW w:type="dxa" w:w="2992"/>
             <w:vAlign w:val="center"/>
             <w:shd w:fill="F2F5F9"/>
             <w:tcMar>
-              <w:top w:w="80" w:type="dxa"/>
-              <w:bottom w:w="80" w:type="dxa"/>
-              <w:left w:w="100" w:type="dxa"/>
-              <w:right w:w="100" w:type="dxa"/>
+              <w:top w:w="70" w:type="dxa"/>
+              <w:bottom w:w="70" w:type="dxa"/>
+              <w:left w:w="90" w:type="dxa"/>
+              <w:right w:w="90" w:type="dxa"/>
             </w:tcMar>
           </w:tcPr>
           <w:p>
@@ -9471,14 +9488,14 @@
         </w:tc>
         <w:tc>
           <w:tcPr>
-            <w:tcW w:type="dxa" w:w="1806"/>
+            <w:tcW w:type="dxa" w:w="2992"/>
             <w:vAlign w:val="center"/>
             <w:shd w:fill="F2F5F9"/>
             <w:tcMar>
-              <w:top w:w="80" w:type="dxa"/>
-              <w:bottom w:w="80" w:type="dxa"/>
-              <w:left w:w="100" w:type="dxa"/>
-              <w:right w:w="100" w:type="dxa"/>
+              <w:top w:w="70" w:type="dxa"/>
+              <w:bottom w:w="70" w:type="dxa"/>
+              <w:left w:w="90" w:type="dxa"/>
+              <w:right w:w="90" w:type="dxa"/>
             </w:tcMar>
           </w:tcPr>
           <w:p>
@@ -9498,14 +9515,14 @@
         </w:tc>
         <w:tc>
           <w:tcPr>
-            <w:tcW w:type="dxa" w:w="1806"/>
+            <w:tcW w:type="dxa" w:w="2992"/>
             <w:vAlign w:val="center"/>
             <w:shd w:fill="F2F5F9"/>
             <w:tcMar>
-              <w:top w:w="80" w:type="dxa"/>
-              <w:bottom w:w="80" w:type="dxa"/>
-              <w:left w:w="100" w:type="dxa"/>
-              <w:right w:w="100" w:type="dxa"/>
+              <w:top w:w="70" w:type="dxa"/>
+              <w:bottom w:w="70" w:type="dxa"/>
+              <w:left w:w="90" w:type="dxa"/>
+              <w:right w:w="90" w:type="dxa"/>
             </w:tcMar>
           </w:tcPr>
           <w:p>
@@ -9525,14 +9542,14 @@
         </w:tc>
         <w:tc>
           <w:tcPr>
-            <w:tcW w:type="dxa" w:w="1806"/>
+            <w:tcW w:type="dxa" w:w="2992"/>
             <w:vAlign w:val="center"/>
             <w:shd w:fill="F2F5F9"/>
             <w:tcMar>
-              <w:top w:w="80" w:type="dxa"/>
-              <w:bottom w:w="80" w:type="dxa"/>
-              <w:left w:w="100" w:type="dxa"/>
-              <w:right w:w="100" w:type="dxa"/>
+              <w:top w:w="70" w:type="dxa"/>
+              <w:bottom w:w="70" w:type="dxa"/>
+              <w:left w:w="90" w:type="dxa"/>
+              <w:right w:w="90" w:type="dxa"/>
             </w:tcMar>
           </w:tcPr>
           <w:p>
@@ -9557,14 +9574,14 @@
         </w:trPr>
         <w:tc>
           <w:tcPr>
-            <w:tcW w:type="dxa" w:w="1806"/>
+            <w:tcW w:type="dxa" w:w="2992"/>
             <w:vAlign w:val="center"/>
             <w:shd w:fill="FFFFFF"/>
             <w:tcMar>
-              <w:top w:w="80" w:type="dxa"/>
-              <w:bottom w:w="80" w:type="dxa"/>
-              <w:left w:w="100" w:type="dxa"/>
-              <w:right w:w="100" w:type="dxa"/>
+              <w:top w:w="70" w:type="dxa"/>
+              <w:bottom w:w="70" w:type="dxa"/>
+              <w:left w:w="90" w:type="dxa"/>
+              <w:right w:w="90" w:type="dxa"/>
             </w:tcMar>
           </w:tcPr>
           <w:p>
@@ -9584,14 +9601,14 @@
         </w:tc>
         <w:tc>
           <w:tcPr>
-            <w:tcW w:type="dxa" w:w="1806"/>
+            <w:tcW w:type="dxa" w:w="2992"/>
             <w:vAlign w:val="center"/>
             <w:shd w:fill="FFFFFF"/>
             <w:tcMar>
-              <w:top w:w="80" w:type="dxa"/>
-              <w:bottom w:w="80" w:type="dxa"/>
-              <w:left w:w="100" w:type="dxa"/>
-              <w:right w:w="100" w:type="dxa"/>
+              <w:top w:w="70" w:type="dxa"/>
+              <w:bottom w:w="70" w:type="dxa"/>
+              <w:left w:w="90" w:type="dxa"/>
+              <w:right w:w="90" w:type="dxa"/>
             </w:tcMar>
           </w:tcPr>
           <w:p>
@@ -9611,14 +9628,14 @@
         </w:tc>
         <w:tc>
           <w:tcPr>
-            <w:tcW w:type="dxa" w:w="1806"/>
+            <w:tcW w:type="dxa" w:w="2992"/>
             <w:vAlign w:val="center"/>
             <w:shd w:fill="FFFFFF"/>
             <w:tcMar>
-              <w:top w:w="80" w:type="dxa"/>
-              <w:bottom w:w="80" w:type="dxa"/>
-              <w:left w:w="100" w:type="dxa"/>
-              <w:right w:w="100" w:type="dxa"/>
+              <w:top w:w="70" w:type="dxa"/>
+              <w:bottom w:w="70" w:type="dxa"/>
+              <w:left w:w="90" w:type="dxa"/>
+              <w:right w:w="90" w:type="dxa"/>
             </w:tcMar>
           </w:tcPr>
           <w:p>
@@ -9638,14 +9655,14 @@
         </w:tc>
         <w:tc>
           <w:tcPr>
-            <w:tcW w:type="dxa" w:w="1806"/>
+            <w:tcW w:type="dxa" w:w="2992"/>
             <w:vAlign w:val="center"/>
             <w:shd w:fill="FFFFFF"/>
             <w:tcMar>
-              <w:top w:w="80" w:type="dxa"/>
-              <w:bottom w:w="80" w:type="dxa"/>
-              <w:left w:w="100" w:type="dxa"/>
-              <w:right w:w="100" w:type="dxa"/>
+              <w:top w:w="70" w:type="dxa"/>
+              <w:bottom w:w="70" w:type="dxa"/>
+              <w:left w:w="90" w:type="dxa"/>
+              <w:right w:w="90" w:type="dxa"/>
             </w:tcMar>
           </w:tcPr>
           <w:p>
@@ -9665,14 +9682,14 @@
         </w:tc>
         <w:tc>
           <w:tcPr>
-            <w:tcW w:type="dxa" w:w="1806"/>
+            <w:tcW w:type="dxa" w:w="2992"/>
             <w:vAlign w:val="center"/>
             <w:shd w:fill="FFFFFF"/>
             <w:tcMar>
-              <w:top w:w="80" w:type="dxa"/>
-              <w:bottom w:w="80" w:type="dxa"/>
-              <w:left w:w="100" w:type="dxa"/>
-              <w:right w:w="100" w:type="dxa"/>
+              <w:top w:w="70" w:type="dxa"/>
+              <w:bottom w:w="70" w:type="dxa"/>
+              <w:left w:w="90" w:type="dxa"/>
+              <w:right w:w="90" w:type="dxa"/>
             </w:tcMar>
           </w:tcPr>
           <w:p>
@@ -9697,14 +9714,14 @@
         </w:trPr>
         <w:tc>
           <w:tcPr>
-            <w:tcW w:type="dxa" w:w="1806"/>
+            <w:tcW w:type="dxa" w:w="2992"/>
             <w:vAlign w:val="center"/>
             <w:shd w:fill="F2F5F9"/>
             <w:tcMar>
-              <w:top w:w="80" w:type="dxa"/>
-              <w:bottom w:w="80" w:type="dxa"/>
-              <w:left w:w="100" w:type="dxa"/>
-              <w:right w:w="100" w:type="dxa"/>
+              <w:top w:w="70" w:type="dxa"/>
+              <w:bottom w:w="70" w:type="dxa"/>
+              <w:left w:w="90" w:type="dxa"/>
+              <w:right w:w="90" w:type="dxa"/>
             </w:tcMar>
           </w:tcPr>
           <w:p>
@@ -9724,14 +9741,14 @@
         </w:tc>
         <w:tc>
           <w:tcPr>
-            <w:tcW w:type="dxa" w:w="1806"/>
+            <w:tcW w:type="dxa" w:w="2992"/>
             <w:vAlign w:val="center"/>
             <w:shd w:fill="F2F5F9"/>
             <w:tcMar>
-              <w:top w:w="80" w:type="dxa"/>
-              <w:bottom w:w="80" w:type="dxa"/>
-              <w:left w:w="100" w:type="dxa"/>
-              <w:right w:w="100" w:type="dxa"/>
+              <w:top w:w="70" w:type="dxa"/>
+              <w:bottom w:w="70" w:type="dxa"/>
+              <w:left w:w="90" w:type="dxa"/>
+              <w:right w:w="90" w:type="dxa"/>
             </w:tcMar>
           </w:tcPr>
           <w:p>
@@ -9751,14 +9768,14 @@
         </w:tc>
         <w:tc>
           <w:tcPr>
-            <w:tcW w:type="dxa" w:w="1806"/>
+            <w:tcW w:type="dxa" w:w="2992"/>
             <w:vAlign w:val="center"/>
             <w:shd w:fill="F2F5F9"/>
             <w:tcMar>
-              <w:top w:w="80" w:type="dxa"/>
-              <w:bottom w:w="80" w:type="dxa"/>
-              <w:left w:w="100" w:type="dxa"/>
-              <w:right w:w="100" w:type="dxa"/>
+              <w:top w:w="70" w:type="dxa"/>
+              <w:bottom w:w="70" w:type="dxa"/>
+              <w:left w:w="90" w:type="dxa"/>
+              <w:right w:w="90" w:type="dxa"/>
             </w:tcMar>
           </w:tcPr>
           <w:p>
@@ -9778,14 +9795,14 @@
         </w:tc>
         <w:tc>
           <w:tcPr>
-            <w:tcW w:type="dxa" w:w="1806"/>
+            <w:tcW w:type="dxa" w:w="2992"/>
             <w:vAlign w:val="center"/>
             <w:shd w:fill="F2F5F9"/>
             <w:tcMar>
-              <w:top w:w="80" w:type="dxa"/>
-              <w:bottom w:w="80" w:type="dxa"/>
-              <w:left w:w="100" w:type="dxa"/>
-              <w:right w:w="100" w:type="dxa"/>
+              <w:top w:w="70" w:type="dxa"/>
+              <w:bottom w:w="70" w:type="dxa"/>
+              <w:left w:w="90" w:type="dxa"/>
+              <w:right w:w="90" w:type="dxa"/>
             </w:tcMar>
           </w:tcPr>
           <w:p>
@@ -9805,14 +9822,14 @@
         </w:tc>
         <w:tc>
           <w:tcPr>
-            <w:tcW w:type="dxa" w:w="1806"/>
+            <w:tcW w:type="dxa" w:w="2992"/>
             <w:vAlign w:val="center"/>
             <w:shd w:fill="F2F5F9"/>
             <w:tcMar>
-              <w:top w:w="80" w:type="dxa"/>
-              <w:bottom w:w="80" w:type="dxa"/>
-              <w:left w:w="100" w:type="dxa"/>
-              <w:right w:w="100" w:type="dxa"/>
+              <w:top w:w="70" w:type="dxa"/>
+              <w:bottom w:w="70" w:type="dxa"/>
+              <w:left w:w="90" w:type="dxa"/>
+              <w:right w:w="90" w:type="dxa"/>
             </w:tcMar>
           </w:tcPr>
           <w:p>
@@ -9837,14 +9854,14 @@
         </w:trPr>
         <w:tc>
           <w:tcPr>
-            <w:tcW w:type="dxa" w:w="1806"/>
+            <w:tcW w:type="dxa" w:w="2992"/>
             <w:vAlign w:val="center"/>
             <w:shd w:fill="FFFFFF"/>
             <w:tcMar>
-              <w:top w:w="80" w:type="dxa"/>
-              <w:bottom w:w="80" w:type="dxa"/>
-              <w:left w:w="100" w:type="dxa"/>
-              <w:right w:w="100" w:type="dxa"/>
+              <w:top w:w="70" w:type="dxa"/>
+              <w:bottom w:w="70" w:type="dxa"/>
+              <w:left w:w="90" w:type="dxa"/>
+              <w:right w:w="90" w:type="dxa"/>
             </w:tcMar>
           </w:tcPr>
           <w:p>
@@ -9864,14 +9881,14 @@
         </w:tc>
         <w:tc>
           <w:tcPr>
-            <w:tcW w:type="dxa" w:w="1806"/>
+            <w:tcW w:type="dxa" w:w="2992"/>
             <w:vAlign w:val="center"/>
             <w:shd w:fill="FFFFFF"/>
             <w:tcMar>
-              <w:top w:w="80" w:type="dxa"/>
-              <w:bottom w:w="80" w:type="dxa"/>
-              <w:left w:w="100" w:type="dxa"/>
-              <w:right w:w="100" w:type="dxa"/>
+              <w:top w:w="70" w:type="dxa"/>
+              <w:bottom w:w="70" w:type="dxa"/>
+              <w:left w:w="90" w:type="dxa"/>
+              <w:right w:w="90" w:type="dxa"/>
             </w:tcMar>
           </w:tcPr>
           <w:p>
@@ -9891,14 +9908,14 @@
         </w:tc>
         <w:tc>
           <w:tcPr>
-            <w:tcW w:type="dxa" w:w="1806"/>
+            <w:tcW w:type="dxa" w:w="2992"/>
             <w:vAlign w:val="center"/>
             <w:shd w:fill="FFFFFF"/>
             <w:tcMar>
-              <w:top w:w="80" w:type="dxa"/>
-              <w:bottom w:w="80" w:type="dxa"/>
-              <w:left w:w="100" w:type="dxa"/>
-              <w:right w:w="100" w:type="dxa"/>
+              <w:top w:w="70" w:type="dxa"/>
+              <w:bottom w:w="70" w:type="dxa"/>
+              <w:left w:w="90" w:type="dxa"/>
+              <w:right w:w="90" w:type="dxa"/>
             </w:tcMar>
           </w:tcPr>
           <w:p>
@@ -9918,14 +9935,14 @@
         </w:tc>
         <w:tc>
           <w:tcPr>
-            <w:tcW w:type="dxa" w:w="1806"/>
+            <w:tcW w:type="dxa" w:w="2992"/>
             <w:vAlign w:val="center"/>
             <w:shd w:fill="FFFFFF"/>
             <w:tcMar>
-              <w:top w:w="80" w:type="dxa"/>
-              <w:bottom w:w="80" w:type="dxa"/>
-              <w:left w:w="100" w:type="dxa"/>
-              <w:right w:w="100" w:type="dxa"/>
+              <w:top w:w="70" w:type="dxa"/>
+              <w:bottom w:w="70" w:type="dxa"/>
+              <w:left w:w="90" w:type="dxa"/>
+              <w:right w:w="90" w:type="dxa"/>
             </w:tcMar>
           </w:tcPr>
           <w:p>
@@ -9945,14 +9962,14 @@
         </w:tc>
         <w:tc>
           <w:tcPr>
-            <w:tcW w:type="dxa" w:w="1806"/>
+            <w:tcW w:type="dxa" w:w="2992"/>
             <w:vAlign w:val="center"/>
             <w:shd w:fill="FFFFFF"/>
             <w:tcMar>
-              <w:top w:w="80" w:type="dxa"/>
-              <w:bottom w:w="80" w:type="dxa"/>
-              <w:left w:w="100" w:type="dxa"/>
-              <w:right w:w="100" w:type="dxa"/>
+              <w:top w:w="70" w:type="dxa"/>
+              <w:bottom w:w="70" w:type="dxa"/>
+              <w:left w:w="90" w:type="dxa"/>
+              <w:right w:w="90" w:type="dxa"/>
             </w:tcMar>
           </w:tcPr>
           <w:p>
@@ -9977,14 +9994,14 @@
         </w:trPr>
         <w:tc>
           <w:tcPr>
-            <w:tcW w:type="dxa" w:w="1806"/>
+            <w:tcW w:type="dxa" w:w="2992"/>
             <w:vAlign w:val="center"/>
             <w:shd w:fill="F2F5F9"/>
             <w:tcMar>
-              <w:top w:w="80" w:type="dxa"/>
-              <w:bottom w:w="80" w:type="dxa"/>
-              <w:left w:w="100" w:type="dxa"/>
-              <w:right w:w="100" w:type="dxa"/>
+              <w:top w:w="70" w:type="dxa"/>
+              <w:bottom w:w="70" w:type="dxa"/>
+              <w:left w:w="90" w:type="dxa"/>
+              <w:right w:w="90" w:type="dxa"/>
             </w:tcMar>
           </w:tcPr>
           <w:p>
@@ -10004,14 +10021,14 @@
         </w:tc>
         <w:tc>
           <w:tcPr>
-            <w:tcW w:type="dxa" w:w="1806"/>
+            <w:tcW w:type="dxa" w:w="2992"/>
             <w:vAlign w:val="center"/>
             <w:shd w:fill="F2F5F9"/>
             <w:tcMar>
-              <w:top w:w="80" w:type="dxa"/>
-              <w:bottom w:w="80" w:type="dxa"/>
-              <w:left w:w="100" w:type="dxa"/>
-              <w:right w:w="100" w:type="dxa"/>
+              <w:top w:w="70" w:type="dxa"/>
+              <w:bottom w:w="70" w:type="dxa"/>
+              <w:left w:w="90" w:type="dxa"/>
+              <w:right w:w="90" w:type="dxa"/>
             </w:tcMar>
           </w:tcPr>
           <w:p>
@@ -10031,14 +10048,14 @@
         </w:tc>
         <w:tc>
           <w:tcPr>
-            <w:tcW w:type="dxa" w:w="1806"/>
+            <w:tcW w:type="dxa" w:w="2992"/>
             <w:vAlign w:val="center"/>
             <w:shd w:fill="F2F5F9"/>
             <w:tcMar>
-              <w:top w:w="80" w:type="dxa"/>
-              <w:bottom w:w="80" w:type="dxa"/>
-              <w:left w:w="100" w:type="dxa"/>
-              <w:right w:w="100" w:type="dxa"/>
+              <w:top w:w="70" w:type="dxa"/>
+              <w:bottom w:w="70" w:type="dxa"/>
+              <w:left w:w="90" w:type="dxa"/>
+              <w:right w:w="90" w:type="dxa"/>
             </w:tcMar>
           </w:tcPr>
           <w:p>
@@ -10058,14 +10075,14 @@
         </w:tc>
         <w:tc>
           <w:tcPr>
-            <w:tcW w:type="dxa" w:w="1806"/>
+            <w:tcW w:type="dxa" w:w="2992"/>
             <w:vAlign w:val="center"/>
             <w:shd w:fill="F2F5F9"/>
             <w:tcMar>
-              <w:top w:w="80" w:type="dxa"/>
-              <w:bottom w:w="80" w:type="dxa"/>
-              <w:left w:w="100" w:type="dxa"/>
-              <w:right w:w="100" w:type="dxa"/>
+              <w:top w:w="70" w:type="dxa"/>
+              <w:bottom w:w="70" w:type="dxa"/>
+              <w:left w:w="90" w:type="dxa"/>
+              <w:right w:w="90" w:type="dxa"/>
             </w:tcMar>
           </w:tcPr>
           <w:p>
@@ -10085,14 +10102,14 @@
         </w:tc>
         <w:tc>
           <w:tcPr>
-            <w:tcW w:type="dxa" w:w="1806"/>
+            <w:tcW w:type="dxa" w:w="2992"/>
             <w:vAlign w:val="center"/>
             <w:shd w:fill="F2F5F9"/>
             <w:tcMar>
-              <w:top w:w="80" w:type="dxa"/>
-              <w:bottom w:w="80" w:type="dxa"/>
-              <w:left w:w="100" w:type="dxa"/>
-              <w:right w:w="100" w:type="dxa"/>
+              <w:top w:w="70" w:type="dxa"/>
+              <w:bottom w:w="70" w:type="dxa"/>
+              <w:left w:w="90" w:type="dxa"/>
+              <w:right w:w="90" w:type="dxa"/>
             </w:tcMar>
           </w:tcPr>
           <w:p>
@@ -10117,14 +10134,14 @@
         </w:trPr>
         <w:tc>
           <w:tcPr>
-            <w:tcW w:type="dxa" w:w="1806"/>
+            <w:tcW w:type="dxa" w:w="2992"/>
             <w:vAlign w:val="center"/>
             <w:shd w:fill="FFFFFF"/>
             <w:tcMar>
-              <w:top w:w="80" w:type="dxa"/>
-              <w:bottom w:w="80" w:type="dxa"/>
-              <w:left w:w="100" w:type="dxa"/>
-              <w:right w:w="100" w:type="dxa"/>
+              <w:top w:w="70" w:type="dxa"/>
+              <w:bottom w:w="70" w:type="dxa"/>
+              <w:left w:w="90" w:type="dxa"/>
+              <w:right w:w="90" w:type="dxa"/>
             </w:tcMar>
           </w:tcPr>
           <w:p>
@@ -10144,14 +10161,14 @@
         </w:tc>
         <w:tc>
           <w:tcPr>
-            <w:tcW w:type="dxa" w:w="1806"/>
+            <w:tcW w:type="dxa" w:w="2992"/>
             <w:vAlign w:val="center"/>
             <w:shd w:fill="FFFFFF"/>
             <w:tcMar>
-              <w:top w:w="80" w:type="dxa"/>
-              <w:bottom w:w="80" w:type="dxa"/>
-              <w:left w:w="100" w:type="dxa"/>
-              <w:right w:w="100" w:type="dxa"/>
+              <w:top w:w="70" w:type="dxa"/>
+              <w:bottom w:w="70" w:type="dxa"/>
+              <w:left w:w="90" w:type="dxa"/>
+              <w:right w:w="90" w:type="dxa"/>
             </w:tcMar>
           </w:tcPr>
           <w:p>
@@ -10171,14 +10188,14 @@
         </w:tc>
         <w:tc>
           <w:tcPr>
-            <w:tcW w:type="dxa" w:w="1806"/>
+            <w:tcW w:type="dxa" w:w="2992"/>
             <w:vAlign w:val="center"/>
             <w:shd w:fill="FFFFFF"/>
             <w:tcMar>
-              <w:top w:w="80" w:type="dxa"/>
-              <w:bottom w:w="80" w:type="dxa"/>
-              <w:left w:w="100" w:type="dxa"/>
-              <w:right w:w="100" w:type="dxa"/>
+              <w:top w:w="70" w:type="dxa"/>
+              <w:bottom w:w="70" w:type="dxa"/>
+              <w:left w:w="90" w:type="dxa"/>
+              <w:right w:w="90" w:type="dxa"/>
             </w:tcMar>
           </w:tcPr>
           <w:p>
@@ -10198,14 +10215,14 @@
         </w:tc>
         <w:tc>
           <w:tcPr>
-            <w:tcW w:type="dxa" w:w="1806"/>
+            <w:tcW w:type="dxa" w:w="2992"/>
             <w:vAlign w:val="center"/>
             <w:shd w:fill="FFFFFF"/>
             <w:tcMar>
-              <w:top w:w="80" w:type="dxa"/>
-              <w:bottom w:w="80" w:type="dxa"/>
-              <w:left w:w="100" w:type="dxa"/>
-              <w:right w:w="100" w:type="dxa"/>
+              <w:top w:w="70" w:type="dxa"/>
+              <w:bottom w:w="70" w:type="dxa"/>
+              <w:left w:w="90" w:type="dxa"/>
+              <w:right w:w="90" w:type="dxa"/>
             </w:tcMar>
           </w:tcPr>
           <w:p>
@@ -10225,14 +10242,14 @@
         </w:tc>
         <w:tc>
           <w:tcPr>
-            <w:tcW w:type="dxa" w:w="1806"/>
+            <w:tcW w:type="dxa" w:w="2992"/>
             <w:vAlign w:val="center"/>
             <w:shd w:fill="FFFFFF"/>
             <w:tcMar>
-              <w:top w:w="80" w:type="dxa"/>
-              <w:bottom w:w="80" w:type="dxa"/>
-              <w:left w:w="100" w:type="dxa"/>
-              <w:right w:w="100" w:type="dxa"/>
+              <w:top w:w="70" w:type="dxa"/>
+              <w:bottom w:w="70" w:type="dxa"/>
+              <w:left w:w="90" w:type="dxa"/>
+              <w:right w:w="90" w:type="dxa"/>
             </w:tcMar>
           </w:tcPr>
           <w:p>
@@ -10257,14 +10274,14 @@
         </w:trPr>
         <w:tc>
           <w:tcPr>
-            <w:tcW w:type="dxa" w:w="1806"/>
+            <w:tcW w:type="dxa" w:w="2992"/>
             <w:vAlign w:val="center"/>
             <w:shd w:fill="F2F5F9"/>
             <w:tcMar>
-              <w:top w:w="80" w:type="dxa"/>
-              <w:bottom w:w="80" w:type="dxa"/>
-              <w:left w:w="100" w:type="dxa"/>
-              <w:right w:w="100" w:type="dxa"/>
+              <w:top w:w="70" w:type="dxa"/>
+              <w:bottom w:w="70" w:type="dxa"/>
+              <w:left w:w="90" w:type="dxa"/>
+              <w:right w:w="90" w:type="dxa"/>
             </w:tcMar>
           </w:tcPr>
           <w:p>
@@ -10285,14 +10302,14 @@
         </w:tc>
         <w:tc>
           <w:tcPr>
-            <w:tcW w:type="dxa" w:w="1806"/>
+            <w:tcW w:type="dxa" w:w="2992"/>
             <w:vAlign w:val="center"/>
             <w:shd w:fill="F2F5F9"/>
             <w:tcMar>
-              <w:top w:w="80" w:type="dxa"/>
-              <w:bottom w:w="80" w:type="dxa"/>
-              <w:left w:w="100" w:type="dxa"/>
-              <w:right w:w="100" w:type="dxa"/>
+              <w:top w:w="70" w:type="dxa"/>
+              <w:bottom w:w="70" w:type="dxa"/>
+              <w:left w:w="90" w:type="dxa"/>
+              <w:right w:w="90" w:type="dxa"/>
             </w:tcMar>
           </w:tcPr>
           <w:p>
@@ -10313,14 +10330,14 @@
         </w:tc>
         <w:tc>
           <w:tcPr>
-            <w:tcW w:type="dxa" w:w="1806"/>
+            <w:tcW w:type="dxa" w:w="2992"/>
             <w:vAlign w:val="center"/>
             <w:shd w:fill="F2F5F9"/>
             <w:tcMar>
-              <w:top w:w="80" w:type="dxa"/>
-              <w:bottom w:w="80" w:type="dxa"/>
-              <w:left w:w="100" w:type="dxa"/>
-              <w:right w:w="100" w:type="dxa"/>
+              <w:top w:w="70" w:type="dxa"/>
+              <w:bottom w:w="70" w:type="dxa"/>
+              <w:left w:w="90" w:type="dxa"/>
+              <w:right w:w="90" w:type="dxa"/>
             </w:tcMar>
           </w:tcPr>
           <w:p>
@@ -10340,14 +10357,14 @@
         </w:tc>
         <w:tc>
           <w:tcPr>
-            <w:tcW w:type="dxa" w:w="1806"/>
+            <w:tcW w:type="dxa" w:w="2992"/>
             <w:vAlign w:val="center"/>
             <w:shd w:fill="F2F5F9"/>
             <w:tcMar>
-              <w:top w:w="80" w:type="dxa"/>
-              <w:bottom w:w="80" w:type="dxa"/>
-              <w:left w:w="100" w:type="dxa"/>
-              <w:right w:w="100" w:type="dxa"/>
+              <w:top w:w="70" w:type="dxa"/>
+              <w:bottom w:w="70" w:type="dxa"/>
+              <w:left w:w="90" w:type="dxa"/>
+              <w:right w:w="90" w:type="dxa"/>
             </w:tcMar>
           </w:tcPr>
           <w:p>
@@ -10368,14 +10385,14 @@
         </w:tc>
         <w:tc>
           <w:tcPr>
-            <w:tcW w:type="dxa" w:w="1806"/>
+            <w:tcW w:type="dxa" w:w="2992"/>
             <w:vAlign w:val="center"/>
             <w:shd w:fill="F2F5F9"/>
             <w:tcMar>
-              <w:top w:w="80" w:type="dxa"/>
-              <w:bottom w:w="80" w:type="dxa"/>
-              <w:left w:w="100" w:type="dxa"/>
-              <w:right w:w="100" w:type="dxa"/>
+              <w:top w:w="70" w:type="dxa"/>
+              <w:bottom w:w="70" w:type="dxa"/>
+              <w:left w:w="90" w:type="dxa"/>
+              <w:right w:w="90" w:type="dxa"/>
             </w:tcMar>
           </w:tcPr>
           <w:p>
@@ -10398,7 +10415,7 @@
     </w:tbl>
     <w:p>
       <w:pPr>
-        <w:spacing w:after="120"/>
+        <w:spacing w:after="100"/>
       </w:pPr>
     </w:p>
     <w:p>
@@ -10604,9 +10621,9 @@
       <w:r>
         <w:rPr>
           <w:color w:val="C8D2E1"/>
-          <w:sz w:val="16"/>
+          <w:sz w:val="14"/>
         </w:rPr>
-        <w:t>_________________________________________________________________________________</w:t>
+        <w:t>————————————————————————————————————————————————————————————————————————————————————————————————————————————————————————</w:t>
       </w:r>
     </w:p>
     <w:p>
@@ -10644,6 +10661,7 @@
       <w:tblPr>
         <w:tblW w:type="auto" w:w="0"/>
         <w:jc w:val="center"/>
+        <w:tblLayout w:type="fixed"/>
         <w:tblLook w:firstColumn="1" w:firstRow="1" w:lastColumn="0" w:lastRow="0" w:noHBand="0" w:noVBand="1" w:val="04A0"/>
         <w:tblBorders>
           <w:top w:val="single" w:sz="4" w:space="0" w:color="E2E8F0"/>
@@ -10655,12 +10673,12 @@
         </w:tblBorders>
       </w:tblPr>
       <w:tblGrid>
-        <w:gridCol w:w="9029"/>
+        <w:gridCol w:w="14962"/>
       </w:tblGrid>
       <w:tr>
         <w:tc>
           <w:tcPr>
-            <w:tcW w:type="dxa" w:w="9029"/>
+            <w:tcW w:type="dxa" w:w="14112"/>
             <w:shd w:fill="F8F9FA"/>
             <w:tcMar>
               <w:top w:w="100" w:type="dxa"/>
@@ -10677,7 +10695,7 @@
               <w:rPr>
                 <w:rFonts w:ascii="Consolas" w:hAnsi="Consolas"/>
                 <w:color w:val="282828"/>
-                <w:sz w:val="18"/>
+                <w:sz w:val="17"/>
               </w:rPr>
               <w:t>==============================================================================</w:t>
               <w:br/>
@@ -10746,6 +10764,7 @@
       <w:tblPr>
         <w:tblW w:type="auto" w:w="0"/>
         <w:jc w:val="center"/>
+        <w:tblLayout w:type="fixed"/>
         <w:tblLook w:firstColumn="1" w:firstRow="1" w:lastColumn="0" w:lastRow="0" w:noHBand="0" w:noVBand="1" w:val="04A0"/>
         <w:tblBorders>
           <w:top w:val="single" w:sz="4" w:space="0" w:color="E2E8F0"/>
@@ -10757,12 +10776,12 @@
         </w:tblBorders>
       </w:tblPr>
       <w:tblGrid>
-        <w:gridCol w:w="9029"/>
+        <w:gridCol w:w="14962"/>
       </w:tblGrid>
       <w:tr>
         <w:tc>
           <w:tcPr>
-            <w:tcW w:type="dxa" w:w="9029"/>
+            <w:tcW w:type="dxa" w:w="14112"/>
             <w:shd w:fill="F8F9FA"/>
             <w:tcMar>
               <w:top w:w="100" w:type="dxa"/>
@@ -10779,7 +10798,7 @@
               <w:rPr>
                 <w:rFonts w:ascii="Consolas" w:hAnsi="Consolas"/>
                 <w:color w:val="282828"/>
-                <w:sz w:val="18"/>
+                <w:sz w:val="17"/>
               </w:rPr>
               <w:t>Total occurrences of old codes (STA-01..06, STB-01..06, STC-01..06): 0 across 45 files.</w:t>
             </w:r>
@@ -10812,6 +10831,7 @@
       <w:tblPr>
         <w:tblW w:type="auto" w:w="0"/>
         <w:jc w:val="center"/>
+        <w:tblLayout w:type="fixed"/>
         <w:tblLook w:firstColumn="1" w:firstRow="1" w:lastColumn="0" w:lastRow="0" w:noHBand="0" w:noVBand="1" w:val="04A0"/>
         <w:tblBorders>
           <w:top w:val="single" w:sz="4" w:space="0" w:color="E2E8F0"/>
@@ -10823,12 +10843,12 @@
         </w:tblBorders>
       </w:tblPr>
       <w:tblGrid>
-        <w:gridCol w:w="9029"/>
+        <w:gridCol w:w="14962"/>
       </w:tblGrid>
       <w:tr>
         <w:tc>
           <w:tcPr>
-            <w:tcW w:type="dxa" w:w="9029"/>
+            <w:tcW w:type="dxa" w:w="14112"/>
             <w:shd w:fill="F8F9FA"/>
             <w:tcMar>
               <w:top w:w="100" w:type="dxa"/>
@@ -10845,7 +10865,7 @@
               <w:rPr>
                 <w:rFonts w:ascii="Consolas" w:hAnsi="Consolas"/>
                 <w:color w:val="282828"/>
-                <w:sz w:val="18"/>
+                <w:sz w:val="17"/>
               </w:rPr>
               <w:t>Auditing 45 markdown files in KURIKULUM2026_REVISI...</w:t>
               <w:br/>
@@ -10867,9 +10887,9 @@
       <w:r>
         <w:rPr>
           <w:color w:val="C8D2E1"/>
-          <w:sz w:val="16"/>
+          <w:sz w:val="14"/>
         </w:rPr>
-        <w:t>_________________________________________________________________________________</w:t>
+        <w:t>————————————————————————————————————————————————————————————————————————————————————————————————————————————————————————</w:t>
       </w:r>
     </w:p>
     <w:p>
@@ -10910,10 +10930,11 @@
       <w:r>
         <w:rPr>
           <w:rFonts w:ascii="Calibri" w:hAnsi="Calibri"/>
-          <w:color w:val="262626"/>
+          <w:color w:val="2E75B6"/>
           <w:sz w:val="21"/>
+          <w:u w:val="single"/>
         </w:rPr>
-        <w:t>[005 — Struktur Kurikulum 8 Semester &amp; Peminatan](005_STRUKTUR_KURIKULUM_8_SEMESTER_DAN_PEMINATAN.md)</w:t>
+        <w:t>005 — Struktur Kurikulum 8 Semester &amp; Peminatan</w:t>
       </w:r>
     </w:p>
     <w:p>
@@ -10924,10 +10945,11 @@
       <w:r>
         <w:rPr>
           <w:rFonts w:ascii="Calibri" w:hAnsi="Calibri"/>
-          <w:color w:val="262626"/>
+          <w:color w:val="2E75B6"/>
           <w:sz w:val="21"/>
+          <w:u w:val="single"/>
         </w:rPr>
-        <w:t>[007 — Formulasi CPMK &amp; Silabus 3-Tabel 67 MK Portofolio](007_FORMULASI_CPMK_DAN_SUB_CPMK_PORTFOLIO_LENGKAP.md)</w:t>
+        <w:t>007 — Formulasi CPMK &amp; Silabus 3-Tabel 67 MK Portofolio</w:t>
       </w:r>
     </w:p>
     <w:p>
@@ -10938,10 +10960,11 @@
       <w:r>
         <w:rPr>
           <w:rFonts w:ascii="Calibri" w:hAnsi="Calibri"/>
-          <w:color w:val="262626"/>
+          <w:color w:val="2E75B6"/>
           <w:sz w:val="21"/>
+          <w:u w:val="single"/>
         </w:rPr>
-        <w:t>[024 — Matriks Ekivalensi Kurikulum 2025 ke Kurikulum 2026](024_MATRIKS_EKIVALENSI_KURIKULUM2025_KE_KURIKULUM2026.md)</w:t>
+        <w:t>024 — Matriks Ekivalensi Kurikulum 2025 ke Kurikulum 2026</w:t>
       </w:r>
     </w:p>
     <w:p>
@@ -10952,10 +10975,11 @@
       <w:r>
         <w:rPr>
           <w:rFonts w:ascii="Calibri" w:hAnsi="Calibri"/>
-          <w:color w:val="262626"/>
+          <w:color w:val="2E75B6"/>
           <w:sz w:val="21"/>
+          <w:u w:val="single"/>
         </w:rPr>
-        <w:t>[035 — Restrukturisasi Kode MK Peminatan (STA, STB, STC) Berbasis Semester](035_RESTRUKTURISASI_KODE_MK_PEMINATAN_STA_STB_STC.md)</w:t>
+        <w:t>035 — Restrukturisasi Kode MK Peminatan (STA, STB, STC) Berbasis Semester</w:t>
       </w:r>
     </w:p>
     <w:p>
@@ -10966,10 +10990,11 @@
       <w:r>
         <w:rPr>
           <w:rFonts w:ascii="Calibri" w:hAnsi="Calibri"/>
-          <w:color w:val="262626"/>
+          <w:color w:val="2E75B6"/>
           <w:sz w:val="21"/>
+          <w:u w:val="single"/>
         </w:rPr>
-        <w:t>[036 — Dev Report &amp; Dev Log Restrukturisasi Kode MK Peminatan](036_DEV_REPORT_DAN_LOG_RESTRUKTURISASI_KODE_PEMINATAN.md)</w:t>
+        <w:t>036 — Dev Report &amp; Dev Log Restrukturisasi Kode MK Peminatan</w:t>
       </w:r>
     </w:p>
     <w:p>
@@ -10980,10 +11005,11 @@
       <w:r>
         <w:rPr>
           <w:rFonts w:ascii="Calibri" w:hAnsi="Calibri"/>
-          <w:color w:val="262626"/>
+          <w:color w:val="2E75B6"/>
           <w:sz w:val="21"/>
+          <w:u w:val="single"/>
         </w:rPr>
-        <w:t>[BUKU_KURIKULUM_OBE_SISTEKIN_2026_FINAL.md](BUKU_KURIKULUM_OBE_SISTEKIN_2026_FINAL.md)</w:t>
+        <w:t>BUKU_KURIKULUM_OBE_SISTEKIN_2026_FINAL.md</w:t>
       </w:r>
     </w:p>
     <w:p>
@@ -11085,7 +11111,24 @@
           <w:color w:val="262626"/>
           <w:sz w:val="21"/>
         </w:rPr>
-        <w:t>Portal web [index.html](index.html) dengan menu navigasi terintegrasi.</w:t>
+        <w:t xml:space="preserve">Portal web </w:t>
+      </w:r>
+      <w:r>
+        <w:rPr>
+          <w:rFonts w:ascii="Calibri" w:hAnsi="Calibri"/>
+          <w:color w:val="2E75B6"/>
+          <w:sz w:val="21"/>
+          <w:u w:val="single"/>
+        </w:rPr>
+        <w:t>index.html</w:t>
+      </w:r>
+      <w:r>
+        <w:rPr>
+          <w:rFonts w:ascii="Calibri" w:hAnsi="Calibri"/>
+          <w:color w:val="262626"/>
+          <w:sz w:val="21"/>
+        </w:rPr>
+        <w:t xml:space="preserve"> dengan menu navigasi terintegrasi.</w:t>
       </w:r>
     </w:p>
     <w:p>
@@ -11095,9 +11138,9 @@
       <w:r>
         <w:rPr>
           <w:color w:val="C8D2E1"/>
-          <w:sz w:val="16"/>
+          <w:sz w:val="14"/>
         </w:rPr>
-        <w:t>_________________________________________________________________________________</w:t>
+        <w:t>————————————————————————————————————————————————————————————————————————————————————————————————————————————————————————</w:t>
       </w:r>
     </w:p>
     <w:p>
@@ -11129,13 +11172,53 @@
       </w:r>
     </w:p>
     <w:sectPr>
-      <w:pgSz w:w="11909" w:h="16834"/>
-      <w:pgMar w:top="1440" w:right="1440" w:bottom="1440" w:left="1440" w:header="720" w:footer="720" w:gutter="0"/>
+      <w:headerReference w:type="default" r:id="rId9"/>
+      <w:footerReference w:type="default" r:id="rId10"/>
+      <w:pgSz w:w="16834" w:h="11909" w:orient="landscape"/>
+      <w:pgMar w:top="936" w:right="936" w:bottom="936" w:left="936" w:header="720" w:footer="720" w:gutter="0"/>
       <w:cols w:space="720"/>
       <w:docGrid w:linePitch="360"/>
     </w:sectPr>
   </w:body>
 </w:document>
+</file>
+
+<file path=word/footer1.xml><?xml version="1.0" encoding="utf-8"?>
+<w:ftr xmlns:m="http://schemas.openxmlformats.org/officeDocument/2006/math" xmlns:mc="http://schemas.openxmlformats.org/markup-compatibility/2006" xmlns:mo="http://schemas.microsoft.com/office/mac/office/2008/main" xmlns:mv="urn:schemas-microsoft-com:mac:vml" xmlns:o="urn:schemas-microsoft-com:office:office" xmlns:r="http://schemas.openxmlformats.org/officeDocument/2006/relationships" xmlns:v="urn:schemas-microsoft-com:vml" xmlns:w10="urn:schemas-microsoft-com:office:word" xmlns:w14="http://schemas.microsoft.com/office/word/2010/wordml" xmlns:w="http://schemas.openxmlformats.org/wordprocessingml/2006/main" xmlns:wne="http://schemas.microsoft.com/office/word/2006/wordml" xmlns:wp14="http://schemas.microsoft.com/office/word/2010/wordprocessingDrawing" xmlns:wp="http://schemas.openxmlformats.org/drawingml/2006/wordprocessingDrawing" xmlns:wpc="http://schemas.microsoft.com/office/word/2010/wordprocessingCanvas" xmlns:wpg="http://schemas.microsoft.com/office/word/2010/wordprocessingGroup" xmlns:wpi="http://schemas.microsoft.com/office/word/2010/wordprocessingInk" xmlns:wps="http://schemas.microsoft.com/office/word/2010/wordprocessingShape" mc:Ignorable="w14 wp14">
+  <w:p>
+    <w:pPr>
+      <w:pStyle w:val="Footer"/>
+      <w:jc w:val="left"/>
+    </w:pPr>
+    <w:r>
+      <w:rPr>
+        <w:rFonts w:ascii="Calibri" w:hAnsi="Calibri"/>
+        <w:color w:val="646464"/>
+        <w:sz w:val="17"/>
+      </w:rPr>
+      <w:t>Buku Kurikulum KPT-OBE SISTEKIN 2026  |  FSTI Universitas Widyagama Malang</w:t>
+    </w:r>
+  </w:p>
+</w:ftr>
+</file>
+
+<file path=word/header1.xml><?xml version="1.0" encoding="utf-8"?>
+<w:hdr xmlns:m="http://schemas.openxmlformats.org/officeDocument/2006/math" xmlns:mc="http://schemas.openxmlformats.org/markup-compatibility/2006" xmlns:mo="http://schemas.microsoft.com/office/mac/office/2008/main" xmlns:mv="urn:schemas-microsoft-com:mac:vml" xmlns:o="urn:schemas-microsoft-com:office:office" xmlns:r="http://schemas.openxmlformats.org/officeDocument/2006/relationships" xmlns:v="urn:schemas-microsoft-com:vml" xmlns:w10="urn:schemas-microsoft-com:office:word" xmlns:w14="http://schemas.microsoft.com/office/word/2010/wordml" xmlns:w="http://schemas.openxmlformats.org/wordprocessingml/2006/main" xmlns:wne="http://schemas.microsoft.com/office/word/2006/wordml" xmlns:wp14="http://schemas.microsoft.com/office/word/2010/wordprocessingDrawing" xmlns:wp="http://schemas.openxmlformats.org/drawingml/2006/wordprocessingDrawing" xmlns:wpc="http://schemas.microsoft.com/office/word/2010/wordprocessingCanvas" xmlns:wpg="http://schemas.microsoft.com/office/word/2010/wordprocessingGroup" xmlns:wpi="http://schemas.microsoft.com/office/word/2010/wordprocessingInk" xmlns:wps="http://schemas.microsoft.com/office/word/2010/wordprocessingShape" mc:Ignorable="w14 wp14">
+  <w:p>
+    <w:pPr>
+      <w:pStyle w:val="Header"/>
+      <w:jc w:val="right"/>
+    </w:pPr>
+    <w:r>
+      <w:rPr>
+        <w:rFonts w:ascii="Calibri" w:hAnsi="Calibri"/>
+        <w:color w:val="646464"/>
+        <w:sz w:val="17"/>
+      </w:rPr>
+      <w:t>PROGRAM STUDI SISTEM DAN TEKNOLOGI INFORMASI (SISTEKIN) — FSTI UWG</w:t>
+    </w:r>
+  </w:p>
+</w:hdr>
 </file>
 
 <file path=word/numbering.xml><?xml version="1.0" encoding="utf-8"?>
